--- a/02_Quy_trinh/nga-quy-trinh-quan-ly-kho.docx
+++ b/02_Quy_trinh/nga-quy-trinh-quan-ly-kho.docx
@@ -3,95 +3,185 @@
 <w:document xmlns:wpc="http://schemas.microsoft.com/office/word/2010/wordprocessingCanvas" xmlns:cx="http://schemas.microsoft.com/office/drawing/2014/chartex" xmlns:cx1="http://schemas.microsoft.com/office/drawing/2015/9/8/chartex" xmlns:cx2="http://schemas.microsoft.com/office/drawing/2015/10/21/chartex" xmlns:cx3="http://schemas.microsoft.com/office/drawing/2016/5/9/chartex" xmlns:cx4="http://schemas.microsoft.com/office/drawing/2016/5/10/chartex" xmlns:cx5="http://schemas.microsoft.com/office/drawing/2016/5/11/chartex" xmlns:cx6="http://schemas.microsoft.com/office/drawing/2016/5/12/chartex" xmlns:cx7="http://schemas.microsoft.com/office/drawing/2016/5/13/chartex" xmlns:cx8="http://schemas.microsoft.com/office/drawing/2016/5/14/chartex" xmlns:mc="http://schemas.openxmlformats.org/markup-compatibility/2006" xmlns:aink="http://schemas.microsoft.com/office/drawing/2016/ink" xmlns:am3d="http://schemas.microsoft.com/office/drawing/2017/model3d" xmlns:o="urn:schemas-microsoft-com:office:office" xmlns:oel="http://schemas.microsoft.com/office/2019/extlst" xmlns:r="http://schemas.openxmlformats.org/officeDocument/2006/relationships" xmlns:m="http://schemas.openxmlformats.org/officeDocument/2006/math" xmlns:v="urn:schemas-microsoft-com:vml" xmlns:wp14="http://schemas.microsoft.com/office/word/2010/wordprocessingDrawing" xmlns:wp="http://schemas.openxmlformats.org/drawingml/2006/wordprocessingDrawing" xmlns:w10="urn:schemas-microsoft-com:office:word" xmlns:w="http://schemas.openxmlformats.org/wordprocessingml/2006/main" xmlns:w14="http://schemas.microsoft.com/office/word/2010/wordml" xmlns:w15="http://schemas.microsoft.com/office/word/2012/wordml" xmlns:w16cex="http://schemas.microsoft.com/office/word/2018/wordml/cex" xmlns:w16cid="http://schemas.microsoft.com/office/word/2016/wordml/cid" xmlns:w16="http://schemas.microsoft.com/office/word/2018/wordml" xmlns:w16sdtdh="http://schemas.microsoft.com/office/word/2020/wordml/sdtdatahash" xmlns:w16se="http://schemas.microsoft.com/office/word/2015/wordml/symex" xmlns:wpg="http://schemas.microsoft.com/office/word/2010/wordprocessingGroup" xmlns:wpi="http://schemas.microsoft.com/office/word/2010/wordprocessingInk" xmlns:wne="http://schemas.microsoft.com/office/word/2006/wordml" xmlns:wps="http://schemas.microsoft.com/office/word/2010/wordprocessingShape" mc:Ignorable="w14 w15 w16se w16cid w16 w16cex w16sdtdh wp14">
   <w:body>
     <w:p>
+      <w:pPr>
+        <w:rPr>
+          <w:color w:val="000000" w:themeColor="text1"/>
+        </w:rPr>
+      </w:pPr>
       <w:r>
+        <w:rPr>
+          <w:color w:val="000000" w:themeColor="text1"/>
+        </w:rPr>
         <w:t>Quy trình quản lý kho</w:t>
       </w:r>
     </w:p>
     <w:p>
+      <w:pPr>
+        <w:rPr>
+          <w:color w:val="000000" w:themeColor="text1"/>
+        </w:rPr>
+      </w:pPr>
       <w:r>
+        <w:rPr>
+          <w:color w:val="000000" w:themeColor="text1"/>
+        </w:rPr>
         <w:t xml:space="preserve">1. Mô tả quy trình                  </w:t>
       </w:r>
     </w:p>
     <w:p>
+      <w:pPr>
+        <w:rPr>
+          <w:color w:val="000000" w:themeColor="text1"/>
+        </w:rPr>
+      </w:pPr>
       <w:r>
         <w:rPr>
+          <w:color w:val="000000" w:themeColor="text1"/>
           <w:lang w:val="vi-VN"/>
         </w:rPr>
         <w:t>2</w:t>
       </w:r>
       <w:r>
+        <w:rPr>
+          <w:color w:val="000000" w:themeColor="text1"/>
+        </w:rPr>
         <w:t xml:space="preserve">. Phân tích định tính              </w:t>
       </w:r>
     </w:p>
     <w:p>
+      <w:pPr>
+        <w:rPr>
+          <w:color w:val="000000" w:themeColor="text1"/>
+        </w:rPr>
+      </w:pPr>
       <w:r>
+        <w:rPr>
+          <w:color w:val="000000" w:themeColor="text1"/>
+        </w:rPr>
         <w:t xml:space="preserve">    </w:t>
       </w:r>
       <w:r>
         <w:rPr>
+          <w:color w:val="000000" w:themeColor="text1"/>
           <w:lang w:val="vi-VN"/>
         </w:rPr>
         <w:t>2</w:t>
       </w:r>
       <w:r>
+        <w:rPr>
+          <w:color w:val="000000" w:themeColor="text1"/>
+        </w:rPr>
         <w:t xml:space="preserve">.1. Phân tích giá trị gia tăng     </w:t>
       </w:r>
     </w:p>
     <w:p>
+      <w:pPr>
+        <w:rPr>
+          <w:color w:val="000000" w:themeColor="text1"/>
+        </w:rPr>
+      </w:pPr>
       <w:r>
+        <w:rPr>
+          <w:color w:val="000000" w:themeColor="text1"/>
+        </w:rPr>
         <w:t xml:space="preserve">    </w:t>
       </w:r>
       <w:r>
         <w:rPr>
+          <w:color w:val="000000" w:themeColor="text1"/>
           <w:lang w:val="vi-VN"/>
         </w:rPr>
         <w:t>2</w:t>
       </w:r>
       <w:r>
+        <w:rPr>
+          <w:color w:val="000000" w:themeColor="text1"/>
+        </w:rPr>
         <w:t xml:space="preserve">.2. Phân tích lãng phí </w:t>
       </w:r>
     </w:p>
     <w:p>
+      <w:pPr>
+        <w:rPr>
+          <w:color w:val="000000" w:themeColor="text1"/>
+        </w:rPr>
+      </w:pPr>
       <w:r>
         <w:rPr>
+          <w:color w:val="000000" w:themeColor="text1"/>
           <w:lang w:val="vi-VN"/>
         </w:rPr>
         <w:t>3</w:t>
       </w:r>
       <w:r>
+        <w:rPr>
+          <w:color w:val="000000" w:themeColor="text1"/>
+        </w:rPr>
         <w:t xml:space="preserve">. Phân tích định lượng             </w:t>
       </w:r>
     </w:p>
     <w:p>
+      <w:pPr>
+        <w:rPr>
+          <w:color w:val="000000" w:themeColor="text1"/>
+        </w:rPr>
+      </w:pPr>
       <w:r>
+        <w:rPr>
+          <w:color w:val="000000" w:themeColor="text1"/>
+        </w:rPr>
         <w:t xml:space="preserve">    </w:t>
       </w:r>
       <w:r>
         <w:rPr>
+          <w:color w:val="000000" w:themeColor="text1"/>
           <w:lang w:val="vi-VN"/>
         </w:rPr>
         <w:t>3</w:t>
       </w:r>
       <w:r>
+        <w:rPr>
+          <w:color w:val="000000" w:themeColor="text1"/>
+        </w:rPr>
         <w:t xml:space="preserve">.1. Thời gian </w:t>
       </w:r>
     </w:p>
     <w:p>
+      <w:pPr>
+        <w:rPr>
+          <w:color w:val="000000" w:themeColor="text1"/>
+        </w:rPr>
+      </w:pPr>
       <w:r>
+        <w:rPr>
+          <w:color w:val="000000" w:themeColor="text1"/>
+        </w:rPr>
         <w:t xml:space="preserve">    </w:t>
       </w:r>
       <w:r>
         <w:rPr>
+          <w:color w:val="000000" w:themeColor="text1"/>
           <w:lang w:val="vi-VN"/>
         </w:rPr>
         <w:t>3</w:t>
       </w:r>
       <w:r>
+        <w:rPr>
+          <w:color w:val="000000" w:themeColor="text1"/>
+        </w:rPr>
         <w:t>.2. Chi phí</w:t>
       </w:r>
     </w:p>
     <w:p>
+      <w:pPr>
+        <w:rPr>
+          <w:color w:val="000000" w:themeColor="text1"/>
+        </w:rPr>
+      </w:pPr>
       <w:r>
+        <w:rPr>
+          <w:color w:val="000000" w:themeColor="text1"/>
+        </w:rPr>
         <w:br w:type="page"/>
       </w:r>
     </w:p>
@@ -103,6 +193,7 @@
           <w:rFonts w:ascii="Times New Roman" w:eastAsia="Times New Roman" w:hAnsi="Times New Roman" w:cs="Times New Roman"/>
           <w:b/>
           <w:bCs/>
+          <w:color w:val="000000" w:themeColor="text1"/>
           <w:kern w:val="36"/>
           <w:sz w:val="48"/>
           <w:szCs w:val="48"/>
@@ -114,6 +205,7 @@
           <w:rFonts w:ascii="Times New Roman" w:eastAsia="Times New Roman" w:hAnsi="Times New Roman" w:cs="Times New Roman"/>
           <w:b/>
           <w:bCs/>
+          <w:color w:val="000000" w:themeColor="text1"/>
           <w:kern w:val="36"/>
           <w:sz w:val="48"/>
           <w:szCs w:val="48"/>
@@ -131,6 +223,7 @@
           <w:rFonts w:ascii="Times New Roman" w:eastAsia="Times New Roman" w:hAnsi="Times New Roman" w:cs="Times New Roman"/>
           <w:b/>
           <w:bCs/>
+          <w:color w:val="000000" w:themeColor="text1"/>
           <w:kern w:val="36"/>
           <w:sz w:val="48"/>
           <w:szCs w:val="48"/>
@@ -146,6 +239,7 @@
           <w:rFonts w:ascii="Times New Roman" w:eastAsia="Times New Roman" w:hAnsi="Times New Roman" w:cs="Times New Roman"/>
           <w:b/>
           <w:bCs/>
+          <w:color w:val="000000" w:themeColor="text1"/>
           <w:kern w:val="0"/>
           <w:sz w:val="36"/>
           <w:szCs w:val="36"/>
@@ -157,6 +251,7 @@
           <w:rFonts w:ascii="Times New Roman" w:eastAsia="Times New Roman" w:hAnsi="Times New Roman" w:cs="Times New Roman"/>
           <w:b/>
           <w:bCs/>
+          <w:color w:val="000000" w:themeColor="text1"/>
           <w:kern w:val="0"/>
           <w:sz w:val="36"/>
           <w:szCs w:val="36"/>
@@ -172,6 +267,7 @@
           <w:rFonts w:ascii="Times New Roman" w:eastAsia="Times New Roman" w:hAnsi="Times New Roman" w:cs="Times New Roman"/>
           <w:b/>
           <w:bCs/>
+          <w:color w:val="000000" w:themeColor="text1"/>
           <w:kern w:val="0"/>
           <w:sz w:val="28"/>
           <w:szCs w:val="28"/>
@@ -183,6 +279,7 @@
           <w:rFonts w:ascii="Times New Roman" w:hAnsi="Times New Roman" w:cs="Times New Roman"/>
           <w:b/>
           <w:bCs/>
+          <w:color w:val="000000" w:themeColor="text1"/>
           <w:sz w:val="28"/>
           <w:szCs w:val="28"/>
         </w:rPr>
@@ -200,6 +297,7 @@
           <w:rFonts w:ascii="Times New Roman" w:eastAsia="Times New Roman" w:hAnsi="Times New Roman" w:cs="Times New Roman"/>
           <w:b/>
           <w:bCs/>
+          <w:color w:val="000000" w:themeColor="text1"/>
           <w:kern w:val="0"/>
           <w:sz w:val="26"/>
           <w:szCs w:val="26"/>
@@ -212,6 +310,7 @@
           <w:rFonts w:ascii="Times New Roman" w:eastAsia="Times New Roman" w:hAnsi="Times New Roman" w:cs="Times New Roman"/>
           <w:b/>
           <w:bCs/>
+          <w:color w:val="000000" w:themeColor="text1"/>
           <w:kern w:val="0"/>
           <w:sz w:val="26"/>
           <w:szCs w:val="26"/>
@@ -228,6 +327,7 @@
           <w:rFonts w:ascii="Times New Roman" w:eastAsia="Times New Roman" w:hAnsi="Times New Roman" w:cs="Times New Roman"/>
           <w:b/>
           <w:bCs/>
+          <w:color w:val="000000" w:themeColor="text1"/>
           <w:kern w:val="0"/>
           <w:sz w:val="26"/>
           <w:szCs w:val="26"/>
@@ -240,17 +340,18 @@
           <w:rFonts w:ascii="Times New Roman" w:eastAsia="Times New Roman" w:hAnsi="Times New Roman" w:cs="Times New Roman"/>
           <w:b/>
           <w:bCs/>
-          <w:noProof/>
+          <w:color w:val="000000" w:themeColor="text1"/>
           <w:kern w:val="0"/>
           <w:sz w:val="26"/>
           <w:szCs w:val="26"/>
           <w:lang w:val="vi-VN"/>
+          <w14:ligatures w14:val="none"/>
         </w:rPr>
         <w:drawing>
-          <wp:inline distT="0" distB="0" distL="0" distR="0">
-            <wp:extent cx="5943600" cy="971550"/>
-            <wp:effectExtent l="0" t="0" r="0" b="6350"/>
-            <wp:docPr id="524654972" name="Picture 2"/>
+          <wp:inline distT="0" distB="0" distL="0" distR="0" wp14:anchorId="62267890" wp14:editId="41E58E57">
+            <wp:extent cx="5943600" cy="715010"/>
+            <wp:effectExtent l="0" t="0" r="0" b="0"/>
+            <wp:docPr id="1988267302" name="Picture 1"/>
             <wp:cNvGraphicFramePr>
               <a:graphicFrameLocks xmlns:a="http://schemas.openxmlformats.org/drawingml/2006/main" noChangeAspect="1"/>
             </wp:cNvGraphicFramePr>
@@ -258,17 +359,11 @@
               <a:graphicData uri="http://schemas.openxmlformats.org/drawingml/2006/picture">
                 <pic:pic xmlns:pic="http://schemas.openxmlformats.org/drawingml/2006/picture">
                   <pic:nvPicPr>
-                    <pic:cNvPr id="524654972" name="Picture 524654972"/>
+                    <pic:cNvPr id="1988267302" name=""/>
                     <pic:cNvPicPr/>
                   </pic:nvPicPr>
                   <pic:blipFill>
-                    <a:blip r:embed="rId6" cstate="print">
-                      <a:extLst>
-                        <a:ext uri="{28A0092B-C50C-407E-A947-70E740481C1C}">
-                          <a14:useLocalDpi xmlns:a14="http://schemas.microsoft.com/office/drawing/2010/main" val="0"/>
-                        </a:ext>
-                      </a:extLst>
-                    </a:blip>
+                    <a:blip r:embed="rId6"/>
                     <a:stretch>
                       <a:fillRect/>
                     </a:stretch>
@@ -276,7 +371,7 @@
                   <pic:spPr>
                     <a:xfrm>
                       <a:off x="0" y="0"/>
-                      <a:ext cx="5943600" cy="971550"/>
+                      <a:ext cx="5943600" cy="715010"/>
                     </a:xfrm>
                     <a:prstGeom prst="rect">
                       <a:avLst/>
@@ -301,6 +396,7 @@
           <w:rFonts w:ascii="Times New Roman" w:eastAsia="Times New Roman" w:hAnsi="Times New Roman" w:cs="Times New Roman"/>
           <w:b/>
           <w:bCs/>
+          <w:color w:val="000000" w:themeColor="text1"/>
           <w:kern w:val="0"/>
           <w:lang w:val="vi-VN"/>
           <w14:ligatures w14:val="none"/>
@@ -311,6 +407,7 @@
           <w:rFonts w:ascii="Times New Roman" w:eastAsia="Times New Roman" w:hAnsi="Times New Roman" w:cs="Times New Roman"/>
           <w:b/>
           <w:bCs/>
+          <w:color w:val="000000" w:themeColor="text1"/>
           <w:kern w:val="0"/>
           <w:lang w:val="vi-VN"/>
           <w14:ligatures w14:val="none"/>
@@ -323,6 +420,7 @@
         <w:spacing w:before="100" w:beforeAutospacing="1" w:after="100" w:afterAutospacing="1"/>
         <w:rPr>
           <w:rFonts w:ascii="Times New Roman" w:eastAsia="Times New Roman" w:hAnsi="Times New Roman" w:cs="Times New Roman"/>
+          <w:color w:val="000000" w:themeColor="text1"/>
           <w:kern w:val="0"/>
           <w14:ligatures w14:val="none"/>
         </w:rPr>
@@ -330,6 +428,7 @@
       <w:r>
         <w:rPr>
           <w:rFonts w:ascii="Times New Roman" w:eastAsia="Times New Roman" w:hAnsi="Times New Roman" w:cs="Times New Roman"/>
+          <w:color w:val="000000" w:themeColor="text1"/>
           <w:kern w:val="0"/>
           <w14:ligatures w14:val="none"/>
         </w:rPr>
@@ -345,6 +444,7 @@
         <w:spacing w:before="100" w:beforeAutospacing="1" w:after="100" w:afterAutospacing="1"/>
         <w:rPr>
           <w:rFonts w:ascii="Times New Roman" w:eastAsia="Times New Roman" w:hAnsi="Times New Roman" w:cs="Times New Roman"/>
+          <w:color w:val="000000" w:themeColor="text1"/>
           <w:kern w:val="0"/>
           <w14:ligatures w14:val="none"/>
         </w:rPr>
@@ -354,6 +454,7 @@
           <w:rFonts w:ascii="Times New Roman" w:eastAsia="Times New Roman" w:hAnsi="Times New Roman" w:cs="Times New Roman"/>
           <w:b/>
           <w:bCs/>
+          <w:color w:val="000000" w:themeColor="text1"/>
           <w:kern w:val="0"/>
           <w14:ligatures w14:val="none"/>
         </w:rPr>
@@ -362,6 +463,7 @@
       <w:r>
         <w:rPr>
           <w:rFonts w:ascii="Times New Roman" w:eastAsia="Times New Roman" w:hAnsi="Times New Roman" w:cs="Times New Roman"/>
+          <w:color w:val="000000" w:themeColor="text1"/>
           <w:kern w:val="0"/>
           <w14:ligatures w14:val="none"/>
         </w:rPr>
@@ -377,6 +479,7 @@
         <w:spacing w:before="100" w:beforeAutospacing="1" w:after="100" w:afterAutospacing="1"/>
         <w:rPr>
           <w:rFonts w:ascii="Times New Roman" w:eastAsia="Times New Roman" w:hAnsi="Times New Roman" w:cs="Times New Roman"/>
+          <w:color w:val="000000" w:themeColor="text1"/>
           <w:kern w:val="0"/>
           <w14:ligatures w14:val="none"/>
         </w:rPr>
@@ -386,6 +489,7 @@
           <w:rFonts w:ascii="Times New Roman" w:eastAsia="Times New Roman" w:hAnsi="Times New Roman" w:cs="Times New Roman"/>
           <w:b/>
           <w:bCs/>
+          <w:color w:val="000000" w:themeColor="text1"/>
           <w:kern w:val="0"/>
           <w14:ligatures w14:val="none"/>
         </w:rPr>
@@ -401,6 +505,7 @@
         <w:spacing w:before="100" w:beforeAutospacing="1" w:after="100" w:afterAutospacing="1"/>
         <w:rPr>
           <w:rFonts w:ascii="Times New Roman" w:eastAsia="Times New Roman" w:hAnsi="Times New Roman" w:cs="Times New Roman"/>
+          <w:color w:val="000000" w:themeColor="text1"/>
           <w:kern w:val="0"/>
           <w14:ligatures w14:val="none"/>
         </w:rPr>
@@ -410,6 +515,7 @@
           <w:rFonts w:ascii="Times New Roman" w:eastAsia="Times New Roman" w:hAnsi="Times New Roman" w:cs="Times New Roman"/>
           <w:b/>
           <w:bCs/>
+          <w:color w:val="000000" w:themeColor="text1"/>
           <w:kern w:val="0"/>
           <w14:ligatures w14:val="none"/>
         </w:rPr>
@@ -418,6 +524,7 @@
       <w:r>
         <w:rPr>
           <w:rFonts w:ascii="Times New Roman" w:eastAsia="Times New Roman" w:hAnsi="Times New Roman" w:cs="Times New Roman"/>
+          <w:color w:val="000000" w:themeColor="text1"/>
           <w:kern w:val="0"/>
           <w14:ligatures w14:val="none"/>
         </w:rPr>
@@ -433,6 +540,7 @@
         <w:spacing w:before="100" w:beforeAutospacing="1" w:after="100" w:afterAutospacing="1"/>
         <w:rPr>
           <w:rFonts w:ascii="Times New Roman" w:eastAsia="Times New Roman" w:hAnsi="Times New Roman" w:cs="Times New Roman"/>
+          <w:color w:val="000000" w:themeColor="text1"/>
           <w:kern w:val="0"/>
           <w14:ligatures w14:val="none"/>
         </w:rPr>
@@ -442,6 +550,7 @@
           <w:rFonts w:ascii="Times New Roman" w:eastAsia="Times New Roman" w:hAnsi="Times New Roman" w:cs="Times New Roman"/>
           <w:b/>
           <w:bCs/>
+          <w:color w:val="000000" w:themeColor="text1"/>
           <w:kern w:val="0"/>
           <w14:ligatures w14:val="none"/>
         </w:rPr>
@@ -450,6 +559,7 @@
       <w:r>
         <w:rPr>
           <w:rFonts w:ascii="Times New Roman" w:eastAsia="Times New Roman" w:hAnsi="Times New Roman" w:cs="Times New Roman"/>
+          <w:color w:val="000000" w:themeColor="text1"/>
           <w:kern w:val="0"/>
           <w14:ligatures w14:val="none"/>
         </w:rPr>
@@ -465,6 +575,7 @@
         <w:spacing w:before="100" w:beforeAutospacing="1" w:after="100" w:afterAutospacing="1"/>
         <w:rPr>
           <w:rFonts w:ascii="Times New Roman" w:eastAsia="Times New Roman" w:hAnsi="Times New Roman" w:cs="Times New Roman"/>
+          <w:color w:val="000000" w:themeColor="text1"/>
           <w:kern w:val="0"/>
           <w14:ligatures w14:val="none"/>
         </w:rPr>
@@ -474,6 +585,7 @@
           <w:rFonts w:ascii="Times New Roman" w:eastAsia="Times New Roman" w:hAnsi="Times New Roman" w:cs="Times New Roman"/>
           <w:b/>
           <w:bCs/>
+          <w:color w:val="000000" w:themeColor="text1"/>
           <w:kern w:val="0"/>
           <w14:ligatures w14:val="none"/>
         </w:rPr>
@@ -482,6 +594,7 @@
       <w:r>
         <w:rPr>
           <w:rFonts w:ascii="Times New Roman" w:eastAsia="Times New Roman" w:hAnsi="Times New Roman" w:cs="Times New Roman"/>
+          <w:color w:val="000000" w:themeColor="text1"/>
           <w:kern w:val="0"/>
           <w14:ligatures w14:val="none"/>
         </w:rPr>
@@ -497,6 +610,7 @@
         <w:spacing w:before="100" w:beforeAutospacing="1" w:after="100" w:afterAutospacing="1"/>
         <w:rPr>
           <w:rFonts w:ascii="Times New Roman" w:eastAsia="Times New Roman" w:hAnsi="Times New Roman" w:cs="Times New Roman"/>
+          <w:color w:val="000000" w:themeColor="text1"/>
           <w:kern w:val="0"/>
           <w14:ligatures w14:val="none"/>
         </w:rPr>
@@ -506,6 +620,7 @@
           <w:rFonts w:ascii="Times New Roman" w:eastAsia="Times New Roman" w:hAnsi="Times New Roman" w:cs="Times New Roman"/>
           <w:b/>
           <w:bCs/>
+          <w:color w:val="000000" w:themeColor="text1"/>
           <w:kern w:val="0"/>
           <w14:ligatures w14:val="none"/>
         </w:rPr>
@@ -514,6 +629,7 @@
       <w:r>
         <w:rPr>
           <w:rFonts w:ascii="Times New Roman" w:eastAsia="Times New Roman" w:hAnsi="Times New Roman" w:cs="Times New Roman"/>
+          <w:color w:val="000000" w:themeColor="text1"/>
           <w:kern w:val="0"/>
           <w14:ligatures w14:val="none"/>
         </w:rPr>
@@ -529,6 +645,7 @@
         <w:spacing w:before="100" w:beforeAutospacing="1" w:after="100" w:afterAutospacing="1"/>
         <w:rPr>
           <w:rFonts w:ascii="Times New Roman" w:eastAsia="Times New Roman" w:hAnsi="Times New Roman" w:cs="Times New Roman"/>
+          <w:color w:val="000000" w:themeColor="text1"/>
           <w:kern w:val="0"/>
           <w14:ligatures w14:val="none"/>
         </w:rPr>
@@ -538,6 +655,7 @@
           <w:rFonts w:ascii="Times New Roman" w:eastAsia="Times New Roman" w:hAnsi="Times New Roman" w:cs="Times New Roman"/>
           <w:b/>
           <w:bCs/>
+          <w:color w:val="000000" w:themeColor="text1"/>
           <w:kern w:val="0"/>
           <w14:ligatures w14:val="none"/>
         </w:rPr>
@@ -546,6 +664,7 @@
       <w:r>
         <w:rPr>
           <w:rFonts w:ascii="Times New Roman" w:eastAsia="Times New Roman" w:hAnsi="Times New Roman" w:cs="Times New Roman"/>
+          <w:color w:val="000000" w:themeColor="text1"/>
           <w:kern w:val="0"/>
           <w14:ligatures w14:val="none"/>
         </w:rPr>
@@ -561,6 +680,7 @@
         <w:spacing w:before="100" w:beforeAutospacing="1" w:after="100" w:afterAutospacing="1"/>
         <w:rPr>
           <w:rFonts w:ascii="Times New Roman" w:eastAsia="Times New Roman" w:hAnsi="Times New Roman" w:cs="Times New Roman"/>
+          <w:color w:val="000000" w:themeColor="text1"/>
           <w:kern w:val="0"/>
           <w14:ligatures w14:val="none"/>
         </w:rPr>
@@ -570,6 +690,7 @@
           <w:rFonts w:ascii="Times New Roman" w:eastAsia="Times New Roman" w:hAnsi="Times New Roman" w:cs="Times New Roman"/>
           <w:b/>
           <w:bCs/>
+          <w:color w:val="000000" w:themeColor="text1"/>
           <w:kern w:val="0"/>
           <w14:ligatures w14:val="none"/>
         </w:rPr>
@@ -578,6 +699,7 @@
       <w:r>
         <w:rPr>
           <w:rFonts w:ascii="Times New Roman" w:eastAsia="Times New Roman" w:hAnsi="Times New Roman" w:cs="Times New Roman"/>
+          <w:color w:val="000000" w:themeColor="text1"/>
           <w:kern w:val="0"/>
           <w14:ligatures w14:val="none"/>
         </w:rPr>
@@ -593,6 +715,7 @@
         <w:spacing w:before="100" w:beforeAutospacing="1" w:after="100" w:afterAutospacing="1"/>
         <w:rPr>
           <w:rFonts w:ascii="Times New Roman" w:eastAsia="Times New Roman" w:hAnsi="Times New Roman" w:cs="Times New Roman"/>
+          <w:color w:val="000000" w:themeColor="text1"/>
           <w:kern w:val="0"/>
           <w14:ligatures w14:val="none"/>
         </w:rPr>
@@ -602,6 +725,7 @@
           <w:rFonts w:ascii="Times New Roman" w:eastAsia="Times New Roman" w:hAnsi="Times New Roman" w:cs="Times New Roman"/>
           <w:b/>
           <w:bCs/>
+          <w:color w:val="000000" w:themeColor="text1"/>
           <w:kern w:val="0"/>
           <w14:ligatures w14:val="none"/>
         </w:rPr>
@@ -617,6 +741,7 @@
         <w:spacing w:before="100" w:beforeAutospacing="1" w:after="100" w:afterAutospacing="1"/>
         <w:rPr>
           <w:rFonts w:ascii="Times New Roman" w:eastAsia="Times New Roman" w:hAnsi="Times New Roman" w:cs="Times New Roman"/>
+          <w:color w:val="000000" w:themeColor="text1"/>
           <w:kern w:val="0"/>
           <w14:ligatures w14:val="none"/>
         </w:rPr>
@@ -626,6 +751,7 @@
           <w:rFonts w:ascii="Times New Roman" w:eastAsia="Times New Roman" w:hAnsi="Times New Roman" w:cs="Times New Roman"/>
           <w:b/>
           <w:bCs/>
+          <w:color w:val="000000" w:themeColor="text1"/>
           <w:kern w:val="0"/>
           <w14:ligatures w14:val="none"/>
         </w:rPr>
@@ -634,6 +760,7 @@
       <w:r>
         <w:rPr>
           <w:rFonts w:ascii="Times New Roman" w:eastAsia="Times New Roman" w:hAnsi="Times New Roman" w:cs="Times New Roman"/>
+          <w:color w:val="000000" w:themeColor="text1"/>
           <w:kern w:val="0"/>
           <w14:ligatures w14:val="none"/>
         </w:rPr>
@@ -649,6 +776,7 @@
         <w:spacing w:before="100" w:beforeAutospacing="1" w:after="100" w:afterAutospacing="1"/>
         <w:rPr>
           <w:rFonts w:ascii="Times New Roman" w:eastAsia="Times New Roman" w:hAnsi="Times New Roman" w:cs="Times New Roman"/>
+          <w:color w:val="000000" w:themeColor="text1"/>
           <w:kern w:val="0"/>
           <w14:ligatures w14:val="none"/>
         </w:rPr>
@@ -658,6 +786,7 @@
           <w:rFonts w:ascii="Times New Roman" w:eastAsia="Times New Roman" w:hAnsi="Times New Roman" w:cs="Times New Roman"/>
           <w:b/>
           <w:bCs/>
+          <w:color w:val="000000" w:themeColor="text1"/>
           <w:kern w:val="0"/>
           <w14:ligatures w14:val="none"/>
         </w:rPr>
@@ -666,6 +795,7 @@
       <w:r>
         <w:rPr>
           <w:rFonts w:ascii="Times New Roman" w:eastAsia="Times New Roman" w:hAnsi="Times New Roman" w:cs="Times New Roman"/>
+          <w:color w:val="000000" w:themeColor="text1"/>
           <w:kern w:val="0"/>
           <w14:ligatures w14:val="none"/>
         </w:rPr>
@@ -681,6 +811,7 @@
         <w:spacing w:before="100" w:beforeAutospacing="1" w:after="100" w:afterAutospacing="1"/>
         <w:rPr>
           <w:rFonts w:ascii="Times New Roman" w:eastAsia="Times New Roman" w:hAnsi="Times New Roman" w:cs="Times New Roman"/>
+          <w:color w:val="000000" w:themeColor="text1"/>
           <w:kern w:val="0"/>
           <w14:ligatures w14:val="none"/>
         </w:rPr>
@@ -690,6 +821,7 @@
           <w:rFonts w:ascii="Times New Roman" w:eastAsia="Times New Roman" w:hAnsi="Times New Roman" w:cs="Times New Roman"/>
           <w:b/>
           <w:bCs/>
+          <w:color w:val="000000" w:themeColor="text1"/>
           <w:kern w:val="0"/>
           <w14:ligatures w14:val="none"/>
         </w:rPr>
@@ -705,6 +837,7 @@
         <w:spacing w:before="100" w:beforeAutospacing="1" w:after="100" w:afterAutospacing="1"/>
         <w:rPr>
           <w:rFonts w:ascii="Times New Roman" w:eastAsia="Times New Roman" w:hAnsi="Times New Roman" w:cs="Times New Roman"/>
+          <w:color w:val="000000" w:themeColor="text1"/>
           <w:kern w:val="0"/>
           <w14:ligatures w14:val="none"/>
         </w:rPr>
@@ -714,6 +847,7 @@
           <w:rFonts w:ascii="Times New Roman" w:eastAsia="Times New Roman" w:hAnsi="Times New Roman" w:cs="Times New Roman"/>
           <w:b/>
           <w:bCs/>
+          <w:color w:val="000000" w:themeColor="text1"/>
           <w:kern w:val="0"/>
           <w14:ligatures w14:val="none"/>
         </w:rPr>
@@ -722,6 +856,7 @@
       <w:r>
         <w:rPr>
           <w:rFonts w:ascii="Times New Roman" w:eastAsia="Times New Roman" w:hAnsi="Times New Roman" w:cs="Times New Roman"/>
+          <w:color w:val="000000" w:themeColor="text1"/>
           <w:kern w:val="0"/>
           <w14:ligatures w14:val="none"/>
         </w:rPr>
@@ -737,6 +872,7 @@
         <w:spacing w:before="100" w:beforeAutospacing="1" w:after="100" w:afterAutospacing="1"/>
         <w:rPr>
           <w:rFonts w:ascii="Times New Roman" w:eastAsia="Times New Roman" w:hAnsi="Times New Roman" w:cs="Times New Roman"/>
+          <w:color w:val="000000" w:themeColor="text1"/>
           <w:kern w:val="0"/>
           <w14:ligatures w14:val="none"/>
         </w:rPr>
@@ -746,6 +882,7 @@
           <w:rFonts w:ascii="Times New Roman" w:eastAsia="Times New Roman" w:hAnsi="Times New Roman" w:cs="Times New Roman"/>
           <w:b/>
           <w:bCs/>
+          <w:color w:val="000000" w:themeColor="text1"/>
           <w:kern w:val="0"/>
           <w14:ligatures w14:val="none"/>
         </w:rPr>
@@ -754,6 +891,7 @@
       <w:r>
         <w:rPr>
           <w:rFonts w:ascii="Times New Roman" w:eastAsia="Times New Roman" w:hAnsi="Times New Roman" w:cs="Times New Roman"/>
+          <w:color w:val="000000" w:themeColor="text1"/>
           <w:kern w:val="0"/>
           <w14:ligatures w14:val="none"/>
         </w:rPr>
@@ -769,6 +907,7 @@
         <w:spacing w:before="100" w:beforeAutospacing="1" w:after="100" w:afterAutospacing="1"/>
         <w:rPr>
           <w:rFonts w:ascii="Times New Roman" w:eastAsia="Times New Roman" w:hAnsi="Times New Roman" w:cs="Times New Roman"/>
+          <w:color w:val="000000" w:themeColor="text1"/>
           <w:kern w:val="0"/>
           <w14:ligatures w14:val="none"/>
         </w:rPr>
@@ -778,6 +917,7 @@
           <w:rFonts w:ascii="Times New Roman" w:eastAsia="Times New Roman" w:hAnsi="Times New Roman" w:cs="Times New Roman"/>
           <w:b/>
           <w:bCs/>
+          <w:color w:val="000000" w:themeColor="text1"/>
           <w:kern w:val="0"/>
           <w14:ligatures w14:val="none"/>
         </w:rPr>
@@ -786,6 +926,7 @@
       <w:r>
         <w:rPr>
           <w:rFonts w:ascii="Times New Roman" w:eastAsia="Times New Roman" w:hAnsi="Times New Roman" w:cs="Times New Roman"/>
+          <w:color w:val="000000" w:themeColor="text1"/>
           <w:kern w:val="0"/>
           <w14:ligatures w14:val="none"/>
         </w:rPr>
@@ -801,6 +942,7 @@
         <w:spacing w:before="100" w:beforeAutospacing="1" w:after="100" w:afterAutospacing="1"/>
         <w:rPr>
           <w:rFonts w:ascii="Times New Roman" w:eastAsia="Times New Roman" w:hAnsi="Times New Roman" w:cs="Times New Roman"/>
+          <w:color w:val="000000" w:themeColor="text1"/>
           <w:kern w:val="0"/>
           <w14:ligatures w14:val="none"/>
         </w:rPr>
@@ -810,6 +952,7 @@
           <w:rFonts w:ascii="Times New Roman" w:eastAsia="Times New Roman" w:hAnsi="Times New Roman" w:cs="Times New Roman"/>
           <w:b/>
           <w:bCs/>
+          <w:color w:val="000000" w:themeColor="text1"/>
           <w:kern w:val="0"/>
           <w14:ligatures w14:val="none"/>
         </w:rPr>
@@ -825,6 +968,7 @@
         <w:spacing w:before="100" w:beforeAutospacing="1" w:after="100" w:afterAutospacing="1"/>
         <w:rPr>
           <w:rFonts w:ascii="Times New Roman" w:eastAsia="Times New Roman" w:hAnsi="Times New Roman" w:cs="Times New Roman"/>
+          <w:color w:val="000000" w:themeColor="text1"/>
           <w:kern w:val="0"/>
           <w14:ligatures w14:val="none"/>
         </w:rPr>
@@ -834,6 +978,7 @@
           <w:rFonts w:ascii="Times New Roman" w:eastAsia="Times New Roman" w:hAnsi="Times New Roman" w:cs="Times New Roman"/>
           <w:b/>
           <w:bCs/>
+          <w:color w:val="000000" w:themeColor="text1"/>
           <w:kern w:val="0"/>
           <w14:ligatures w14:val="none"/>
         </w:rPr>
@@ -842,6 +987,7 @@
       <w:r>
         <w:rPr>
           <w:rFonts w:ascii="Times New Roman" w:eastAsia="Times New Roman" w:hAnsi="Times New Roman" w:cs="Times New Roman"/>
+          <w:color w:val="000000" w:themeColor="text1"/>
           <w:kern w:val="0"/>
           <w14:ligatures w14:val="none"/>
         </w:rPr>
@@ -857,6 +1003,7 @@
         <w:spacing w:before="100" w:beforeAutospacing="1" w:after="100" w:afterAutospacing="1"/>
         <w:rPr>
           <w:rFonts w:ascii="Times New Roman" w:eastAsia="Times New Roman" w:hAnsi="Times New Roman" w:cs="Times New Roman"/>
+          <w:color w:val="000000" w:themeColor="text1"/>
           <w:kern w:val="0"/>
           <w14:ligatures w14:val="none"/>
         </w:rPr>
@@ -866,6 +1013,7 @@
           <w:rFonts w:ascii="Times New Roman" w:eastAsia="Times New Roman" w:hAnsi="Times New Roman" w:cs="Times New Roman"/>
           <w:b/>
           <w:bCs/>
+          <w:color w:val="000000" w:themeColor="text1"/>
           <w:kern w:val="0"/>
           <w14:ligatures w14:val="none"/>
         </w:rPr>
@@ -874,6 +1022,7 @@
       <w:r>
         <w:rPr>
           <w:rFonts w:ascii="Times New Roman" w:eastAsia="Times New Roman" w:hAnsi="Times New Roman" w:cs="Times New Roman"/>
+          <w:color w:val="000000" w:themeColor="text1"/>
           <w:kern w:val="0"/>
           <w14:ligatures w14:val="none"/>
         </w:rPr>
@@ -889,6 +1038,7 @@
         <w:spacing w:before="100" w:beforeAutospacing="1" w:after="100" w:afterAutospacing="1"/>
         <w:rPr>
           <w:rFonts w:ascii="Times New Roman" w:eastAsia="Times New Roman" w:hAnsi="Times New Roman" w:cs="Times New Roman"/>
+          <w:color w:val="000000" w:themeColor="text1"/>
           <w:kern w:val="0"/>
           <w14:ligatures w14:val="none"/>
         </w:rPr>
@@ -898,15 +1048,16 @@
           <w:rFonts w:ascii="Times New Roman" w:eastAsia="Times New Roman" w:hAnsi="Times New Roman" w:cs="Times New Roman"/>
           <w:b/>
           <w:bCs/>
+          <w:color w:val="000000" w:themeColor="text1"/>
           <w:kern w:val="0"/>
           <w14:ligatures w14:val="none"/>
         </w:rPr>
-        <w:lastRenderedPageBreak/>
         <w:t>Tiếp nhận hàng:</w:t>
       </w:r>
       <w:r>
         <w:rPr>
           <w:rFonts w:ascii="Times New Roman" w:eastAsia="Times New Roman" w:hAnsi="Times New Roman" w:cs="Times New Roman"/>
+          <w:color w:val="000000" w:themeColor="text1"/>
           <w:kern w:val="0"/>
           <w14:ligatures w14:val="none"/>
         </w:rPr>
@@ -922,6 +1073,7 @@
         <w:spacing w:before="100" w:beforeAutospacing="1" w:after="100" w:afterAutospacing="1"/>
         <w:rPr>
           <w:rFonts w:ascii="Times New Roman" w:eastAsia="Times New Roman" w:hAnsi="Times New Roman" w:cs="Times New Roman"/>
+          <w:color w:val="000000" w:themeColor="text1"/>
           <w:kern w:val="0"/>
           <w14:ligatures w14:val="none"/>
         </w:rPr>
@@ -931,9 +1083,11 @@
           <w:rFonts w:ascii="Times New Roman" w:eastAsia="Times New Roman" w:hAnsi="Times New Roman" w:cs="Times New Roman"/>
           <w:b/>
           <w:bCs/>
+          <w:color w:val="000000" w:themeColor="text1"/>
           <w:kern w:val="0"/>
           <w14:ligatures w14:val="none"/>
         </w:rPr>
+        <w:lastRenderedPageBreak/>
         <w:t>Số lượng và bao bì đạt yêu cầu?</w:t>
       </w:r>
     </w:p>
@@ -946,6 +1100,7 @@
         <w:spacing w:before="100" w:beforeAutospacing="1" w:after="100" w:afterAutospacing="1"/>
         <w:rPr>
           <w:rFonts w:ascii="Times New Roman" w:eastAsia="Times New Roman" w:hAnsi="Times New Roman" w:cs="Times New Roman"/>
+          <w:color w:val="000000" w:themeColor="text1"/>
           <w:kern w:val="0"/>
           <w14:ligatures w14:val="none"/>
         </w:rPr>
@@ -955,6 +1110,7 @@
           <w:rFonts w:ascii="Times New Roman" w:eastAsia="Times New Roman" w:hAnsi="Times New Roman" w:cs="Times New Roman"/>
           <w:b/>
           <w:bCs/>
+          <w:color w:val="000000" w:themeColor="text1"/>
           <w:kern w:val="0"/>
           <w14:ligatures w14:val="none"/>
         </w:rPr>
@@ -963,6 +1119,7 @@
       <w:r>
         <w:rPr>
           <w:rFonts w:ascii="Times New Roman" w:eastAsia="Times New Roman" w:hAnsi="Times New Roman" w:cs="Times New Roman"/>
+          <w:color w:val="000000" w:themeColor="text1"/>
           <w:kern w:val="0"/>
           <w14:ligatures w14:val="none"/>
         </w:rPr>
@@ -978,6 +1135,7 @@
         <w:spacing w:before="100" w:beforeAutospacing="1" w:after="100" w:afterAutospacing="1"/>
         <w:rPr>
           <w:rFonts w:ascii="Times New Roman" w:eastAsia="Times New Roman" w:hAnsi="Times New Roman" w:cs="Times New Roman"/>
+          <w:color w:val="000000" w:themeColor="text1"/>
           <w:kern w:val="0"/>
           <w14:ligatures w14:val="none"/>
         </w:rPr>
@@ -987,6 +1145,7 @@
           <w:rFonts w:ascii="Times New Roman" w:eastAsia="Times New Roman" w:hAnsi="Times New Roman" w:cs="Times New Roman"/>
           <w:b/>
           <w:bCs/>
+          <w:color w:val="000000" w:themeColor="text1"/>
           <w:kern w:val="0"/>
           <w14:ligatures w14:val="none"/>
         </w:rPr>
@@ -995,6 +1154,7 @@
       <w:r>
         <w:rPr>
           <w:rFonts w:ascii="Times New Roman" w:eastAsia="Times New Roman" w:hAnsi="Times New Roman" w:cs="Times New Roman"/>
+          <w:color w:val="000000" w:themeColor="text1"/>
           <w:kern w:val="0"/>
           <w14:ligatures w14:val="none"/>
         </w:rPr>
@@ -1010,6 +1170,7 @@
         <w:spacing w:before="100" w:beforeAutospacing="1" w:after="100" w:afterAutospacing="1"/>
         <w:rPr>
           <w:rFonts w:ascii="Times New Roman" w:eastAsia="Times New Roman" w:hAnsi="Times New Roman" w:cs="Times New Roman"/>
+          <w:color w:val="000000" w:themeColor="text1"/>
           <w:kern w:val="0"/>
           <w14:ligatures w14:val="none"/>
         </w:rPr>
@@ -1019,6 +1180,7 @@
           <w:rFonts w:ascii="Times New Roman" w:eastAsia="Times New Roman" w:hAnsi="Times New Roman" w:cs="Times New Roman"/>
           <w:b/>
           <w:bCs/>
+          <w:color w:val="000000" w:themeColor="text1"/>
           <w:kern w:val="0"/>
           <w14:ligatures w14:val="none"/>
         </w:rPr>
@@ -1027,6 +1189,7 @@
       <w:r>
         <w:rPr>
           <w:rFonts w:ascii="Times New Roman" w:eastAsia="Times New Roman" w:hAnsi="Times New Roman" w:cs="Times New Roman"/>
+          <w:color w:val="000000" w:themeColor="text1"/>
           <w:kern w:val="0"/>
           <w14:ligatures w14:val="none"/>
         </w:rPr>
@@ -1042,6 +1205,7 @@
         <w:spacing w:before="100" w:beforeAutospacing="1" w:after="100" w:afterAutospacing="1"/>
         <w:rPr>
           <w:rFonts w:ascii="Times New Roman" w:eastAsia="Times New Roman" w:hAnsi="Times New Roman" w:cs="Times New Roman"/>
+          <w:color w:val="000000" w:themeColor="text1"/>
           <w:kern w:val="0"/>
           <w14:ligatures w14:val="none"/>
         </w:rPr>
@@ -1051,6 +1215,7 @@
           <w:rFonts w:ascii="Times New Roman" w:eastAsia="Times New Roman" w:hAnsi="Times New Roman" w:cs="Times New Roman"/>
           <w:b/>
           <w:bCs/>
+          <w:color w:val="000000" w:themeColor="text1"/>
           <w:kern w:val="0"/>
           <w14:ligatures w14:val="none"/>
         </w:rPr>
@@ -1066,6 +1231,7 @@
         <w:spacing w:before="100" w:beforeAutospacing="1" w:after="100" w:afterAutospacing="1"/>
         <w:rPr>
           <w:rFonts w:ascii="Times New Roman" w:eastAsia="Times New Roman" w:hAnsi="Times New Roman" w:cs="Times New Roman"/>
+          <w:color w:val="000000" w:themeColor="text1"/>
           <w:kern w:val="0"/>
           <w14:ligatures w14:val="none"/>
         </w:rPr>
@@ -1075,6 +1241,7 @@
           <w:rFonts w:ascii="Times New Roman" w:eastAsia="Times New Roman" w:hAnsi="Times New Roman" w:cs="Times New Roman"/>
           <w:b/>
           <w:bCs/>
+          <w:color w:val="000000" w:themeColor="text1"/>
           <w:kern w:val="0"/>
           <w14:ligatures w14:val="none"/>
         </w:rPr>
@@ -1083,6 +1250,7 @@
       <w:r>
         <w:rPr>
           <w:rFonts w:ascii="Times New Roman" w:eastAsia="Times New Roman" w:hAnsi="Times New Roman" w:cs="Times New Roman"/>
+          <w:color w:val="000000" w:themeColor="text1"/>
           <w:kern w:val="0"/>
           <w14:ligatures w14:val="none"/>
         </w:rPr>
@@ -1098,6 +1266,7 @@
         <w:spacing w:before="100" w:beforeAutospacing="1" w:after="100" w:afterAutospacing="1"/>
         <w:rPr>
           <w:rFonts w:ascii="Times New Roman" w:eastAsia="Times New Roman" w:hAnsi="Times New Roman" w:cs="Times New Roman"/>
+          <w:color w:val="000000" w:themeColor="text1"/>
           <w:kern w:val="0"/>
           <w14:ligatures w14:val="none"/>
         </w:rPr>
@@ -1107,6 +1276,7 @@
           <w:rFonts w:ascii="Times New Roman" w:eastAsia="Times New Roman" w:hAnsi="Times New Roman" w:cs="Times New Roman"/>
           <w:b/>
           <w:bCs/>
+          <w:color w:val="000000" w:themeColor="text1"/>
           <w:kern w:val="0"/>
           <w14:ligatures w14:val="none"/>
         </w:rPr>
@@ -1115,6 +1285,7 @@
       <w:r>
         <w:rPr>
           <w:rFonts w:ascii="Times New Roman" w:eastAsia="Times New Roman" w:hAnsi="Times New Roman" w:cs="Times New Roman"/>
+          <w:color w:val="000000" w:themeColor="text1"/>
           <w:kern w:val="0"/>
           <w14:ligatures w14:val="none"/>
         </w:rPr>
@@ -1130,6 +1301,7 @@
         <w:spacing w:before="100" w:beforeAutospacing="1" w:after="100" w:afterAutospacing="1"/>
         <w:rPr>
           <w:rFonts w:ascii="Times New Roman" w:eastAsia="Times New Roman" w:hAnsi="Times New Roman" w:cs="Times New Roman"/>
+          <w:color w:val="000000" w:themeColor="text1"/>
           <w:kern w:val="0"/>
           <w14:ligatures w14:val="none"/>
         </w:rPr>
@@ -1139,6 +1311,7 @@
           <w:rFonts w:ascii="Times New Roman" w:eastAsia="Times New Roman" w:hAnsi="Times New Roman" w:cs="Times New Roman"/>
           <w:b/>
           <w:bCs/>
+          <w:color w:val="000000" w:themeColor="text1"/>
           <w:kern w:val="0"/>
           <w14:ligatures w14:val="none"/>
         </w:rPr>
@@ -1147,6 +1320,7 @@
       <w:r>
         <w:rPr>
           <w:rFonts w:ascii="Times New Roman" w:eastAsia="Times New Roman" w:hAnsi="Times New Roman" w:cs="Times New Roman"/>
+          <w:color w:val="000000" w:themeColor="text1"/>
           <w:kern w:val="0"/>
           <w14:ligatures w14:val="none"/>
         </w:rPr>
@@ -1162,6 +1336,7 @@
         <w:spacing w:before="100" w:beforeAutospacing="1" w:after="100" w:afterAutospacing="1"/>
         <w:rPr>
           <w:rFonts w:ascii="Times New Roman" w:eastAsia="Times New Roman" w:hAnsi="Times New Roman" w:cs="Times New Roman"/>
+          <w:color w:val="000000" w:themeColor="text1"/>
           <w:kern w:val="0"/>
           <w14:ligatures w14:val="none"/>
         </w:rPr>
@@ -1169,6 +1344,7 @@
       <w:r>
         <w:rPr>
           <w:rFonts w:ascii="Times New Roman" w:eastAsia="Times New Roman" w:hAnsi="Times New Roman" w:cs="Times New Roman"/>
+          <w:color w:val="000000" w:themeColor="text1"/>
           <w:kern w:val="0"/>
           <w14:ligatures w14:val="none"/>
         </w:rPr>
@@ -1184,6 +1360,7 @@
         <w:spacing w:before="100" w:beforeAutospacing="1" w:after="100" w:afterAutospacing="1"/>
         <w:rPr>
           <w:rFonts w:ascii="Times New Roman" w:eastAsia="Times New Roman" w:hAnsi="Times New Roman" w:cs="Times New Roman"/>
+          <w:color w:val="000000" w:themeColor="text1"/>
           <w:kern w:val="0"/>
           <w14:ligatures w14:val="none"/>
         </w:rPr>
@@ -1191,6 +1368,7 @@
       <w:r>
         <w:rPr>
           <w:rFonts w:ascii="Times New Roman" w:eastAsia="Times New Roman" w:hAnsi="Times New Roman" w:cs="Times New Roman"/>
+          <w:color w:val="000000" w:themeColor="text1"/>
           <w:kern w:val="0"/>
           <w14:ligatures w14:val="none"/>
         </w:rPr>
@@ -1206,6 +1384,7 @@
         <w:spacing w:before="100" w:beforeAutospacing="1" w:after="100" w:afterAutospacing="1"/>
         <w:rPr>
           <w:rFonts w:ascii="Times New Roman" w:eastAsia="Times New Roman" w:hAnsi="Times New Roman" w:cs="Times New Roman"/>
+          <w:color w:val="000000" w:themeColor="text1"/>
           <w:kern w:val="0"/>
           <w14:ligatures w14:val="none"/>
         </w:rPr>
@@ -1213,6 +1392,7 @@
       <w:r>
         <w:rPr>
           <w:rFonts w:ascii="Times New Roman" w:eastAsia="Times New Roman" w:hAnsi="Times New Roman" w:cs="Times New Roman"/>
+          <w:color w:val="000000" w:themeColor="text1"/>
           <w:kern w:val="0"/>
           <w14:ligatures w14:val="none"/>
         </w:rPr>
@@ -1228,6 +1408,7 @@
         <w:spacing w:before="100" w:beforeAutospacing="1" w:after="100" w:afterAutospacing="1"/>
         <w:rPr>
           <w:rFonts w:ascii="Times New Roman" w:eastAsia="Times New Roman" w:hAnsi="Times New Roman" w:cs="Times New Roman"/>
+          <w:color w:val="000000" w:themeColor="text1"/>
           <w:kern w:val="0"/>
           <w14:ligatures w14:val="none"/>
         </w:rPr>
@@ -1235,6 +1416,7 @@
       <w:r>
         <w:rPr>
           <w:rFonts w:ascii="Times New Roman" w:eastAsia="Times New Roman" w:hAnsi="Times New Roman" w:cs="Times New Roman"/>
+          <w:color w:val="000000" w:themeColor="text1"/>
           <w:kern w:val="0"/>
           <w14:ligatures w14:val="none"/>
         </w:rPr>
@@ -1250,6 +1432,7 @@
           <w:rFonts w:ascii="Times New Roman" w:eastAsia="Times New Roman" w:hAnsi="Times New Roman" w:cs="Times New Roman"/>
           <w:b/>
           <w:bCs/>
+          <w:color w:val="000000" w:themeColor="text1"/>
           <w:kern w:val="0"/>
           <w:lang w:val="vi-VN"/>
           <w14:ligatures w14:val="none"/>
@@ -1262,6 +1445,7 @@
         <w:ind w:left="426"/>
         <w:rPr>
           <w:rFonts w:ascii="Times New Roman" w:eastAsia="Times New Roman" w:hAnsi="Times New Roman" w:cs="Times New Roman"/>
+          <w:color w:val="000000" w:themeColor="text1"/>
           <w:kern w:val="0"/>
           <w14:ligatures w14:val="none"/>
         </w:rPr>
@@ -1269,14 +1453,15 @@
       <w:r>
         <w:rPr>
           <w:rFonts w:ascii="Times New Roman" w:eastAsia="Times New Roman" w:hAnsi="Times New Roman" w:cs="Times New Roman"/>
-          <w:noProof/>
+          <w:color w:val="000000" w:themeColor="text1"/>
           <w:kern w:val="0"/>
+          <w14:ligatures w14:val="none"/>
         </w:rPr>
         <w:drawing>
-          <wp:inline distT="0" distB="0" distL="0" distR="0">
-            <wp:extent cx="5943600" cy="2901950"/>
-            <wp:effectExtent l="0" t="0" r="0" b="6350"/>
-            <wp:docPr id="541743764" name="Picture 1"/>
+          <wp:inline distT="0" distB="0" distL="0" distR="0" wp14:anchorId="75CB00C7" wp14:editId="5254F57C">
+            <wp:extent cx="5943600" cy="3041015"/>
+            <wp:effectExtent l="0" t="0" r="0" b="0"/>
+            <wp:docPr id="361620148" name="Picture 1"/>
             <wp:cNvGraphicFramePr>
               <a:graphicFrameLocks xmlns:a="http://schemas.openxmlformats.org/drawingml/2006/main" noChangeAspect="1"/>
             </wp:cNvGraphicFramePr>
@@ -1284,17 +1469,11 @@
               <a:graphicData uri="http://schemas.openxmlformats.org/drawingml/2006/picture">
                 <pic:pic xmlns:pic="http://schemas.openxmlformats.org/drawingml/2006/picture">
                   <pic:nvPicPr>
-                    <pic:cNvPr id="541743764" name="Picture 541743764"/>
+                    <pic:cNvPr id="361620148" name=""/>
                     <pic:cNvPicPr/>
                   </pic:nvPicPr>
                   <pic:blipFill>
-                    <a:blip r:embed="rId7" cstate="print">
-                      <a:extLst>
-                        <a:ext uri="{28A0092B-C50C-407E-A947-70E740481C1C}">
-                          <a14:useLocalDpi xmlns:a14="http://schemas.microsoft.com/office/drawing/2010/main" val="0"/>
-                        </a:ext>
-                      </a:extLst>
-                    </a:blip>
+                    <a:blip r:embed="rId7"/>
                     <a:stretch>
                       <a:fillRect/>
                     </a:stretch>
@@ -1302,7 +1481,7 @@
                   <pic:spPr>
                     <a:xfrm>
                       <a:off x="0" y="0"/>
-                      <a:ext cx="5943600" cy="2901950"/>
+                      <a:ext cx="5943600" cy="3041015"/>
                     </a:xfrm>
                     <a:prstGeom prst="rect">
                       <a:avLst/>
@@ -1323,6 +1502,7 @@
           <w:rFonts w:ascii="Times New Roman" w:eastAsia="Times New Roman" w:hAnsi="Times New Roman" w:cs="Times New Roman"/>
           <w:b/>
           <w:bCs/>
+          <w:color w:val="000000" w:themeColor="text1"/>
           <w:kern w:val="0"/>
           <w:sz w:val="26"/>
           <w:szCs w:val="26"/>
@@ -1342,6 +1522,7 @@
           <w:rFonts w:ascii="Times New Roman" w:eastAsia="Times New Roman" w:hAnsi="Times New Roman" w:cs="Times New Roman"/>
           <w:b/>
           <w:bCs/>
+          <w:color w:val="000000" w:themeColor="text1"/>
           <w:kern w:val="0"/>
           <w:sz w:val="26"/>
           <w:szCs w:val="26"/>
@@ -1354,6 +1535,7 @@
           <w:rFonts w:ascii="Times New Roman" w:hAnsi="Times New Roman" w:cs="Times New Roman"/>
           <w:b/>
           <w:bCs/>
+          <w:color w:val="000000" w:themeColor="text1"/>
           <w:sz w:val="26"/>
           <w:szCs w:val="26"/>
         </w:rPr>
@@ -1371,6 +1553,7 @@
           <w:rFonts w:ascii="Times New Roman" w:eastAsia="Times New Roman" w:hAnsi="Times New Roman" w:cs="Times New Roman"/>
           <w:b/>
           <w:bCs/>
+          <w:color w:val="000000" w:themeColor="text1"/>
           <w:kern w:val="0"/>
           <w:sz w:val="26"/>
           <w:szCs w:val="26"/>
@@ -1383,7 +1566,7 @@
           <w:rFonts w:ascii="Times New Roman" w:hAnsi="Times New Roman" w:cs="Times New Roman"/>
           <w:b/>
           <w:bCs/>
-          <w:color w:val="000000"/>
+          <w:color w:val="000000" w:themeColor="text1"/>
           <w:kern w:val="0"/>
           <w:sz w:val="26"/>
           <w:szCs w:val="26"/>
@@ -1416,6 +1599,7 @@
                 <w:rFonts w:ascii="Times New Roman" w:eastAsia="Times New Roman" w:hAnsi="Times New Roman" w:cs="Times New Roman"/>
                 <w:b/>
                 <w:bCs/>
+                <w:color w:val="000000" w:themeColor="text1"/>
                 <w:kern w:val="0"/>
                 <w14:ligatures w14:val="none"/>
               </w:rPr>
@@ -1425,6 +1609,7 @@
                 <w:rFonts w:ascii="Times New Roman" w:eastAsia="Times New Roman" w:hAnsi="Times New Roman" w:cs="Times New Roman"/>
                 <w:b/>
                 <w:bCs/>
+                <w:color w:val="000000" w:themeColor="text1"/>
                 <w:kern w:val="0"/>
                 <w14:ligatures w14:val="none"/>
               </w:rPr>
@@ -1444,6 +1629,7 @@
                 <w:rFonts w:ascii="Times New Roman" w:eastAsia="Times New Roman" w:hAnsi="Times New Roman" w:cs="Times New Roman"/>
                 <w:b/>
                 <w:bCs/>
+                <w:color w:val="000000" w:themeColor="text1"/>
                 <w:kern w:val="0"/>
                 <w14:ligatures w14:val="none"/>
               </w:rPr>
@@ -1453,6 +1639,7 @@
                 <w:rFonts w:ascii="Times New Roman" w:eastAsia="Times New Roman" w:hAnsi="Times New Roman" w:cs="Times New Roman"/>
                 <w:b/>
                 <w:bCs/>
+                <w:color w:val="000000" w:themeColor="text1"/>
                 <w:kern w:val="0"/>
                 <w14:ligatures w14:val="none"/>
               </w:rPr>
@@ -1472,6 +1659,7 @@
                 <w:rFonts w:ascii="Times New Roman" w:eastAsia="Times New Roman" w:hAnsi="Times New Roman" w:cs="Times New Roman"/>
                 <w:b/>
                 <w:bCs/>
+                <w:color w:val="000000" w:themeColor="text1"/>
                 <w:kern w:val="0"/>
                 <w14:ligatures w14:val="none"/>
               </w:rPr>
@@ -1481,6 +1669,7 @@
                 <w:rFonts w:ascii="Times New Roman" w:eastAsia="Times New Roman" w:hAnsi="Times New Roman" w:cs="Times New Roman"/>
                 <w:b/>
                 <w:bCs/>
+                <w:color w:val="000000" w:themeColor="text1"/>
                 <w:kern w:val="0"/>
                 <w14:ligatures w14:val="none"/>
               </w:rPr>
@@ -1499,6 +1688,7 @@
             <w:pPr>
               <w:rPr>
                 <w:rFonts w:ascii="Times New Roman" w:eastAsia="Times New Roman" w:hAnsi="Times New Roman" w:cs="Times New Roman"/>
+                <w:color w:val="000000" w:themeColor="text1"/>
                 <w:kern w:val="0"/>
                 <w14:ligatures w14:val="none"/>
               </w:rPr>
@@ -1508,10 +1698,10 @@
                 <w:rFonts w:ascii="Times New Roman" w:eastAsia="Times New Roman" w:hAnsi="Times New Roman" w:cs="Times New Roman"/>
                 <w:b/>
                 <w:bCs/>
+                <w:color w:val="000000" w:themeColor="text1"/>
                 <w:kern w:val="0"/>
                 <w14:ligatures w14:val="none"/>
               </w:rPr>
-              <w:lastRenderedPageBreak/>
               <w:t>VA – Giá trị gia tăng</w:t>
             </w:r>
           </w:p>
@@ -1525,6 +1715,7 @@
             <w:pPr>
               <w:rPr>
                 <w:rFonts w:ascii="Times New Roman" w:eastAsia="Times New Roman" w:hAnsi="Times New Roman" w:cs="Times New Roman"/>
+                <w:color w:val="000000" w:themeColor="text1"/>
                 <w:kern w:val="0"/>
                 <w14:ligatures w14:val="none"/>
               </w:rPr>
@@ -1532,6 +1723,7 @@
             <w:r>
               <w:rPr>
                 <w:rFonts w:ascii="Times New Roman" w:eastAsia="Times New Roman" w:hAnsi="Times New Roman" w:cs="Times New Roman"/>
+                <w:color w:val="000000" w:themeColor="text1"/>
                 <w:kern w:val="0"/>
                 <w14:ligatures w14:val="none"/>
               </w:rPr>
@@ -1548,6 +1740,7 @@
             <w:pPr>
               <w:rPr>
                 <w:rFonts w:ascii="Times New Roman" w:eastAsia="Times New Roman" w:hAnsi="Times New Roman" w:cs="Times New Roman"/>
+                <w:color w:val="000000" w:themeColor="text1"/>
                 <w:kern w:val="0"/>
                 <w14:ligatures w14:val="none"/>
               </w:rPr>
@@ -1555,6 +1748,7 @@
             <w:r>
               <w:rPr>
                 <w:rFonts w:ascii="Times New Roman" w:eastAsia="Times New Roman" w:hAnsi="Times New Roman" w:cs="Times New Roman"/>
+                <w:color w:val="000000" w:themeColor="text1"/>
                 <w:kern w:val="0"/>
                 <w14:ligatures w14:val="none"/>
               </w:rPr>
@@ -1573,6 +1767,7 @@
             <w:pPr>
               <w:rPr>
                 <w:rFonts w:ascii="Times New Roman" w:eastAsia="Times New Roman" w:hAnsi="Times New Roman" w:cs="Times New Roman"/>
+                <w:color w:val="000000" w:themeColor="text1"/>
                 <w:kern w:val="0"/>
                 <w14:ligatures w14:val="none"/>
               </w:rPr>
@@ -1582,9 +1777,11 @@
                 <w:rFonts w:ascii="Times New Roman" w:eastAsia="Times New Roman" w:hAnsi="Times New Roman" w:cs="Times New Roman"/>
                 <w:b/>
                 <w:bCs/>
+                <w:color w:val="000000" w:themeColor="text1"/>
                 <w:kern w:val="0"/>
                 <w14:ligatures w14:val="none"/>
               </w:rPr>
+              <w:lastRenderedPageBreak/>
               <w:t>BVA – Không tạo giá trị trực tiếp nhưng cần thiết</w:t>
             </w:r>
           </w:p>
@@ -1598,6 +1795,7 @@
             <w:pPr>
               <w:rPr>
                 <w:rFonts w:ascii="Times New Roman" w:eastAsia="Times New Roman" w:hAnsi="Times New Roman" w:cs="Times New Roman"/>
+                <w:color w:val="000000" w:themeColor="text1"/>
                 <w:kern w:val="0"/>
                 <w14:ligatures w14:val="none"/>
               </w:rPr>
@@ -1605,6 +1803,7 @@
             <w:r>
               <w:rPr>
                 <w:rFonts w:ascii="Times New Roman" w:eastAsia="Times New Roman" w:hAnsi="Times New Roman" w:cs="Times New Roman"/>
+                <w:color w:val="000000" w:themeColor="text1"/>
                 <w:kern w:val="0"/>
                 <w14:ligatures w14:val="none"/>
               </w:rPr>
@@ -1621,6 +1820,7 @@
             <w:pPr>
               <w:rPr>
                 <w:rFonts w:ascii="Times New Roman" w:eastAsia="Times New Roman" w:hAnsi="Times New Roman" w:cs="Times New Roman"/>
+                <w:color w:val="000000" w:themeColor="text1"/>
                 <w:kern w:val="0"/>
                 <w14:ligatures w14:val="none"/>
               </w:rPr>
@@ -1628,6 +1828,7 @@
             <w:r>
               <w:rPr>
                 <w:rFonts w:ascii="Times New Roman" w:eastAsia="Times New Roman" w:hAnsi="Times New Roman" w:cs="Times New Roman"/>
+                <w:color w:val="000000" w:themeColor="text1"/>
                 <w:kern w:val="0"/>
                 <w14:ligatures w14:val="none"/>
               </w:rPr>
@@ -1646,6 +1847,7 @@
             <w:pPr>
               <w:rPr>
                 <w:rFonts w:ascii="Times New Roman" w:eastAsia="Times New Roman" w:hAnsi="Times New Roman" w:cs="Times New Roman"/>
+                <w:color w:val="000000" w:themeColor="text1"/>
                 <w:kern w:val="0"/>
                 <w14:ligatures w14:val="none"/>
               </w:rPr>
@@ -1655,6 +1857,7 @@
                 <w:rFonts w:ascii="Times New Roman" w:eastAsia="Times New Roman" w:hAnsi="Times New Roman" w:cs="Times New Roman"/>
                 <w:b/>
                 <w:bCs/>
+                <w:color w:val="000000" w:themeColor="text1"/>
                 <w:kern w:val="0"/>
                 <w14:ligatures w14:val="none"/>
               </w:rPr>
@@ -1671,6 +1874,7 @@
             <w:pPr>
               <w:rPr>
                 <w:rFonts w:ascii="Times New Roman" w:eastAsia="Times New Roman" w:hAnsi="Times New Roman" w:cs="Times New Roman"/>
+                <w:color w:val="000000" w:themeColor="text1"/>
                 <w:kern w:val="0"/>
                 <w14:ligatures w14:val="none"/>
               </w:rPr>
@@ -1678,6 +1882,7 @@
             <w:r>
               <w:rPr>
                 <w:rFonts w:ascii="Times New Roman" w:eastAsia="Times New Roman" w:hAnsi="Times New Roman" w:cs="Times New Roman"/>
+                <w:color w:val="000000" w:themeColor="text1"/>
                 <w:kern w:val="0"/>
                 <w14:ligatures w14:val="none"/>
               </w:rPr>
@@ -1694,6 +1899,7 @@
             <w:pPr>
               <w:rPr>
                 <w:rFonts w:ascii="Times New Roman" w:eastAsia="Times New Roman" w:hAnsi="Times New Roman" w:cs="Times New Roman"/>
+                <w:color w:val="000000" w:themeColor="text1"/>
                 <w:kern w:val="0"/>
                 <w14:ligatures w14:val="none"/>
               </w:rPr>
@@ -1701,6 +1907,7 @@
             <w:r>
               <w:rPr>
                 <w:rFonts w:ascii="Times New Roman" w:eastAsia="Times New Roman" w:hAnsi="Times New Roman" w:cs="Times New Roman"/>
+                <w:color w:val="000000" w:themeColor="text1"/>
                 <w:kern w:val="0"/>
                 <w14:ligatures w14:val="none"/>
               </w:rPr>
@@ -1718,6 +1925,7 @@
           <w:rFonts w:ascii="Times New Roman" w:eastAsia="Times New Roman" w:hAnsi="Times New Roman" w:cs="Times New Roman"/>
           <w:b/>
           <w:bCs/>
+          <w:color w:val="000000" w:themeColor="text1"/>
           <w:kern w:val="0"/>
           <w:sz w:val="26"/>
           <w:szCs w:val="26"/>
@@ -1749,8 +1957,14 @@
       <w:pPr>
         <w:pStyle w:val="NormalWeb"/>
         <w:ind w:left="720"/>
+        <w:rPr>
+          <w:color w:val="000000" w:themeColor="text1"/>
+        </w:rPr>
       </w:pPr>
       <w:r>
+        <w:rPr>
+          <w:color w:val="000000" w:themeColor="text1"/>
+        </w:rPr>
         <w:t>Đây là những hoạt động trực tiếp giúp nguyên liệu được chuẩn bị, kiểm tra và đưa vào trạng thái sẵn sàng sử dụng. Các hoạt động chính gồm:</w:t>
       </w:r>
     </w:p>
@@ -1766,8 +1980,14 @@
         </w:tabs>
         <w:spacing w:before="100" w:beforeAutospacing="1" w:after="100" w:afterAutospacing="1"/>
         <w:ind w:left="1440"/>
+        <w:rPr>
+          <w:color w:val="000000" w:themeColor="text1"/>
+        </w:rPr>
       </w:pPr>
       <w:r>
+        <w:rPr>
+          <w:color w:val="000000" w:themeColor="text1"/>
+        </w:rPr>
         <w:t>Nhà cung cấp chuẩn bị nguyên liệu.</w:t>
       </w:r>
     </w:p>
@@ -1783,8 +2003,14 @@
         </w:tabs>
         <w:spacing w:before="100" w:beforeAutospacing="1" w:after="100" w:afterAutospacing="1"/>
         <w:ind w:left="1440"/>
+        <w:rPr>
+          <w:color w:val="000000" w:themeColor="text1"/>
+        </w:rPr>
       </w:pPr>
       <w:r>
+        <w:rPr>
+          <w:color w:val="000000" w:themeColor="text1"/>
+        </w:rPr>
         <w:t>Vận chuyển nguyên liệu đến kho.</w:t>
       </w:r>
     </w:p>
@@ -1800,8 +2026,14 @@
         </w:tabs>
         <w:spacing w:before="100" w:beforeAutospacing="1" w:after="100" w:afterAutospacing="1"/>
         <w:ind w:left="1440"/>
+        <w:rPr>
+          <w:color w:val="000000" w:themeColor="text1"/>
+        </w:rPr>
       </w:pPr>
       <w:r>
+        <w:rPr>
+          <w:color w:val="000000" w:themeColor="text1"/>
+        </w:rPr>
         <w:t>Kiểm tra chất lượng nguyên liệu.</w:t>
       </w:r>
     </w:p>
@@ -1817,8 +2049,14 @@
         </w:tabs>
         <w:spacing w:before="100" w:beforeAutospacing="1" w:after="100" w:afterAutospacing="1"/>
         <w:ind w:left="1440"/>
+        <w:rPr>
+          <w:color w:val="000000" w:themeColor="text1"/>
+        </w:rPr>
       </w:pPr>
       <w:r>
+        <w:rPr>
+          <w:color w:val="000000" w:themeColor="text1"/>
+        </w:rPr>
         <w:t>Nhập kho và put-away đúng vị trí.</w:t>
       </w:r>
     </w:p>
@@ -1826,26 +2064,40 @@
       <w:pPr>
         <w:pStyle w:val="NormalWeb"/>
         <w:ind w:left="720"/>
+        <w:rPr>
+          <w:color w:val="000000" w:themeColor="text1"/>
+        </w:rPr>
       </w:pPr>
       <w:r>
+        <w:rPr>
+          <w:color w:val="000000" w:themeColor="text1"/>
+        </w:rPr>
         <w:t xml:space="preserve">Tổng thời gian VA ước tính là </w:t>
       </w:r>
       <w:r>
         <w:rPr>
           <w:rStyle w:val="Strong"/>
+          <w:color w:val="000000" w:themeColor="text1"/>
         </w:rPr>
         <w:t>810 phút</w:t>
       </w:r>
       <w:r>
+        <w:rPr>
+          <w:color w:val="000000" w:themeColor="text1"/>
+        </w:rPr>
         <w:t xml:space="preserve">, chiếm khoảng </w:t>
       </w:r>
       <w:r>
         <w:rPr>
           <w:rStyle w:val="Strong"/>
+          <w:color w:val="000000" w:themeColor="text1"/>
         </w:rPr>
         <w:t>38% tổng thời gian chu kỳ</w:t>
       </w:r>
       <w:r>
+        <w:rPr>
+          <w:color w:val="000000" w:themeColor="text1"/>
+        </w:rPr>
         <w:t>.</w:t>
       </w:r>
     </w:p>
@@ -1856,12 +2108,14 @@
         <w:rPr>
           <w:b/>
           <w:bCs/>
+          <w:color w:val="000000" w:themeColor="text1"/>
         </w:rPr>
       </w:pPr>
       <w:r>
         <w:rPr>
           <w:b/>
           <w:bCs/>
+          <w:color w:val="000000" w:themeColor="text1"/>
         </w:rPr>
         <w:t>Hoạt động BVA</w:t>
       </w:r>
@@ -1870,8 +2124,14 @@
       <w:pPr>
         <w:pStyle w:val="NormalWeb"/>
         <w:ind w:left="720"/>
+        <w:rPr>
+          <w:color w:val="000000" w:themeColor="text1"/>
+        </w:rPr>
       </w:pPr>
       <w:r>
+        <w:rPr>
+          <w:color w:val="000000" w:themeColor="text1"/>
+        </w:rPr>
         <w:t>Các hoạt động này không trực tiếp làm thay đổi nguyên liệu nhưng cần thiết để kiểm soát tài chính, chất lượng, truy xuất và tuân thủ quy trình:</w:t>
       </w:r>
     </w:p>
@@ -1887,8 +2147,14 @@
         </w:tabs>
         <w:spacing w:before="100" w:beforeAutospacing="1" w:after="100" w:afterAutospacing="1"/>
         <w:ind w:left="1440"/>
+        <w:rPr>
+          <w:color w:val="000000" w:themeColor="text1"/>
+        </w:rPr>
       </w:pPr>
       <w:r>
+        <w:rPr>
+          <w:color w:val="000000" w:themeColor="text1"/>
+        </w:rPr>
         <w:t>Kiểm tra tồn kho và lập yêu cầu mua.</w:t>
       </w:r>
     </w:p>
@@ -1904,8 +2170,14 @@
         </w:tabs>
         <w:spacing w:before="100" w:beforeAutospacing="1" w:after="100" w:afterAutospacing="1"/>
         <w:ind w:left="1440"/>
+        <w:rPr>
+          <w:color w:val="000000" w:themeColor="text1"/>
+        </w:rPr>
       </w:pPr>
       <w:r>
+        <w:rPr>
+          <w:color w:val="000000" w:themeColor="text1"/>
+        </w:rPr>
         <w:t>Lập, duyệt và phát hành PO.</w:t>
       </w:r>
     </w:p>
@@ -1921,8 +2193,14 @@
         </w:tabs>
         <w:spacing w:before="100" w:beforeAutospacing="1" w:after="100" w:afterAutospacing="1"/>
         <w:ind w:left="1440"/>
+        <w:rPr>
+          <w:color w:val="000000" w:themeColor="text1"/>
+        </w:rPr>
       </w:pPr>
       <w:r>
+        <w:rPr>
+          <w:color w:val="000000" w:themeColor="text1"/>
+        </w:rPr>
         <w:t>Kiểm tra nhà cung cấp.</w:t>
       </w:r>
     </w:p>
@@ -1938,8 +2216,14 @@
         </w:tabs>
         <w:spacing w:before="100" w:beforeAutospacing="1" w:after="100" w:afterAutospacing="1"/>
         <w:ind w:left="1440"/>
+        <w:rPr>
+          <w:color w:val="000000" w:themeColor="text1"/>
+        </w:rPr>
       </w:pPr>
       <w:r>
+        <w:rPr>
+          <w:color w:val="000000" w:themeColor="text1"/>
+        </w:rPr>
         <w:t>Đối chiếu hàng hóa và chứng từ.</w:t>
       </w:r>
     </w:p>
@@ -1955,8 +2239,14 @@
         </w:tabs>
         <w:spacing w:before="100" w:beforeAutospacing="1" w:after="100" w:afterAutospacing="1"/>
         <w:ind w:left="1440"/>
+        <w:rPr>
+          <w:color w:val="000000" w:themeColor="text1"/>
+        </w:rPr>
       </w:pPr>
       <w:r>
+        <w:rPr>
+          <w:color w:val="000000" w:themeColor="text1"/>
+        </w:rPr>
         <w:t>Tạo phiếu nhập kho.</w:t>
       </w:r>
     </w:p>
@@ -1972,8 +2262,14 @@
         </w:tabs>
         <w:spacing w:before="100" w:beforeAutospacing="1" w:after="100" w:afterAutospacing="1"/>
         <w:ind w:left="1440"/>
+        <w:rPr>
+          <w:color w:val="000000" w:themeColor="text1"/>
+        </w:rPr>
       </w:pPr>
       <w:r>
+        <w:rPr>
+          <w:color w:val="000000" w:themeColor="text1"/>
+        </w:rPr>
         <w:t>Cập nhật ERP.</w:t>
       </w:r>
     </w:p>
@@ -1989,8 +2285,14 @@
         </w:tabs>
         <w:spacing w:before="100" w:beforeAutospacing="1" w:after="100" w:afterAutospacing="1"/>
         <w:ind w:left="1440"/>
+        <w:rPr>
+          <w:color w:val="000000" w:themeColor="text1"/>
+        </w:rPr>
       </w:pPr>
       <w:r>
+        <w:rPr>
+          <w:color w:val="000000" w:themeColor="text1"/>
+        </w:rPr>
         <w:t>Đối chiếu hóa đơn và thanh toán.</w:t>
       </w:r>
     </w:p>
@@ -1998,26 +2300,40 @@
       <w:pPr>
         <w:pStyle w:val="NormalWeb"/>
         <w:ind w:left="720"/>
+        <w:rPr>
+          <w:color w:val="000000" w:themeColor="text1"/>
+        </w:rPr>
       </w:pPr>
       <w:r>
+        <w:rPr>
+          <w:color w:val="000000" w:themeColor="text1"/>
+        </w:rPr>
         <w:t xml:space="preserve">Tổng thời gian BVA là khoảng </w:t>
       </w:r>
       <w:r>
         <w:rPr>
           <w:rStyle w:val="Strong"/>
+          <w:color w:val="000000" w:themeColor="text1"/>
         </w:rPr>
         <w:t>240 phút</w:t>
       </w:r>
       <w:r>
+        <w:rPr>
+          <w:color w:val="000000" w:themeColor="text1"/>
+        </w:rPr>
         <w:t xml:space="preserve">, chiếm </w:t>
       </w:r>
       <w:r>
         <w:rPr>
           <w:rStyle w:val="Strong"/>
+          <w:color w:val="000000" w:themeColor="text1"/>
         </w:rPr>
         <w:t>11,3% tổng thời gian chu kỳ</w:t>
       </w:r>
       <w:r>
+        <w:rPr>
+          <w:color w:val="000000" w:themeColor="text1"/>
+        </w:rPr>
         <w:t>.</w:t>
       </w:r>
     </w:p>
@@ -2044,8 +2360,14 @@
       <w:pPr>
         <w:pStyle w:val="NormalWeb"/>
         <w:ind w:left="720"/>
+        <w:rPr>
+          <w:color w:val="000000" w:themeColor="text1"/>
+        </w:rPr>
       </w:pPr>
       <w:r>
+        <w:rPr>
+          <w:color w:val="000000" w:themeColor="text1"/>
+        </w:rPr>
         <w:t>Hoạt động NVA chủ yếu là thời gian chờ giữa các bộ phận:</w:t>
       </w:r>
     </w:p>
@@ -2061,8 +2383,14 @@
         </w:tabs>
         <w:spacing w:before="100" w:beforeAutospacing="1" w:after="100" w:afterAutospacing="1"/>
         <w:ind w:left="1440"/>
+        <w:rPr>
+          <w:color w:val="000000" w:themeColor="text1"/>
+        </w:rPr>
       </w:pPr>
       <w:r>
+        <w:rPr>
+          <w:color w:val="000000" w:themeColor="text1"/>
+        </w:rPr>
         <w:t>Chờ PO được phê duyệt.</w:t>
       </w:r>
     </w:p>
@@ -2078,8 +2406,14 @@
         </w:tabs>
         <w:spacing w:before="100" w:beforeAutospacing="1" w:after="100" w:afterAutospacing="1"/>
         <w:ind w:left="1440"/>
+        <w:rPr>
+          <w:color w:val="000000" w:themeColor="text1"/>
+        </w:rPr>
       </w:pPr>
       <w:r>
+        <w:rPr>
+          <w:color w:val="000000" w:themeColor="text1"/>
+        </w:rPr>
         <w:t>Chờ nhà cung cấp chuẩn bị và bố trí giao hàng.</w:t>
       </w:r>
     </w:p>
@@ -2095,8 +2429,14 @@
         </w:tabs>
         <w:spacing w:before="100" w:beforeAutospacing="1" w:after="100" w:afterAutospacing="1"/>
         <w:ind w:left="1440"/>
+        <w:rPr>
+          <w:color w:val="000000" w:themeColor="text1"/>
+        </w:rPr>
       </w:pPr>
       <w:r>
+        <w:rPr>
+          <w:color w:val="000000" w:themeColor="text1"/>
+        </w:rPr>
         <w:t>Chờ QC tiếp nhận mẫu kiểm tra.</w:t>
       </w:r>
     </w:p>
@@ -2112,8 +2452,14 @@
         </w:tabs>
         <w:spacing w:before="100" w:beforeAutospacing="1" w:after="100" w:afterAutospacing="1"/>
         <w:ind w:left="1440"/>
+        <w:rPr>
+          <w:color w:val="000000" w:themeColor="text1"/>
+        </w:rPr>
       </w:pPr>
       <w:r>
+        <w:rPr>
+          <w:color w:val="000000" w:themeColor="text1"/>
+        </w:rPr>
         <w:t>Chờ hoàn thiện và đối chiếu chứng từ.</w:t>
       </w:r>
     </w:p>
@@ -2121,27 +2467,40 @@
       <w:pPr>
         <w:pStyle w:val="NormalWeb"/>
         <w:ind w:left="720"/>
+        <w:rPr>
+          <w:color w:val="000000" w:themeColor="text1"/>
+        </w:rPr>
       </w:pPr>
       <w:r>
-        <w:lastRenderedPageBreak/>
+        <w:rPr>
+          <w:color w:val="000000" w:themeColor="text1"/>
+        </w:rPr>
         <w:t xml:space="preserve">Tổng thời gian NVA ước tính là </w:t>
       </w:r>
       <w:r>
         <w:rPr>
           <w:rStyle w:val="Strong"/>
+          <w:color w:val="000000" w:themeColor="text1"/>
         </w:rPr>
         <w:t>1.080 phút</w:t>
       </w:r>
       <w:r>
+        <w:rPr>
+          <w:color w:val="000000" w:themeColor="text1"/>
+        </w:rPr>
         <w:t xml:space="preserve">, chiếm </w:t>
       </w:r>
       <w:r>
         <w:rPr>
           <w:rStyle w:val="Strong"/>
+          <w:color w:val="000000" w:themeColor="text1"/>
         </w:rPr>
         <w:t>50,7% tổng thời gian chu kỳ</w:t>
       </w:r>
       <w:r>
+        <w:rPr>
+          <w:color w:val="000000" w:themeColor="text1"/>
+        </w:rPr>
         <w:t>. Đây là nhóm cần ưu tiên cải tiến.</w:t>
       </w:r>
     </w:p>
@@ -2153,6 +2512,7 @@
           <w:rFonts w:ascii="Times New Roman" w:eastAsia="Times New Roman" w:hAnsi="Times New Roman" w:cs="Times New Roman"/>
           <w:b/>
           <w:bCs/>
+          <w:color w:val="000000" w:themeColor="text1"/>
           <w:kern w:val="0"/>
           <w:sz w:val="26"/>
           <w:szCs w:val="26"/>
@@ -2172,6 +2532,7 @@
           <w:rFonts w:ascii="Times New Roman" w:eastAsia="Times New Roman" w:hAnsi="Times New Roman" w:cs="Times New Roman"/>
           <w:b/>
           <w:bCs/>
+          <w:color w:val="000000" w:themeColor="text1"/>
           <w:kern w:val="0"/>
           <w:sz w:val="26"/>
           <w:szCs w:val="26"/>
@@ -2184,7 +2545,7 @@
           <w:rFonts w:ascii="Times New Roman" w:hAnsi="Times New Roman" w:cs="Times New Roman"/>
           <w:b/>
           <w:bCs/>
-          <w:color w:val="000000"/>
+          <w:color w:val="000000" w:themeColor="text1"/>
           <w:kern w:val="0"/>
           <w:sz w:val="26"/>
           <w:szCs w:val="26"/>
@@ -2197,8 +2558,14 @@
       <w:pPr>
         <w:pStyle w:val="NormalWeb"/>
         <w:ind w:left="1080"/>
+        <w:rPr>
+          <w:color w:val="000000" w:themeColor="text1"/>
+        </w:rPr>
       </w:pPr>
       <w:r>
+        <w:rPr>
+          <w:color w:val="000000" w:themeColor="text1"/>
+        </w:rPr>
         <w:t>Các loại lãng phí có thể xuất hiện trong quy trình gồm:</w:t>
       </w:r>
     </w:p>
@@ -2214,14 +2581,21 @@
           <w:tab w:val="num" w:pos="1800"/>
         </w:tabs>
         <w:ind w:left="1800"/>
+        <w:rPr>
+          <w:color w:val="000000" w:themeColor="text1"/>
+        </w:rPr>
       </w:pPr>
       <w:r>
         <w:rPr>
           <w:rStyle w:val="Strong"/>
+          <w:color w:val="000000" w:themeColor="text1"/>
         </w:rPr>
         <w:t>Lãng phí chờ đợi:</w:t>
       </w:r>
       <w:r>
+        <w:rPr>
+          <w:color w:val="000000" w:themeColor="text1"/>
+        </w:rPr>
         <w:t xml:space="preserve"> Chờ phê duyệt PO, chờ lịch giao hàng, chờ QC và chờ xử lý hóa đơn.</w:t>
       </w:r>
     </w:p>
@@ -2237,14 +2611,21 @@
           <w:tab w:val="num" w:pos="1800"/>
         </w:tabs>
         <w:ind w:left="1800"/>
+        <w:rPr>
+          <w:color w:val="000000" w:themeColor="text1"/>
+        </w:rPr>
       </w:pPr>
       <w:r>
         <w:rPr>
           <w:rStyle w:val="Strong"/>
+          <w:color w:val="000000" w:themeColor="text1"/>
         </w:rPr>
         <w:t>Lãng phí do xử lý lại:</w:t>
       </w:r>
       <w:r>
+        <w:rPr>
+          <w:color w:val="000000" w:themeColor="text1"/>
+        </w:rPr>
         <w:t xml:space="preserve"> Phát sinh khi nhu cầu không hợp lệ, ngân sách không đủ, giao sai số lượng hoặc chất lượng không đạt.</w:t>
       </w:r>
     </w:p>
@@ -2260,14 +2641,21 @@
           <w:tab w:val="num" w:pos="1800"/>
         </w:tabs>
         <w:ind w:left="1800"/>
+        <w:rPr>
+          <w:color w:val="000000" w:themeColor="text1"/>
+        </w:rPr>
       </w:pPr>
       <w:r>
         <w:rPr>
           <w:rStyle w:val="Strong"/>
+          <w:color w:val="000000" w:themeColor="text1"/>
         </w:rPr>
         <w:t>Lãng phí vận chuyển:</w:t>
       </w:r>
       <w:r>
+        <w:rPr>
+          <w:color w:val="000000" w:themeColor="text1"/>
+        </w:rPr>
         <w:t xml:space="preserve"> Quãng đường vận chuyển dài hoặc phải chuyển hàng qua nhiều khu vực trung gian.</w:t>
       </w:r>
     </w:p>
@@ -2283,14 +2671,21 @@
           <w:tab w:val="num" w:pos="1800"/>
         </w:tabs>
         <w:ind w:left="1800"/>
+        <w:rPr>
+          <w:color w:val="000000" w:themeColor="text1"/>
+        </w:rPr>
       </w:pPr>
       <w:r>
         <w:rPr>
           <w:rStyle w:val="Strong"/>
+          <w:color w:val="000000" w:themeColor="text1"/>
         </w:rPr>
         <w:t>Lãng phí tồn kho:</w:t>
       </w:r>
       <w:r>
+        <w:rPr>
+          <w:color w:val="000000" w:themeColor="text1"/>
+        </w:rPr>
         <w:t xml:space="preserve"> Đặt mua vượt nhu cầu dẫn đến tồn kho cao, chiếm diện tích và tăng nguy cơ hết hạn.</w:t>
       </w:r>
     </w:p>
@@ -2306,14 +2701,21 @@
           <w:tab w:val="num" w:pos="1800"/>
         </w:tabs>
         <w:ind w:left="1800"/>
+        <w:rPr>
+          <w:color w:val="000000" w:themeColor="text1"/>
+        </w:rPr>
       </w:pPr>
       <w:r>
         <w:rPr>
           <w:rStyle w:val="Strong"/>
+          <w:color w:val="000000" w:themeColor="text1"/>
         </w:rPr>
         <w:t>Lãng phí do sai lỗi:</w:t>
       </w:r>
       <w:r>
+        <w:rPr>
+          <w:color w:val="000000" w:themeColor="text1"/>
+        </w:rPr>
         <w:t xml:space="preserve"> Giao nhầm hàng, thiếu số lượng, rách bao bì, sai mã lô hoặc nguyên liệu không đạt chất lượng.</w:t>
       </w:r>
     </w:p>
@@ -2329,14 +2731,21 @@
           <w:tab w:val="num" w:pos="1800"/>
         </w:tabs>
         <w:ind w:left="1800"/>
+        <w:rPr>
+          <w:color w:val="000000" w:themeColor="text1"/>
+        </w:rPr>
       </w:pPr>
       <w:r>
         <w:rPr>
           <w:rStyle w:val="Strong"/>
+          <w:color w:val="000000" w:themeColor="text1"/>
         </w:rPr>
         <w:t>Lãng phí thao tác:</w:t>
       </w:r>
       <w:r>
+        <w:rPr>
+          <w:color w:val="000000" w:themeColor="text1"/>
+        </w:rPr>
         <w:t xml:space="preserve"> Nhập cùng một dữ liệu nhiều lần trên PO, phiếu nhập, ERP và chứng từ thanh toán.</w:t>
       </w:r>
     </w:p>
@@ -2352,14 +2761,21 @@
           <w:tab w:val="num" w:pos="1800"/>
         </w:tabs>
         <w:ind w:left="1800"/>
+        <w:rPr>
+          <w:color w:val="000000" w:themeColor="text1"/>
+        </w:rPr>
       </w:pPr>
       <w:r>
         <w:rPr>
           <w:rStyle w:val="Strong"/>
+          <w:color w:val="000000" w:themeColor="text1"/>
         </w:rPr>
         <w:t>Lãng phí phối hợp:</w:t>
       </w:r>
       <w:r>
+        <w:rPr>
+          <w:color w:val="000000" w:themeColor="text1"/>
+        </w:rPr>
         <w:t xml:space="preserve"> Thông tin giữa cửa hàng, mua hàng, kho, QC và nhà cung cấp không được cập nhật kịp thời.</w:t>
       </w:r>
     </w:p>
@@ -2367,8 +2783,14 @@
       <w:pPr>
         <w:pStyle w:val="NormalWeb"/>
         <w:ind w:left="1080"/>
+        <w:rPr>
+          <w:color w:val="000000" w:themeColor="text1"/>
+        </w:rPr>
       </w:pPr>
       <w:r>
+        <w:rPr>
+          <w:color w:val="000000" w:themeColor="text1"/>
+        </w:rPr>
         <w:t>Các giải pháp phù hợp gồm tự động cảnh báo điểm đặt hàng, phê duyệt PO điện tử, tích hợp ERP–WMS, đặt lịch nhận hàng, sử dụng mã vạch và xây dựng KPI giao hàng cho nhà cung cấp.</w:t>
       </w:r>
     </w:p>
@@ -2383,6 +2805,7 @@
           <w:rFonts w:ascii="Times New Roman" w:eastAsia="Times New Roman" w:hAnsi="Times New Roman" w:cs="Times New Roman"/>
           <w:b/>
           <w:bCs/>
+          <w:color w:val="000000" w:themeColor="text1"/>
           <w:kern w:val="0"/>
           <w:sz w:val="26"/>
           <w:szCs w:val="26"/>
@@ -2395,6 +2818,7 @@
           <w:rFonts w:ascii="Times New Roman" w:hAnsi="Times New Roman" w:cs="Times New Roman"/>
           <w:b/>
           <w:bCs/>
+          <w:color w:val="000000" w:themeColor="text1"/>
           <w:sz w:val="26"/>
           <w:szCs w:val="26"/>
         </w:rPr>
@@ -2405,6 +2829,7 @@
           <w:rFonts w:ascii="Times New Roman" w:hAnsi="Times New Roman" w:cs="Times New Roman"/>
           <w:b/>
           <w:bCs/>
+          <w:color w:val="000000" w:themeColor="text1"/>
           <w:sz w:val="26"/>
           <w:szCs w:val="26"/>
           <w:lang w:val="vi-VN"/>
@@ -2416,6 +2841,7 @@
           <w:rFonts w:ascii="Times New Roman" w:hAnsi="Times New Roman" w:cs="Times New Roman"/>
           <w:b/>
           <w:bCs/>
+          <w:color w:val="000000" w:themeColor="text1"/>
           <w:sz w:val="26"/>
           <w:szCs w:val="26"/>
         </w:rPr>
@@ -2433,6 +2859,7 @@
           <w:rFonts w:ascii="Times New Roman" w:eastAsia="Times New Roman" w:hAnsi="Times New Roman" w:cs="Times New Roman"/>
           <w:b/>
           <w:bCs/>
+          <w:color w:val="000000" w:themeColor="text1"/>
           <w:kern w:val="0"/>
           <w:sz w:val="26"/>
           <w:szCs w:val="26"/>
@@ -2441,6 +2868,9 @@
         </w:rPr>
       </w:pPr>
       <w:r>
+        <w:rPr>
+          <w:color w:val="000000" w:themeColor="text1"/>
+        </w:rPr>
         <w:t>thời gian</w:t>
       </w:r>
     </w:p>
@@ -2450,6 +2880,7 @@
           <w:rFonts w:ascii="Times New Roman" w:eastAsia="Times New Roman" w:hAnsi="Times New Roman" w:cs="Times New Roman"/>
           <w:b/>
           <w:bCs/>
+          <w:color w:val="000000" w:themeColor="text1"/>
           <w:kern w:val="0"/>
           <w:sz w:val="26"/>
           <w:szCs w:val="26"/>
@@ -2459,14 +2890,21 @@
       </w:pPr>
       <w:r>
         <w:rPr>
-          <w:noProof/>
+          <w:rFonts w:ascii="Times New Roman" w:eastAsia="Times New Roman" w:hAnsi="Times New Roman" w:cs="Times New Roman"/>
+          <w:b/>
+          <w:bCs/>
+          <w:color w:val="000000" w:themeColor="text1"/>
+          <w:kern w:val="0"/>
+          <w:sz w:val="26"/>
+          <w:szCs w:val="26"/>
           <w:lang w:val="vi-VN"/>
+          <w14:ligatures w14:val="none"/>
         </w:rPr>
         <w:drawing>
-          <wp:inline distT="0" distB="0" distL="0" distR="0">
-            <wp:extent cx="5943600" cy="2901950"/>
-            <wp:effectExtent l="0" t="0" r="0" b="6350"/>
-            <wp:docPr id="1131082394" name="Picture 3"/>
+          <wp:inline distT="0" distB="0" distL="0" distR="0" wp14:anchorId="27ED204E" wp14:editId="047E3271">
+            <wp:extent cx="5943600" cy="2947670"/>
+            <wp:effectExtent l="0" t="0" r="0" b="0"/>
+            <wp:docPr id="1355656564" name="Picture 1"/>
             <wp:cNvGraphicFramePr>
               <a:graphicFrameLocks xmlns:a="http://schemas.openxmlformats.org/drawingml/2006/main" noChangeAspect="1"/>
             </wp:cNvGraphicFramePr>
@@ -2474,17 +2912,11 @@
               <a:graphicData uri="http://schemas.openxmlformats.org/drawingml/2006/picture">
                 <pic:pic xmlns:pic="http://schemas.openxmlformats.org/drawingml/2006/picture">
                   <pic:nvPicPr>
-                    <pic:cNvPr id="1131082394" name="Picture 1131082394"/>
+                    <pic:cNvPr id="1355656564" name=""/>
                     <pic:cNvPicPr/>
                   </pic:nvPicPr>
                   <pic:blipFill>
-                    <a:blip r:embed="rId8" cstate="print">
-                      <a:extLst>
-                        <a:ext uri="{28A0092B-C50C-407E-A947-70E740481C1C}">
-                          <a14:useLocalDpi xmlns:a14="http://schemas.microsoft.com/office/drawing/2010/main" val="0"/>
-                        </a:ext>
-                      </a:extLst>
-                    </a:blip>
+                    <a:blip r:embed="rId8"/>
                     <a:stretch>
                       <a:fillRect/>
                     </a:stretch>
@@ -2492,7 +2924,7 @@
                   <pic:spPr>
                     <a:xfrm>
                       <a:off x="0" y="0"/>
-                      <a:ext cx="5943600" cy="2901950"/>
+                      <a:ext cx="5943600" cy="2947670"/>
                     </a:xfrm>
                     <a:prstGeom prst="rect">
                       <a:avLst/>
@@ -2509,18 +2941,27 @@
       <w:pPr>
         <w:pStyle w:val="NormalWeb"/>
         <w:ind w:left="1440"/>
+        <w:rPr>
+          <w:color w:val="000000" w:themeColor="text1"/>
+        </w:rPr>
       </w:pPr>
       <w:r>
-        <w:lastRenderedPageBreak/>
+        <w:rPr>
+          <w:color w:val="000000" w:themeColor="text1"/>
+        </w:rPr>
         <w:t xml:space="preserve">Thời gian dưới đây là số liệu giả định cho một lượt nhập hàng bình thường, đi theo toàn bộ nhánh </w:t>
       </w:r>
       <w:r>
         <w:rPr>
           <w:rStyle w:val="Strong"/>
+          <w:color w:val="000000" w:themeColor="text1"/>
         </w:rPr>
         <w:t>Có</w:t>
       </w:r>
       <w:r>
+        <w:rPr>
+          <w:color w:val="000000" w:themeColor="text1"/>
+        </w:rPr>
         <w:t xml:space="preserve"> và không phát sinh sai lệch.</w:t>
       </w:r>
     </w:p>
@@ -2550,13 +2991,16 @@
               <w:rPr>
                 <w:b/>
                 <w:bCs/>
+                <w:color w:val="000000" w:themeColor="text1"/>
               </w:rPr>
             </w:pPr>
             <w:r>
               <w:rPr>
                 <w:b/>
                 <w:bCs/>
-              </w:rPr>
+                <w:color w:val="000000" w:themeColor="text1"/>
+              </w:rPr>
+              <w:lastRenderedPageBreak/>
               <w:t>Hoạt động</w:t>
             </w:r>
           </w:p>
@@ -2572,12 +3016,14 @@
               <w:rPr>
                 <w:b/>
                 <w:bCs/>
+                <w:color w:val="000000" w:themeColor="text1"/>
               </w:rPr>
             </w:pPr>
             <w:r>
               <w:rPr>
                 <w:b/>
                 <w:bCs/>
+                <w:color w:val="000000" w:themeColor="text1"/>
               </w:rPr>
               <w:t>Thời gian xử lý</w:t>
             </w:r>
@@ -2594,7 +3040,15 @@
             <w:hideMark/>
           </w:tcPr>
           <w:p>
+            <w:pPr>
+              <w:rPr>
+                <w:color w:val="000000" w:themeColor="text1"/>
+              </w:rPr>
+            </w:pPr>
             <w:r>
+              <w:rPr>
+                <w:color w:val="000000" w:themeColor="text1"/>
+              </w:rPr>
               <w:t>Kiểm tra tồn kho</w:t>
             </w:r>
           </w:p>
@@ -2605,7 +3059,15 @@
             <w:hideMark/>
           </w:tcPr>
           <w:p>
+            <w:pPr>
+              <w:rPr>
+                <w:color w:val="000000" w:themeColor="text1"/>
+              </w:rPr>
+            </w:pPr>
             <w:r>
+              <w:rPr>
+                <w:color w:val="000000" w:themeColor="text1"/>
+              </w:rPr>
               <w:t>30 phút</w:t>
             </w:r>
           </w:p>
@@ -2621,7 +3083,15 @@
             <w:hideMark/>
           </w:tcPr>
           <w:p>
+            <w:pPr>
+              <w:rPr>
+                <w:color w:val="000000" w:themeColor="text1"/>
+              </w:rPr>
+            </w:pPr>
             <w:r>
+              <w:rPr>
+                <w:color w:val="000000" w:themeColor="text1"/>
+              </w:rPr>
               <w:t>Lập đề nghị mua</w:t>
             </w:r>
           </w:p>
@@ -2632,7 +3102,15 @@
             <w:hideMark/>
           </w:tcPr>
           <w:p>
+            <w:pPr>
+              <w:rPr>
+                <w:color w:val="000000" w:themeColor="text1"/>
+              </w:rPr>
+            </w:pPr>
             <w:r>
+              <w:rPr>
+                <w:color w:val="000000" w:themeColor="text1"/>
+              </w:rPr>
               <w:t>20 phút</w:t>
             </w:r>
           </w:p>
@@ -2648,7 +3126,15 @@
             <w:hideMark/>
           </w:tcPr>
           <w:p>
+            <w:pPr>
+              <w:rPr>
+                <w:color w:val="000000" w:themeColor="text1"/>
+              </w:rPr>
+            </w:pPr>
             <w:r>
+              <w:rPr>
+                <w:color w:val="000000" w:themeColor="text1"/>
+              </w:rPr>
               <w:t>Xác minh và chuyển yêu cầu</w:t>
             </w:r>
           </w:p>
@@ -2659,7 +3145,15 @@
             <w:hideMark/>
           </w:tcPr>
           <w:p>
+            <w:pPr>
+              <w:rPr>
+                <w:color w:val="000000" w:themeColor="text1"/>
+              </w:rPr>
+            </w:pPr>
             <w:r>
+              <w:rPr>
+                <w:color w:val="000000" w:themeColor="text1"/>
+              </w:rPr>
               <w:t>10 phút</w:t>
             </w:r>
           </w:p>
@@ -2675,7 +3169,15 @@
             <w:hideMark/>
           </w:tcPr>
           <w:p>
+            <w:pPr>
+              <w:rPr>
+                <w:color w:val="000000" w:themeColor="text1"/>
+              </w:rPr>
+            </w:pPr>
             <w:r>
+              <w:rPr>
+                <w:color w:val="000000" w:themeColor="text1"/>
+              </w:rPr>
               <w:t>Lập và trình duyệt PO</w:t>
             </w:r>
           </w:p>
@@ -2686,7 +3188,15 @@
             <w:hideMark/>
           </w:tcPr>
           <w:p>
+            <w:pPr>
+              <w:rPr>
+                <w:color w:val="000000" w:themeColor="text1"/>
+              </w:rPr>
+            </w:pPr>
             <w:r>
+              <w:rPr>
+                <w:color w:val="000000" w:themeColor="text1"/>
+              </w:rPr>
               <w:t>45 phút</w:t>
             </w:r>
           </w:p>
@@ -2702,7 +3212,15 @@
             <w:hideMark/>
           </w:tcPr>
           <w:p>
+            <w:pPr>
+              <w:rPr>
+                <w:color w:val="000000" w:themeColor="text1"/>
+              </w:rPr>
+            </w:pPr>
             <w:r>
+              <w:rPr>
+                <w:color w:val="000000" w:themeColor="text1"/>
+              </w:rPr>
               <w:t>Kiểm tra nhà cung cấp</w:t>
             </w:r>
           </w:p>
@@ -2713,7 +3231,15 @@
             <w:hideMark/>
           </w:tcPr>
           <w:p>
+            <w:pPr>
+              <w:rPr>
+                <w:color w:val="000000" w:themeColor="text1"/>
+              </w:rPr>
+            </w:pPr>
             <w:r>
+              <w:rPr>
+                <w:color w:val="000000" w:themeColor="text1"/>
+              </w:rPr>
               <w:t>30 phút</w:t>
             </w:r>
           </w:p>
@@ -2729,7 +3255,15 @@
             <w:hideMark/>
           </w:tcPr>
           <w:p>
+            <w:pPr>
+              <w:rPr>
+                <w:color w:val="000000" w:themeColor="text1"/>
+              </w:rPr>
+            </w:pPr>
             <w:r>
+              <w:rPr>
+                <w:color w:val="000000" w:themeColor="text1"/>
+              </w:rPr>
               <w:t>Phát hành PO</w:t>
             </w:r>
           </w:p>
@@ -2740,7 +3274,15 @@
             <w:hideMark/>
           </w:tcPr>
           <w:p>
+            <w:pPr>
+              <w:rPr>
+                <w:color w:val="000000" w:themeColor="text1"/>
+              </w:rPr>
+            </w:pPr>
             <w:r>
+              <w:rPr>
+                <w:color w:val="000000" w:themeColor="text1"/>
+              </w:rPr>
               <w:t>15 phút</w:t>
             </w:r>
           </w:p>
@@ -2756,7 +3298,15 @@
             <w:hideMark/>
           </w:tcPr>
           <w:p>
+            <w:pPr>
+              <w:rPr>
+                <w:color w:val="000000" w:themeColor="text1"/>
+              </w:rPr>
+            </w:pPr>
             <w:r>
+              <w:rPr>
+                <w:color w:val="000000" w:themeColor="text1"/>
+              </w:rPr>
               <w:t>Nhà cung cấp chuẩn bị hàng</w:t>
             </w:r>
           </w:p>
@@ -2767,7 +3317,15 @@
             <w:hideMark/>
           </w:tcPr>
           <w:p>
+            <w:pPr>
+              <w:rPr>
+                <w:color w:val="000000" w:themeColor="text1"/>
+              </w:rPr>
+            </w:pPr>
             <w:r>
+              <w:rPr>
+                <w:color w:val="000000" w:themeColor="text1"/>
+              </w:rPr>
               <w:t>240 phút</w:t>
             </w:r>
           </w:p>
@@ -2783,7 +3341,15 @@
             <w:hideMark/>
           </w:tcPr>
           <w:p>
+            <w:pPr>
+              <w:rPr>
+                <w:color w:val="000000" w:themeColor="text1"/>
+              </w:rPr>
+            </w:pPr>
             <w:r>
+              <w:rPr>
+                <w:color w:val="000000" w:themeColor="text1"/>
+              </w:rPr>
               <w:t>Vận chuyển hàng và chứng từ</w:t>
             </w:r>
           </w:p>
@@ -2794,7 +3360,15 @@
             <w:hideMark/>
           </w:tcPr>
           <w:p>
+            <w:pPr>
+              <w:rPr>
+                <w:color w:val="000000" w:themeColor="text1"/>
+              </w:rPr>
+            </w:pPr>
             <w:r>
+              <w:rPr>
+                <w:color w:val="000000" w:themeColor="text1"/>
+              </w:rPr>
               <w:t>480 phút</w:t>
             </w:r>
           </w:p>
@@ -2810,7 +3384,15 @@
             <w:hideMark/>
           </w:tcPr>
           <w:p>
+            <w:pPr>
+              <w:rPr>
+                <w:color w:val="000000" w:themeColor="text1"/>
+              </w:rPr>
+            </w:pPr>
             <w:r>
+              <w:rPr>
+                <w:color w:val="000000" w:themeColor="text1"/>
+              </w:rPr>
               <w:t>Tiếp nhận và đối chiếu</w:t>
             </w:r>
           </w:p>
@@ -2821,7 +3403,15 @@
             <w:hideMark/>
           </w:tcPr>
           <w:p>
+            <w:pPr>
+              <w:rPr>
+                <w:color w:val="000000" w:themeColor="text1"/>
+              </w:rPr>
+            </w:pPr>
             <w:r>
+              <w:rPr>
+                <w:color w:val="000000" w:themeColor="text1"/>
+              </w:rPr>
               <w:t>30 phút</w:t>
             </w:r>
           </w:p>
@@ -2837,7 +3427,15 @@
             <w:hideMark/>
           </w:tcPr>
           <w:p>
+            <w:pPr>
+              <w:rPr>
+                <w:color w:val="000000" w:themeColor="text1"/>
+              </w:rPr>
+            </w:pPr>
             <w:r>
+              <w:rPr>
+                <w:color w:val="000000" w:themeColor="text1"/>
+              </w:rPr>
               <w:t>Kiểm tra chất lượng</w:t>
             </w:r>
           </w:p>
@@ -2848,7 +3446,15 @@
             <w:hideMark/>
           </w:tcPr>
           <w:p>
+            <w:pPr>
+              <w:rPr>
+                <w:color w:val="000000" w:themeColor="text1"/>
+              </w:rPr>
+            </w:pPr>
             <w:r>
+              <w:rPr>
+                <w:color w:val="000000" w:themeColor="text1"/>
+              </w:rPr>
               <w:t>60 phút</w:t>
             </w:r>
           </w:p>
@@ -2864,7 +3470,15 @@
             <w:hideMark/>
           </w:tcPr>
           <w:p>
+            <w:pPr>
+              <w:rPr>
+                <w:color w:val="000000" w:themeColor="text1"/>
+              </w:rPr>
+            </w:pPr>
             <w:r>
+              <w:rPr>
+                <w:color w:val="000000" w:themeColor="text1"/>
+              </w:rPr>
               <w:t>Nhập kho, mã lô và FEFO</w:t>
             </w:r>
           </w:p>
@@ -2875,7 +3489,15 @@
             <w:hideMark/>
           </w:tcPr>
           <w:p>
+            <w:pPr>
+              <w:rPr>
+                <w:color w:val="000000" w:themeColor="text1"/>
+              </w:rPr>
+            </w:pPr>
             <w:r>
+              <w:rPr>
+                <w:color w:val="000000" w:themeColor="text1"/>
+              </w:rPr>
               <w:t>20 phút</w:t>
             </w:r>
           </w:p>
@@ -2891,7 +3513,15 @@
             <w:hideMark/>
           </w:tcPr>
           <w:p>
+            <w:pPr>
+              <w:rPr>
+                <w:color w:val="000000" w:themeColor="text1"/>
+              </w:rPr>
+            </w:pPr>
             <w:r>
+              <w:rPr>
+                <w:color w:val="000000" w:themeColor="text1"/>
+              </w:rPr>
               <w:t>Xác nhận phiếu nhập</w:t>
             </w:r>
           </w:p>
@@ -2902,7 +3532,15 @@
             <w:hideMark/>
           </w:tcPr>
           <w:p>
+            <w:pPr>
+              <w:rPr>
+                <w:color w:val="000000" w:themeColor="text1"/>
+              </w:rPr>
+            </w:pPr>
             <w:r>
+              <w:rPr>
+                <w:color w:val="000000" w:themeColor="text1"/>
+              </w:rPr>
               <w:t>10 phút</w:t>
             </w:r>
           </w:p>
@@ -2918,7 +3556,15 @@
             <w:hideMark/>
           </w:tcPr>
           <w:p>
+            <w:pPr>
+              <w:rPr>
+                <w:color w:val="000000" w:themeColor="text1"/>
+              </w:rPr>
+            </w:pPr>
             <w:r>
+              <w:rPr>
+                <w:color w:val="000000" w:themeColor="text1"/>
+              </w:rPr>
               <w:t>Cập nhật ERP và đối chiếu thanh toán</w:t>
             </w:r>
           </w:p>
@@ -2929,7 +3575,15 @@
             <w:hideMark/>
           </w:tcPr>
           <w:p>
+            <w:pPr>
+              <w:rPr>
+                <w:color w:val="000000" w:themeColor="text1"/>
+              </w:rPr>
+            </w:pPr>
             <w:r>
+              <w:rPr>
+                <w:color w:val="000000" w:themeColor="text1"/>
+              </w:rPr>
               <w:t>30 phút</w:t>
             </w:r>
           </w:p>
@@ -2945,7 +3599,15 @@
             <w:hideMark/>
           </w:tcPr>
           <w:p>
+            <w:pPr>
+              <w:rPr>
+                <w:color w:val="000000" w:themeColor="text1"/>
+              </w:rPr>
+            </w:pPr>
             <w:r>
+              <w:rPr>
+                <w:color w:val="000000" w:themeColor="text1"/>
+              </w:rPr>
               <w:t>Put-away, sẵn sàng cấp phát</w:t>
             </w:r>
           </w:p>
@@ -2956,7 +3618,15 @@
             <w:hideMark/>
           </w:tcPr>
           <w:p>
+            <w:pPr>
+              <w:rPr>
+                <w:color w:val="000000" w:themeColor="text1"/>
+              </w:rPr>
+            </w:pPr>
             <w:r>
+              <w:rPr>
+                <w:color w:val="000000" w:themeColor="text1"/>
+              </w:rPr>
               <w:t>30 phút</w:t>
             </w:r>
           </w:p>
@@ -2972,9 +3642,15 @@
             <w:hideMark/>
           </w:tcPr>
           <w:p>
+            <w:pPr>
+              <w:rPr>
+                <w:color w:val="000000" w:themeColor="text1"/>
+              </w:rPr>
+            </w:pPr>
             <w:r>
               <w:rPr>
                 <w:rStyle w:val="Strong"/>
+                <w:color w:val="000000" w:themeColor="text1"/>
               </w:rPr>
               <w:t>Tổng thời gian xử lý</w:t>
             </w:r>
@@ -2986,9 +3662,15 @@
             <w:hideMark/>
           </w:tcPr>
           <w:p>
+            <w:pPr>
+              <w:rPr>
+                <w:color w:val="000000" w:themeColor="text1"/>
+              </w:rPr>
+            </w:pPr>
             <w:r>
               <w:rPr>
                 <w:rStyle w:val="Strong"/>
+                <w:color w:val="000000" w:themeColor="text1"/>
               </w:rPr>
               <w:t>1.050 phút</w:t>
             </w:r>
@@ -3000,17 +3682,27 @@
       <w:pPr>
         <w:pStyle w:val="NormalWeb"/>
         <w:ind w:left="720"/>
+        <w:rPr>
+          <w:color w:val="000000" w:themeColor="text1"/>
+        </w:rPr>
       </w:pPr>
       <w:r>
+        <w:rPr>
+          <w:color w:val="000000" w:themeColor="text1"/>
+        </w:rPr>
         <w:t xml:space="preserve">Hai hoạt động cập nhật ERP và đối chiếu thanh toán được thực hiện song song sau AND Split. Vì vậy, thời gian của đoạn song song được lấy theo nhánh dài nhất là </w:t>
       </w:r>
       <w:r>
         <w:rPr>
           <w:rStyle w:val="Strong"/>
+          <w:color w:val="000000" w:themeColor="text1"/>
         </w:rPr>
         <w:t>30 phút</w:t>
       </w:r>
       <w:r>
+        <w:rPr>
+          <w:color w:val="000000" w:themeColor="text1"/>
+        </w:rPr>
         <w:t>, không cộng cả hai nhánh.</w:t>
       </w:r>
     </w:p>
@@ -3073,12 +3765,14 @@
               <w:rPr>
                 <w:b/>
                 <w:bCs/>
+                <w:color w:val="000000" w:themeColor="text1"/>
               </w:rPr>
             </w:pPr>
             <w:r>
               <w:rPr>
                 <w:b/>
                 <w:bCs/>
+                <w:color w:val="000000" w:themeColor="text1"/>
               </w:rPr>
               <w:t>Thời gian chờ</w:t>
             </w:r>
@@ -3095,12 +3789,14 @@
               <w:rPr>
                 <w:b/>
                 <w:bCs/>
+                <w:color w:val="000000" w:themeColor="text1"/>
               </w:rPr>
             </w:pPr>
             <w:r>
               <w:rPr>
                 <w:b/>
                 <w:bCs/>
+                <w:color w:val="000000" w:themeColor="text1"/>
               </w:rPr>
               <w:t>Thời lượng</w:t>
             </w:r>
@@ -3117,7 +3813,15 @@
             <w:hideMark/>
           </w:tcPr>
           <w:p>
+            <w:pPr>
+              <w:rPr>
+                <w:color w:val="000000" w:themeColor="text1"/>
+              </w:rPr>
+            </w:pPr>
             <w:r>
+              <w:rPr>
+                <w:color w:val="000000" w:themeColor="text1"/>
+              </w:rPr>
               <w:t>Chờ phê duyệt PO</w:t>
             </w:r>
           </w:p>
@@ -3128,7 +3832,15 @@
             <w:hideMark/>
           </w:tcPr>
           <w:p>
+            <w:pPr>
+              <w:rPr>
+                <w:color w:val="000000" w:themeColor="text1"/>
+              </w:rPr>
+            </w:pPr>
             <w:r>
+              <w:rPr>
+                <w:color w:val="000000" w:themeColor="text1"/>
+              </w:rPr>
               <w:t>240 phút</w:t>
             </w:r>
           </w:p>
@@ -3144,7 +3856,15 @@
             <w:hideMark/>
           </w:tcPr>
           <w:p>
+            <w:pPr>
+              <w:rPr>
+                <w:color w:val="000000" w:themeColor="text1"/>
+              </w:rPr>
+            </w:pPr>
             <w:r>
+              <w:rPr>
+                <w:color w:val="000000" w:themeColor="text1"/>
+              </w:rPr>
               <w:t>Chờ nhà cung cấp bố trí đơn hàng và lịch giao</w:t>
             </w:r>
           </w:p>
@@ -3155,7 +3875,15 @@
             <w:hideMark/>
           </w:tcPr>
           <w:p>
+            <w:pPr>
+              <w:rPr>
+                <w:color w:val="000000" w:themeColor="text1"/>
+              </w:rPr>
+            </w:pPr>
             <w:r>
+              <w:rPr>
+                <w:color w:val="000000" w:themeColor="text1"/>
+              </w:rPr>
               <w:t>480 phút</w:t>
             </w:r>
           </w:p>
@@ -3171,7 +3899,15 @@
             <w:hideMark/>
           </w:tcPr>
           <w:p>
+            <w:pPr>
+              <w:rPr>
+                <w:color w:val="000000" w:themeColor="text1"/>
+              </w:rPr>
+            </w:pPr>
             <w:r>
+              <w:rPr>
+                <w:color w:val="000000" w:themeColor="text1"/>
+              </w:rPr>
               <w:t>Chờ QC tiếp nhận kiểm tra</w:t>
             </w:r>
           </w:p>
@@ -3182,7 +3918,15 @@
             <w:hideMark/>
           </w:tcPr>
           <w:p>
+            <w:pPr>
+              <w:rPr>
+                <w:color w:val="000000" w:themeColor="text1"/>
+              </w:rPr>
+            </w:pPr>
             <w:r>
+              <w:rPr>
+                <w:color w:val="000000" w:themeColor="text1"/>
+              </w:rPr>
               <w:t>120 phút</w:t>
             </w:r>
           </w:p>
@@ -3198,7 +3942,15 @@
             <w:hideMark/>
           </w:tcPr>
           <w:p>
+            <w:pPr>
+              <w:rPr>
+                <w:color w:val="000000" w:themeColor="text1"/>
+              </w:rPr>
+            </w:pPr>
             <w:r>
+              <w:rPr>
+                <w:color w:val="000000" w:themeColor="text1"/>
+              </w:rPr>
               <w:t>Chờ đối chiếu, hoàn thiện chứng từ</w:t>
             </w:r>
           </w:p>
@@ -3209,7 +3961,15 @@
             <w:hideMark/>
           </w:tcPr>
           <w:p>
+            <w:pPr>
+              <w:rPr>
+                <w:color w:val="000000" w:themeColor="text1"/>
+              </w:rPr>
+            </w:pPr>
             <w:r>
+              <w:rPr>
+                <w:color w:val="000000" w:themeColor="text1"/>
+              </w:rPr>
               <w:t>240 phút</w:t>
             </w:r>
           </w:p>
@@ -3225,9 +3985,15 @@
             <w:hideMark/>
           </w:tcPr>
           <w:p>
+            <w:pPr>
+              <w:rPr>
+                <w:color w:val="000000" w:themeColor="text1"/>
+              </w:rPr>
+            </w:pPr>
             <w:r>
               <w:rPr>
                 <w:rStyle w:val="Strong"/>
+                <w:color w:val="000000" w:themeColor="text1"/>
               </w:rPr>
               <w:t>Tổng thời gian chờ</w:t>
             </w:r>
@@ -3239,9 +4005,15 @@
             <w:hideMark/>
           </w:tcPr>
           <w:p>
+            <w:pPr>
+              <w:rPr>
+                <w:color w:val="000000" w:themeColor="text1"/>
+              </w:rPr>
+            </w:pPr>
             <w:r>
               <w:rPr>
                 <w:rStyle w:val="Strong"/>
+                <w:color w:val="000000" w:themeColor="text1"/>
               </w:rPr>
               <w:t>1.080 phút</w:t>
             </w:r>
@@ -3253,8 +4025,14 @@
       <w:pPr>
         <w:pStyle w:val="Heading3"/>
         <w:ind w:left="720"/>
+        <w:rPr>
+          <w:color w:val="000000" w:themeColor="text1"/>
+        </w:rPr>
       </w:pPr>
       <w:r>
+        <w:rPr>
+          <w:color w:val="000000" w:themeColor="text1"/>
+        </w:rPr>
         <w:t>Kết quả tính toán</w:t>
       </w:r>
     </w:p>
@@ -3267,11 +4045,13 @@
         </w:numPr>
         <w:rPr>
           <w:rStyle w:val="Strong"/>
+          <w:color w:val="000000" w:themeColor="text1"/>
         </w:rPr>
       </w:pPr>
       <w:r>
         <w:rPr>
           <w:rStyle w:val="Strong"/>
+          <w:color w:val="000000" w:themeColor="text1"/>
         </w:rPr>
         <w:t>Thời gian xử lý</w:t>
       </w:r>
@@ -3280,6 +4060,9 @@
       <w:pPr>
         <w:pStyle w:val="NormalWeb"/>
         <w:ind w:left="720"/>
+        <w:rPr>
+          <w:color w:val="000000" w:themeColor="text1"/>
+        </w:rPr>
       </w:pPr>
       <m:oMathPara>
         <m:oMath>
@@ -3290,6 +4073,7 @@
             </m:rPr>
             <w:rPr>
               <w:rFonts w:ascii="Cambria Math" w:hAnsi="Cambria Math"/>
+              <w:color w:val="000000" w:themeColor="text1"/>
             </w:rPr>
             <m:t>(</m:t>
           </m:r>
@@ -3298,6 +4082,7 @@
               <m:ctrlPr>
                 <w:rPr>
                   <w:rFonts w:ascii="Cambria Math" w:hAnsi="Cambria Math"/>
+                  <w:color w:val="000000" w:themeColor="text1"/>
                 </w:rPr>
               </m:ctrlPr>
             </m:sSubPr>
@@ -3308,6 +4093,7 @@
                 </m:rPr>
                 <w:rPr>
                   <w:rFonts w:ascii="Cambria Math" w:hAnsi="Cambria Math"/>
+                  <w:color w:val="000000" w:themeColor="text1"/>
                 </w:rPr>
                 <m:t>T</m:t>
               </m:r>
@@ -3319,6 +4105,7 @@
                 </m:rPr>
                 <w:rPr>
                   <w:rFonts w:ascii="Cambria Math" w:hAnsi="Cambria Math"/>
+                  <w:color w:val="000000" w:themeColor="text1"/>
                 </w:rPr>
                 <m:t>Xử lý</m:t>
               </m:r>
@@ -3330,17 +4117,9 @@
             </m:rPr>
             <w:rPr>
               <w:rFonts w:ascii="Cambria Math" w:hAnsi="Cambria Math"/>
+              <w:color w:val="000000" w:themeColor="text1"/>
             </w:rPr>
-            <m:t>= 1.050</m:t>
-          </m:r>
-          <m:r>
-            <m:rPr>
-              <m:sty m:val="p"/>
-            </m:rPr>
-            <w:rPr>
-              <w:rFonts w:ascii="Cambria Math" w:hAnsi="Cambria Math"/>
-            </w:rPr>
-            <m:t xml:space="preserve"> phút</m:t>
+            <m:t>= 1.050 phút</m:t>
           </m:r>
           <m:r>
             <m:rPr>
@@ -3349,6 +4128,7 @@
             </m:rPr>
             <w:rPr>
               <w:rFonts w:ascii="Cambria Math" w:hAnsi="Cambria Math"/>
+              <w:color w:val="000000" w:themeColor="text1"/>
             </w:rPr>
             <m:t>)</m:t>
           </m:r>
@@ -3359,23 +4139,36 @@
       <w:pPr>
         <w:pStyle w:val="NormalWeb"/>
         <w:ind w:left="720"/>
+        <w:rPr>
+          <w:color w:val="000000" w:themeColor="text1"/>
+        </w:rPr>
       </w:pPr>
     </w:p>
     <w:p>
       <w:pPr>
         <w:pStyle w:val="NormalWeb"/>
         <w:ind w:left="720"/>
+        <w:rPr>
+          <w:color w:val="000000" w:themeColor="text1"/>
+        </w:rPr>
       </w:pPr>
       <w:r>
+        <w:rPr>
+          <w:color w:val="000000" w:themeColor="text1"/>
+        </w:rPr>
         <w:t xml:space="preserve">Tương đương </w:t>
       </w:r>
       <w:r>
         <w:rPr>
           <w:rStyle w:val="Strong"/>
+          <w:color w:val="000000" w:themeColor="text1"/>
         </w:rPr>
         <w:t>17 giờ 30 phút</w:t>
       </w:r>
       <w:r>
+        <w:rPr>
+          <w:color w:val="000000" w:themeColor="text1"/>
+        </w:rPr>
         <w:t>.</w:t>
       </w:r>
     </w:p>
@@ -3390,11 +4183,13 @@
           <w:rStyle w:val="Strong"/>
           <w:b w:val="0"/>
           <w:bCs w:val="0"/>
+          <w:color w:val="000000" w:themeColor="text1"/>
         </w:rPr>
       </w:pPr>
       <w:r>
         <w:rPr>
           <w:rStyle w:val="Strong"/>
+          <w:color w:val="000000" w:themeColor="text1"/>
         </w:rPr>
         <w:t>Thời gian chu kỳ</w:t>
       </w:r>
@@ -3403,6 +4198,9 @@
       <w:pPr>
         <w:pStyle w:val="NormalWeb"/>
         <w:ind w:left="1440"/>
+        <w:rPr>
+          <w:color w:val="000000" w:themeColor="text1"/>
+        </w:rPr>
       </w:pPr>
       <m:oMathPara>
         <m:oMath>
@@ -3411,6 +4209,7 @@
               <m:ctrlPr>
                 <w:rPr>
                   <w:rFonts w:ascii="Cambria Math" w:hAnsi="Cambria Math"/>
+                  <w:color w:val="000000" w:themeColor="text1"/>
                 </w:rPr>
               </m:ctrlPr>
             </m:sSubPr>
@@ -3421,6 +4220,7 @@
                 </m:rPr>
                 <w:rPr>
                   <w:rFonts w:ascii="Cambria Math" w:hAnsi="Cambria Math"/>
+                  <w:color w:val="000000" w:themeColor="text1"/>
                 </w:rPr>
                 <m:t>T</m:t>
               </m:r>
@@ -3429,6 +4229,7 @@
               <m:r>
                 <w:rPr>
                   <w:rFonts w:ascii="Cambria Math" w:hAnsi="Cambria Math"/>
+                  <w:color w:val="000000" w:themeColor="text1"/>
                 </w:rPr>
                 <m:t>Chu kỳ</m:t>
               </m:r>
@@ -3440,6 +4241,7 @@
             </m:rPr>
             <w:rPr>
               <w:rFonts w:ascii="Cambria Math" w:hAnsi="Cambria Math"/>
+              <w:color w:val="000000" w:themeColor="text1"/>
             </w:rPr>
             <m:t xml:space="preserve">= </m:t>
           </m:r>
@@ -3448,6 +4250,7 @@
               <m:ctrlPr>
                 <w:rPr>
                   <w:rFonts w:ascii="Cambria Math" w:hAnsi="Cambria Math"/>
+                  <w:color w:val="000000" w:themeColor="text1"/>
                 </w:rPr>
               </m:ctrlPr>
             </m:sSubPr>
@@ -3458,6 +4261,7 @@
                 </m:rPr>
                 <w:rPr>
                   <w:rFonts w:ascii="Cambria Math" w:hAnsi="Cambria Math"/>
+                  <w:color w:val="000000" w:themeColor="text1"/>
                 </w:rPr>
                 <m:t>T</m:t>
               </m:r>
@@ -3469,17 +4273,9 @@
                 </m:rPr>
                 <w:rPr>
                   <w:rFonts w:ascii="Cambria Math" w:hAnsi="Cambria Math"/>
+                  <w:color w:val="000000" w:themeColor="text1"/>
                 </w:rPr>
-                <m:t>xử</m:t>
-              </m:r>
-              <m:r>
-                <m:rPr>
-                  <m:sty m:val="p"/>
-                </m:rPr>
-                <w:rPr>
-                  <w:rFonts w:ascii="Cambria Math" w:hAnsi="Cambria Math"/>
-                </w:rPr>
-                <m:t xml:space="preserve"> lý</m:t>
+                <m:t>xử lý</m:t>
               </m:r>
             </m:sub>
           </m:sSub>
@@ -3489,6 +4285,7 @@
             </m:rPr>
             <w:rPr>
               <w:rFonts w:ascii="Cambria Math" w:hAnsi="Cambria Math"/>
+              <w:color w:val="000000" w:themeColor="text1"/>
             </w:rPr>
             <m:t xml:space="preserve"> + </m:t>
           </m:r>
@@ -3497,6 +4294,7 @@
               <m:ctrlPr>
                 <w:rPr>
                   <w:rFonts w:ascii="Cambria Math" w:hAnsi="Cambria Math"/>
+                  <w:color w:val="000000" w:themeColor="text1"/>
                 </w:rPr>
               </m:ctrlPr>
             </m:sSubPr>
@@ -3507,6 +4305,7 @@
                 </m:rPr>
                 <w:rPr>
                   <w:rFonts w:ascii="Cambria Math" w:hAnsi="Cambria Math"/>
+                  <w:color w:val="000000" w:themeColor="text1"/>
                 </w:rPr>
                 <m:t>T</m:t>
               </m:r>
@@ -3518,14 +4317,19 @@
                 </m:rPr>
                 <w:rPr>
                   <w:rFonts w:ascii="Cambria Math" w:hAnsi="Cambria Math"/>
+                  <w:color w:val="000000" w:themeColor="text1"/>
                 </w:rPr>
                 <m:t>chờ</m:t>
               </m:r>
             </m:sub>
           </m:sSub>
           <m:r>
+            <m:rPr>
+              <m:sty m:val="p"/>
+            </m:rPr>
             <w:rPr>
               <w:rFonts w:ascii="Cambria Math" w:hAnsi="Cambria Math"/>
+              <w:color w:val="000000" w:themeColor="text1"/>
             </w:rPr>
             <w:br/>
           </m:r>
@@ -3534,6 +4338,7 @@
           <m:r>
             <w:rPr>
               <w:rFonts w:ascii="Cambria Math" w:hAnsi="Cambria Math"/>
+              <w:color w:val="000000" w:themeColor="text1"/>
             </w:rPr>
             <m:t>=1050+1080=2130 phút</m:t>
           </m:r>
@@ -3544,32 +4349,49 @@
       <w:pPr>
         <w:pStyle w:val="NormalWeb"/>
         <w:ind w:left="1440"/>
+        <w:rPr>
+          <w:color w:val="000000" w:themeColor="text1"/>
+        </w:rPr>
       </w:pPr>
     </w:p>
     <w:p>
       <w:pPr>
         <w:pStyle w:val="NormalWeb"/>
         <w:ind w:left="720"/>
+        <w:rPr>
+          <w:color w:val="000000" w:themeColor="text1"/>
+        </w:rPr>
       </w:pPr>
       <w:r>
+        <w:rPr>
+          <w:color w:val="000000" w:themeColor="text1"/>
+        </w:rPr>
         <w:t xml:space="preserve">Tương đương </w:t>
       </w:r>
       <w:r>
         <w:rPr>
           <w:rStyle w:val="Strong"/>
+          <w:color w:val="000000" w:themeColor="text1"/>
         </w:rPr>
         <w:t>35 giờ 30 phút</w:t>
       </w:r>
       <w:r>
+        <w:rPr>
+          <w:color w:val="000000" w:themeColor="text1"/>
+        </w:rPr>
         <w:t xml:space="preserve">, hoặc khoảng </w:t>
       </w:r>
       <w:r>
         <w:rPr>
           <w:rStyle w:val="Strong"/>
+          <w:color w:val="000000" w:themeColor="text1"/>
         </w:rPr>
         <w:t>4,44 ngày làm việc</w:t>
       </w:r>
       <w:r>
+        <w:rPr>
+          <w:color w:val="000000" w:themeColor="text1"/>
+        </w:rPr>
         <w:t xml:space="preserve"> nếu tính 8 giờ/ngày.</w:t>
       </w:r>
     </w:p>
@@ -3584,11 +4406,13 @@
           <w:rStyle w:val="Strong"/>
           <w:b w:val="0"/>
           <w:bCs w:val="0"/>
+          <w:color w:val="000000" w:themeColor="text1"/>
         </w:rPr>
       </w:pPr>
       <w:r>
         <w:rPr>
           <w:rStyle w:val="Strong"/>
+          <w:color w:val="000000" w:themeColor="text1"/>
         </w:rPr>
         <w:t>Hiệu suất thời gian</w:t>
       </w:r>
@@ -3598,6 +4422,7 @@
         <w:pStyle w:val="NormalWeb"/>
         <w:ind w:left="1080"/>
         <w:rPr>
+          <w:color w:val="000000" w:themeColor="text1"/>
           <w:lang w:val="vi-VN"/>
         </w:rPr>
       </w:pPr>
@@ -3610,6 +4435,7 @@
             <w:rPr>
               <w:rStyle w:val="Strong"/>
               <w:rFonts w:ascii="Cambria Math"/>
+              <w:color w:val="000000" w:themeColor="text1"/>
             </w:rPr>
             <m:t>Hi</m:t>
           </m:r>
@@ -3620,6 +4446,7 @@
             <w:rPr>
               <w:rStyle w:val="Strong"/>
               <w:rFonts w:ascii="Cambria Math"/>
+              <w:color w:val="000000" w:themeColor="text1"/>
             </w:rPr>
             <m:t>ệ</m:t>
           </m:r>
@@ -3630,6 +4457,7 @@
             <w:rPr>
               <w:rStyle w:val="Strong"/>
               <w:rFonts w:ascii="Cambria Math"/>
+              <w:color w:val="000000" w:themeColor="text1"/>
             </w:rPr>
             <m:t>u su</m:t>
           </m:r>
@@ -3640,6 +4468,7 @@
             <w:rPr>
               <w:rStyle w:val="Strong"/>
               <w:rFonts w:ascii="Cambria Math"/>
+              <w:color w:val="000000" w:themeColor="text1"/>
             </w:rPr>
             <m:t>ấ</m:t>
           </m:r>
@@ -3650,6 +4479,7 @@
             <w:rPr>
               <w:rStyle w:val="Strong"/>
               <w:rFonts w:ascii="Cambria Math"/>
+              <w:color w:val="000000" w:themeColor="text1"/>
             </w:rPr>
             <m:t>t th</m:t>
           </m:r>
@@ -3660,6 +4490,7 @@
             <w:rPr>
               <w:rStyle w:val="Strong"/>
               <w:rFonts w:ascii="Cambria Math"/>
+              <w:color w:val="000000" w:themeColor="text1"/>
             </w:rPr>
             <m:t>ờ</m:t>
           </m:r>
@@ -3670,6 +4501,7 @@
             <w:rPr>
               <w:rStyle w:val="Strong"/>
               <w:rFonts w:ascii="Cambria Math"/>
+              <w:color w:val="000000" w:themeColor="text1"/>
             </w:rPr>
             <m:t>i gian =</m:t>
           </m:r>
@@ -3679,6 +4511,7 @@
                 <w:rPr>
                   <w:rFonts w:ascii="Cambria Math" w:hAnsi="Cambria Math"/>
                   <w:i/>
+                  <w:color w:val="000000" w:themeColor="text1"/>
                 </w:rPr>
               </m:ctrlPr>
             </m:fPr>
@@ -3691,6 +4524,7 @@
                       <w:rFonts w:ascii="Cambria Math"/>
                       <w:b w:val="0"/>
                       <w:bCs w:val="0"/>
+                      <w:color w:val="000000" w:themeColor="text1"/>
                     </w:rPr>
                   </m:ctrlPr>
                 </m:sSubPr>
@@ -3702,6 +4536,7 @@
                     <w:rPr>
                       <w:rStyle w:val="Strong"/>
                       <w:rFonts w:ascii="Cambria Math"/>
+                      <w:color w:val="000000" w:themeColor="text1"/>
                     </w:rPr>
                     <m:t>T</m:t>
                   </m:r>
@@ -3714,6 +4549,7 @@
                     <w:rPr>
                       <w:rStyle w:val="Strong"/>
                       <w:rFonts w:ascii="Cambria Math"/>
+                      <w:color w:val="000000" w:themeColor="text1"/>
                     </w:rPr>
                     <m:t>x</m:t>
                   </m:r>
@@ -3724,6 +4560,7 @@
                     <w:rPr>
                       <w:rStyle w:val="Strong"/>
                       <w:rFonts w:ascii="Cambria Math"/>
+                      <w:color w:val="000000" w:themeColor="text1"/>
                     </w:rPr>
                     <m:t>ử</m:t>
                   </m:r>
@@ -3734,6 +4571,7 @@
                     <w:rPr>
                       <w:rStyle w:val="Strong"/>
                       <w:rFonts w:ascii="Cambria Math"/>
+                      <w:color w:val="000000" w:themeColor="text1"/>
                     </w:rPr>
                     <m:t xml:space="preserve"> l</m:t>
                   </m:r>
@@ -3744,6 +4582,7 @@
                     <w:rPr>
                       <w:rStyle w:val="Strong"/>
                       <w:rFonts w:ascii="Cambria Math"/>
+                      <w:color w:val="000000" w:themeColor="text1"/>
                     </w:rPr>
                     <m:t>ý</m:t>
                   </m:r>
@@ -3755,6 +4594,7 @@
                   <w:rFonts w:ascii="Cambria Math"/>
                   <w:b w:val="0"/>
                   <w:bCs w:val="0"/>
+                  <w:color w:val="000000" w:themeColor="text1"/>
                 </w:rPr>
               </m:ctrlPr>
             </m:num>
@@ -3765,6 +4605,7 @@
                     <w:rPr>
                       <w:rFonts w:ascii="Cambria Math" w:hAnsi="Cambria Math"/>
                       <w:i/>
+                      <w:color w:val="000000" w:themeColor="text1"/>
                     </w:rPr>
                   </m:ctrlPr>
                 </m:sSubPr>
@@ -3772,6 +4613,7 @@
                   <m:r>
                     <w:rPr>
                       <w:rFonts w:ascii="Cambria Math" w:hAnsi="Cambria Math"/>
+                      <w:color w:val="000000" w:themeColor="text1"/>
                     </w:rPr>
                     <m:t>T</m:t>
                   </m:r>
@@ -3780,6 +4622,7 @@
                   <m:r>
                     <w:rPr>
                       <w:rFonts w:ascii="Cambria Math" w:hAnsi="Cambria Math"/>
+                      <w:color w:val="000000" w:themeColor="text1"/>
                     </w:rPr>
                     <m:t>chu kỳ</m:t>
                   </m:r>
@@ -3790,12 +4633,17 @@
           <m:r>
             <w:rPr>
               <w:rFonts w:ascii="Cambria Math" w:hAnsi="Cambria Math"/>
+              <w:color w:val="000000" w:themeColor="text1"/>
             </w:rPr>
             <m:t xml:space="preserve"> X  100%</m:t>
           </m:r>
           <m:r>
+            <m:rPr>
+              <m:sty m:val="p"/>
+            </m:rPr>
             <w:rPr>
               <w:rFonts w:ascii="Cambria Math" w:hAnsi="Cambria Math"/>
+              <w:color w:val="000000" w:themeColor="text1"/>
             </w:rPr>
             <w:br/>
           </m:r>
@@ -3804,6 +4652,7 @@
           <m:r>
             <w:rPr>
               <w:rFonts w:ascii="Cambria Math" w:hAnsi="Cambria Math"/>
+              <w:color w:val="000000" w:themeColor="text1"/>
             </w:rPr>
             <m:t>=</m:t>
           </m:r>
@@ -3813,6 +4662,7 @@
                 <w:rPr>
                   <w:rFonts w:ascii="Cambria Math" w:hAnsi="Cambria Math"/>
                   <w:i/>
+                  <w:color w:val="000000" w:themeColor="text1"/>
                 </w:rPr>
               </m:ctrlPr>
             </m:fPr>
@@ -3820,6 +4670,7 @@
               <m:r>
                 <w:rPr>
                   <w:rFonts w:ascii="Cambria Math" w:hAnsi="Cambria Math"/>
+                  <w:color w:val="000000" w:themeColor="text1"/>
                 </w:rPr>
                 <m:t>1050</m:t>
               </m:r>
@@ -3828,6 +4679,7 @@
               <m:r>
                 <w:rPr>
                   <w:rFonts w:ascii="Cambria Math" w:hAnsi="Cambria Math"/>
+                  <w:color w:val="000000" w:themeColor="text1"/>
                 </w:rPr>
                 <m:t>2130</m:t>
               </m:r>
@@ -3836,14 +4688,9 @@
           <m:r>
             <w:rPr>
               <w:rFonts w:ascii="Cambria Math" w:hAnsi="Cambria Math"/>
+              <w:color w:val="000000" w:themeColor="text1"/>
             </w:rPr>
-            <m:t xml:space="preserve"> </m:t>
-          </m:r>
-          <m:r>
-            <w:rPr>
-              <w:rFonts w:ascii="Cambria Math" w:hAnsi="Cambria Math"/>
-            </w:rPr>
-            <m:t xml:space="preserve">X </m:t>
+            <m:t xml:space="preserve"> X </m:t>
           </m:r>
           <m:r>
             <m:rPr>
@@ -3851,33 +4698,15 @@
             </m:rPr>
             <w:rPr>
               <w:rFonts w:ascii="Cambria Math" w:hAnsi="Cambria Math"/>
+              <w:color w:val="000000" w:themeColor="text1"/>
               <w:lang w:val="vi-VN"/>
             </w:rPr>
-            <m:t xml:space="preserve">100% </m:t>
-          </m:r>
-          <m:r>
-            <m:rPr>
-              <m:sty m:val="p"/>
-            </m:rPr>
-            <w:rPr>
-              <w:rFonts w:ascii="Cambria Math" w:hAnsi="Cambria Math"/>
-              <w:lang w:val="vi-VN"/>
-            </w:rPr>
-            <m:t>≈</m:t>
-          </m:r>
-          <m:r>
-            <m:rPr>
-              <m:sty m:val="p"/>
-            </m:rPr>
-            <w:rPr>
-              <w:rFonts w:ascii="Cambria Math" w:hAnsi="Cambria Math"/>
-              <w:lang w:val="vi-VN"/>
-            </w:rPr>
-            <m:t xml:space="preserve"> 49.3%</m:t>
+            <m:t>100% ≈ 49.3%</m:t>
           </m:r>
           <m:r>
             <w:rPr>
               <w:rFonts w:ascii="Cambria Math" w:hAnsi="Cambria Math"/>
+              <w:color w:val="000000" w:themeColor="text1"/>
             </w:rPr>
             <m:t xml:space="preserve"> </m:t>
           </m:r>
@@ -3888,18 +4717,28 @@
       <w:pPr>
         <w:pStyle w:val="NormalWeb"/>
         <w:ind w:left="1080"/>
+        <w:rPr>
+          <w:color w:val="000000" w:themeColor="text1"/>
+        </w:rPr>
       </w:pPr>
     </w:p>
     <w:p>
       <w:pPr>
         <w:pStyle w:val="NormalWeb"/>
         <w:ind w:left="1080"/>
+        <w:rPr>
+          <w:color w:val="000000" w:themeColor="text1"/>
+        </w:rPr>
       </w:pPr>
       <m:oMathPara>
         <m:oMath>
           <m:r>
+            <m:rPr>
+              <m:sty m:val="p"/>
+            </m:rPr>
             <w:rPr>
               <w:rFonts w:ascii="Cambria Math" w:hAnsi="Cambria Math"/>
+              <w:color w:val="000000" w:themeColor="text1"/>
             </w:rPr>
             <w:br/>
           </m:r>
@@ -3908,6 +4747,7 @@
           <m:r>
             <w:rPr>
               <w:rFonts w:ascii="Cambria Math" w:hAnsi="Cambria Math"/>
+              <w:color w:val="000000" w:themeColor="text1"/>
             </w:rPr>
             <m:t xml:space="preserve"> </m:t>
           </m:r>
@@ -3916,6 +4756,7 @@
               <w:rPr>
                 <w:rFonts w:ascii="Cambria Math" w:hAnsi="Cambria Math"/>
                 <w:i/>
+                <w:color w:val="000000" w:themeColor="text1"/>
               </w:rPr>
               <w:id w:val="1658951984"/>
               <w:placeholder>
@@ -3927,9 +4768,13 @@
             </w:sdtPr>
             <w:sdtContent>
               <m:r>
+                <m:rPr>
+                  <m:sty m:val="p"/>
+                </m:rPr>
                 <w:rPr>
                   <w:rStyle w:val="PlaceholderText"/>
                   <w:rFonts w:ascii="Cambria Math" w:hAnsi="Cambria Math"/>
+                  <w:color w:val="000000" w:themeColor="text1"/>
                 </w:rPr>
                 <m:t>Type equation here.</m:t>
               </m:r>
@@ -3942,26 +4787,40 @@
       <w:pPr>
         <w:pStyle w:val="NormalWeb"/>
         <w:ind w:left="720"/>
+        <w:rPr>
+          <w:color w:val="000000" w:themeColor="text1"/>
+        </w:rPr>
       </w:pPr>
       <w:r>
+        <w:rPr>
+          <w:color w:val="000000" w:themeColor="text1"/>
+        </w:rPr>
         <w:t xml:space="preserve">Như vậy, hoạt động xử lý thực tế chiếm </w:t>
       </w:r>
       <w:r>
         <w:rPr>
           <w:rStyle w:val="Strong"/>
+          <w:color w:val="000000" w:themeColor="text1"/>
         </w:rPr>
         <w:t>49,3%</w:t>
       </w:r>
       <w:r>
+        <w:rPr>
+          <w:color w:val="000000" w:themeColor="text1"/>
+        </w:rPr>
         <w:t xml:space="preserve">, trong khi thời gian chờ chiếm </w:t>
       </w:r>
       <w:r>
         <w:rPr>
           <w:rStyle w:val="Strong"/>
+          <w:color w:val="000000" w:themeColor="text1"/>
         </w:rPr>
         <w:t>50,7%</w:t>
       </w:r>
       <w:r>
+        <w:rPr>
+          <w:color w:val="000000" w:themeColor="text1"/>
+        </w:rPr>
         <w:t xml:space="preserve"> tổng thời gian chu kỳ. Cơ hội cải tiến lớn nhất là giảm thời gian chờ phê duyệt PO, chờ lịch giao hàng và chờ hoàn thiện chứng từ.</w:t>
       </w:r>
     </w:p>
@@ -3972,6 +4831,7 @@
           <w:rFonts w:ascii="Times New Roman" w:eastAsia="Times New Roman" w:hAnsi="Times New Roman" w:cs="Times New Roman"/>
           <w:b/>
           <w:bCs/>
+          <w:color w:val="000000" w:themeColor="text1"/>
           <w:kern w:val="0"/>
           <w:sz w:val="26"/>
           <w:szCs w:val="26"/>
@@ -3991,6 +4851,7 @@
           <w:rFonts w:ascii="Times New Roman" w:eastAsia="Times New Roman" w:hAnsi="Times New Roman" w:cs="Times New Roman"/>
           <w:b/>
           <w:bCs/>
+          <w:color w:val="000000" w:themeColor="text1"/>
           <w:kern w:val="0"/>
           <w:sz w:val="26"/>
           <w:szCs w:val="26"/>
@@ -4003,6 +4864,7 @@
           <w:rFonts w:ascii="Times New Roman" w:eastAsia="Times New Roman" w:hAnsi="Times New Roman" w:cs="Times New Roman"/>
           <w:b/>
           <w:bCs/>
+          <w:color w:val="000000" w:themeColor="text1"/>
           <w:kern w:val="0"/>
           <w:sz w:val="26"/>
           <w:szCs w:val="26"/>
@@ -4015,16 +4877,28 @@
     <w:p>
       <w:pPr>
         <w:pStyle w:val="NormalWeb"/>
+        <w:rPr>
+          <w:color w:val="000000" w:themeColor="text1"/>
+        </w:rPr>
       </w:pPr>
       <w:r>
+        <w:rPr>
+          <w:color w:val="000000" w:themeColor="text1"/>
+        </w:rPr>
         <w:t>Chi phí được tính cho một lần nhập nguyên liệu theo quy trình bình thường. Số liệu dưới đây là giả định phục vụ phân tích, chưa bao gồm giá trị mua nguyên liệu và thuế.</w:t>
       </w:r>
     </w:p>
     <w:p>
       <w:pPr>
         <w:pStyle w:val="Heading4"/>
+        <w:rPr>
+          <w:color w:val="000000" w:themeColor="text1"/>
+        </w:rPr>
       </w:pPr>
       <w:r>
+        <w:rPr>
+          <w:color w:val="000000" w:themeColor="text1"/>
+        </w:rPr>
         <w:t>Chi phí xử lý quy trình</w:t>
       </w:r>
     </w:p>
@@ -4051,12 +4925,14 @@
               <w:rPr>
                 <w:b/>
                 <w:bCs/>
+                <w:color w:val="000000" w:themeColor="text1"/>
               </w:rPr>
             </w:pPr>
             <w:r>
               <w:rPr>
                 <w:b/>
                 <w:bCs/>
+                <w:color w:val="000000" w:themeColor="text1"/>
               </w:rPr>
               <w:t>Nhóm chi phí</w:t>
             </w:r>
@@ -4073,12 +4949,14 @@
               <w:rPr>
                 <w:b/>
                 <w:bCs/>
+                <w:color w:val="000000" w:themeColor="text1"/>
               </w:rPr>
             </w:pPr>
             <w:r>
               <w:rPr>
                 <w:b/>
                 <w:bCs/>
+                <w:color w:val="000000" w:themeColor="text1"/>
               </w:rPr>
               <w:t>Cơ sở tính</w:t>
             </w:r>
@@ -4095,12 +4973,14 @@
               <w:rPr>
                 <w:b/>
                 <w:bCs/>
+                <w:color w:val="000000" w:themeColor="text1"/>
               </w:rPr>
             </w:pPr>
             <w:r>
               <w:rPr>
                 <w:b/>
                 <w:bCs/>
+                <w:color w:val="000000" w:themeColor="text1"/>
               </w:rPr>
               <w:t>Chi phí ước tính</w:t>
             </w:r>
@@ -4114,7 +4994,15 @@
             <w:hideMark/>
           </w:tcPr>
           <w:p>
+            <w:pPr>
+              <w:rPr>
+                <w:color w:val="000000" w:themeColor="text1"/>
+              </w:rPr>
+            </w:pPr>
             <w:r>
+              <w:rPr>
+                <w:color w:val="000000" w:themeColor="text1"/>
+              </w:rPr>
               <w:t>Lập kế hoạch và đề nghị mua</w:t>
             </w:r>
           </w:p>
@@ -4125,7 +5013,15 @@
             <w:hideMark/>
           </w:tcPr>
           <w:p>
+            <w:pPr>
+              <w:rPr>
+                <w:color w:val="000000" w:themeColor="text1"/>
+              </w:rPr>
+            </w:pPr>
             <w:r>
+              <w:rPr>
+                <w:color w:val="000000" w:themeColor="text1"/>
+              </w:rPr>
               <w:t>60 phút × 80.000 đồng/giờ</w:t>
             </w:r>
           </w:p>
@@ -4136,7 +5032,15 @@
             <w:hideMark/>
           </w:tcPr>
           <w:p>
+            <w:pPr>
+              <w:rPr>
+                <w:color w:val="000000" w:themeColor="text1"/>
+              </w:rPr>
+            </w:pPr>
             <w:r>
+              <w:rPr>
+                <w:color w:val="000000" w:themeColor="text1"/>
+              </w:rPr>
               <w:t>80.000 đồng</w:t>
             </w:r>
           </w:p>
@@ -4149,7 +5053,15 @@
             <w:hideMark/>
           </w:tcPr>
           <w:p>
+            <w:pPr>
+              <w:rPr>
+                <w:color w:val="000000" w:themeColor="text1"/>
+              </w:rPr>
+            </w:pPr>
             <w:r>
+              <w:rPr>
+                <w:color w:val="000000" w:themeColor="text1"/>
+              </w:rPr>
               <w:t>Lập PO và lựa chọn nhà cung cấp</w:t>
             </w:r>
           </w:p>
@@ -4160,7 +5072,15 @@
             <w:hideMark/>
           </w:tcPr>
           <w:p>
+            <w:pPr>
+              <w:rPr>
+                <w:color w:val="000000" w:themeColor="text1"/>
+              </w:rPr>
+            </w:pPr>
             <w:r>
+              <w:rPr>
+                <w:color w:val="000000" w:themeColor="text1"/>
+              </w:rPr>
               <w:t>90 phút × 100.000 đồng/giờ</w:t>
             </w:r>
           </w:p>
@@ -4171,7 +5091,15 @@
             <w:hideMark/>
           </w:tcPr>
           <w:p>
+            <w:pPr>
+              <w:rPr>
+                <w:color w:val="000000" w:themeColor="text1"/>
+              </w:rPr>
+            </w:pPr>
             <w:r>
+              <w:rPr>
+                <w:color w:val="000000" w:themeColor="text1"/>
+              </w:rPr>
               <w:t>150.000 đồng</w:t>
             </w:r>
           </w:p>
@@ -4184,7 +5112,15 @@
             <w:hideMark/>
           </w:tcPr>
           <w:p>
+            <w:pPr>
+              <w:rPr>
+                <w:color w:val="000000" w:themeColor="text1"/>
+              </w:rPr>
+            </w:pPr>
             <w:r>
+              <w:rPr>
+                <w:color w:val="000000" w:themeColor="text1"/>
+              </w:rPr>
               <w:t>Nhà cung cấp chuẩn bị hàng</w:t>
             </w:r>
           </w:p>
@@ -4195,7 +5131,15 @@
             <w:hideMark/>
           </w:tcPr>
           <w:p>
+            <w:pPr>
+              <w:rPr>
+                <w:color w:val="000000" w:themeColor="text1"/>
+              </w:rPr>
+            </w:pPr>
             <w:r>
+              <w:rPr>
+                <w:color w:val="000000" w:themeColor="text1"/>
+              </w:rPr>
               <w:t>240 phút × 70.000 đồng/giờ</w:t>
             </w:r>
           </w:p>
@@ -4206,7 +5150,15 @@
             <w:hideMark/>
           </w:tcPr>
           <w:p>
+            <w:pPr>
+              <w:rPr>
+                <w:color w:val="000000" w:themeColor="text1"/>
+              </w:rPr>
+            </w:pPr>
             <w:r>
+              <w:rPr>
+                <w:color w:val="000000" w:themeColor="text1"/>
+              </w:rPr>
               <w:t>280.000 đồng</w:t>
             </w:r>
           </w:p>
@@ -4219,7 +5171,15 @@
             <w:hideMark/>
           </w:tcPr>
           <w:p>
+            <w:pPr>
+              <w:rPr>
+                <w:color w:val="000000" w:themeColor="text1"/>
+              </w:rPr>
+            </w:pPr>
             <w:r>
+              <w:rPr>
+                <w:color w:val="000000" w:themeColor="text1"/>
+              </w:rPr>
               <w:t>Vận chuyển nguyên liệu</w:t>
             </w:r>
           </w:p>
@@ -4230,7 +5190,15 @@
             <w:hideMark/>
           </w:tcPr>
           <w:p>
+            <w:pPr>
+              <w:rPr>
+                <w:color w:val="000000" w:themeColor="text1"/>
+              </w:rPr>
+            </w:pPr>
             <w:r>
+              <w:rPr>
+                <w:color w:val="000000" w:themeColor="text1"/>
+              </w:rPr>
               <w:t>Chi phí theo một chuyến giao hàng</w:t>
             </w:r>
           </w:p>
@@ -4241,7 +5209,15 @@
             <w:hideMark/>
           </w:tcPr>
           <w:p>
+            <w:pPr>
+              <w:rPr>
+                <w:color w:val="000000" w:themeColor="text1"/>
+              </w:rPr>
+            </w:pPr>
             <w:r>
+              <w:rPr>
+                <w:color w:val="000000" w:themeColor="text1"/>
+              </w:rPr>
               <w:t>1.200.000 đồng</w:t>
             </w:r>
           </w:p>
@@ -4254,7 +5230,15 @@
             <w:hideMark/>
           </w:tcPr>
           <w:p>
+            <w:pPr>
+              <w:rPr>
+                <w:color w:val="000000" w:themeColor="text1"/>
+              </w:rPr>
+            </w:pPr>
             <w:r>
+              <w:rPr>
+                <w:color w:val="000000" w:themeColor="text1"/>
+              </w:rPr>
               <w:t>Tiếp nhận và nhập kho</w:t>
             </w:r>
           </w:p>
@@ -4265,7 +5249,15 @@
             <w:hideMark/>
           </w:tcPr>
           <w:p>
+            <w:pPr>
+              <w:rPr>
+                <w:color w:val="000000" w:themeColor="text1"/>
+              </w:rPr>
+            </w:pPr>
             <w:r>
+              <w:rPr>
+                <w:color w:val="000000" w:themeColor="text1"/>
+              </w:rPr>
               <w:t>90 phút × 75.000 đồng/giờ</w:t>
             </w:r>
           </w:p>
@@ -4276,7 +5268,15 @@
             <w:hideMark/>
           </w:tcPr>
           <w:p>
+            <w:pPr>
+              <w:rPr>
+                <w:color w:val="000000" w:themeColor="text1"/>
+              </w:rPr>
+            </w:pPr>
             <w:r>
+              <w:rPr>
+                <w:color w:val="000000" w:themeColor="text1"/>
+              </w:rPr>
               <w:t>112.500 đồng</w:t>
             </w:r>
           </w:p>
@@ -4289,7 +5289,15 @@
             <w:hideMark/>
           </w:tcPr>
           <w:p>
+            <w:pPr>
+              <w:rPr>
+                <w:color w:val="000000" w:themeColor="text1"/>
+              </w:rPr>
+            </w:pPr>
             <w:r>
+              <w:rPr>
+                <w:color w:val="000000" w:themeColor="text1"/>
+              </w:rPr>
               <w:t>Kiểm tra chất lượng</w:t>
             </w:r>
           </w:p>
@@ -4300,7 +5308,15 @@
             <w:hideMark/>
           </w:tcPr>
           <w:p>
+            <w:pPr>
+              <w:rPr>
+                <w:color w:val="000000" w:themeColor="text1"/>
+              </w:rPr>
+            </w:pPr>
             <w:r>
+              <w:rPr>
+                <w:color w:val="000000" w:themeColor="text1"/>
+              </w:rPr>
               <w:t>60 phút × 100.000 đồng/giờ</w:t>
             </w:r>
           </w:p>
@@ -4311,7 +5327,15 @@
             <w:hideMark/>
           </w:tcPr>
           <w:p>
+            <w:pPr>
+              <w:rPr>
+                <w:color w:val="000000" w:themeColor="text1"/>
+              </w:rPr>
+            </w:pPr>
             <w:r>
+              <w:rPr>
+                <w:color w:val="000000" w:themeColor="text1"/>
+              </w:rPr>
               <w:t>100.000 đồng</w:t>
             </w:r>
           </w:p>
@@ -4324,7 +5348,15 @@
             <w:hideMark/>
           </w:tcPr>
           <w:p>
+            <w:pPr>
+              <w:rPr>
+                <w:color w:val="000000" w:themeColor="text1"/>
+              </w:rPr>
+            </w:pPr>
             <w:r>
+              <w:rPr>
+                <w:color w:val="000000" w:themeColor="text1"/>
+              </w:rPr>
               <w:t>Cập nhật ERP</w:t>
             </w:r>
           </w:p>
@@ -4335,7 +5367,15 @@
             <w:hideMark/>
           </w:tcPr>
           <w:p>
+            <w:pPr>
+              <w:rPr>
+                <w:color w:val="000000" w:themeColor="text1"/>
+              </w:rPr>
+            </w:pPr>
             <w:r>
+              <w:rPr>
+                <w:color w:val="000000" w:themeColor="text1"/>
+              </w:rPr>
               <w:t>10 phút × 85.000 đồng/giờ</w:t>
             </w:r>
           </w:p>
@@ -4346,7 +5386,15 @@
             <w:hideMark/>
           </w:tcPr>
           <w:p>
+            <w:pPr>
+              <w:rPr>
+                <w:color w:val="000000" w:themeColor="text1"/>
+              </w:rPr>
+            </w:pPr>
             <w:r>
+              <w:rPr>
+                <w:color w:val="000000" w:themeColor="text1"/>
+              </w:rPr>
               <w:t>14.200 đồng</w:t>
             </w:r>
           </w:p>
@@ -4359,7 +5407,15 @@
             <w:hideMark/>
           </w:tcPr>
           <w:p>
+            <w:pPr>
+              <w:rPr>
+                <w:color w:val="000000" w:themeColor="text1"/>
+              </w:rPr>
+            </w:pPr>
             <w:r>
+              <w:rPr>
+                <w:color w:val="000000" w:themeColor="text1"/>
+              </w:rPr>
               <w:t>Đối chiếu và thanh toán</w:t>
             </w:r>
           </w:p>
@@ -4370,7 +5426,15 @@
             <w:hideMark/>
           </w:tcPr>
           <w:p>
+            <w:pPr>
+              <w:rPr>
+                <w:color w:val="000000" w:themeColor="text1"/>
+              </w:rPr>
+            </w:pPr>
             <w:r>
+              <w:rPr>
+                <w:color w:val="000000" w:themeColor="text1"/>
+              </w:rPr>
               <w:t>30 phút × 90.000 đồng/giờ</w:t>
             </w:r>
           </w:p>
@@ -4381,7 +5445,15 @@
             <w:hideMark/>
           </w:tcPr>
           <w:p>
+            <w:pPr>
+              <w:rPr>
+                <w:color w:val="000000" w:themeColor="text1"/>
+              </w:rPr>
+            </w:pPr>
             <w:r>
+              <w:rPr>
+                <w:color w:val="000000" w:themeColor="text1"/>
+              </w:rPr>
               <w:t>45.000 đồng</w:t>
             </w:r>
           </w:p>
@@ -4394,7 +5466,15 @@
             <w:hideMark/>
           </w:tcPr>
           <w:p>
+            <w:pPr>
+              <w:rPr>
+                <w:color w:val="000000" w:themeColor="text1"/>
+              </w:rPr>
+            </w:pPr>
             <w:r>
+              <w:rPr>
+                <w:color w:val="000000" w:themeColor="text1"/>
+              </w:rPr>
               <w:t>Hệ thống và xử lý chứng từ</w:t>
             </w:r>
           </w:p>
@@ -4405,7 +5485,15 @@
             <w:hideMark/>
           </w:tcPr>
           <w:p>
+            <w:pPr>
+              <w:rPr>
+                <w:color w:val="000000" w:themeColor="text1"/>
+              </w:rPr>
+            </w:pPr>
             <w:r>
+              <w:rPr>
+                <w:color w:val="000000" w:themeColor="text1"/>
+              </w:rPr>
               <w:t>Chi phí phân bổ cho một đơn hàng</w:t>
             </w:r>
           </w:p>
@@ -4416,7 +5504,15 @@
             <w:hideMark/>
           </w:tcPr>
           <w:p>
+            <w:pPr>
+              <w:rPr>
+                <w:color w:val="000000" w:themeColor="text1"/>
+              </w:rPr>
+            </w:pPr>
             <w:r>
+              <w:rPr>
+                <w:color w:val="000000" w:themeColor="text1"/>
+              </w:rPr>
               <w:t>50.000 đồng</w:t>
             </w:r>
           </w:p>
@@ -4429,7 +5525,15 @@
             <w:hideMark/>
           </w:tcPr>
           <w:p>
+            <w:pPr>
+              <w:rPr>
+                <w:color w:val="000000" w:themeColor="text1"/>
+              </w:rPr>
+            </w:pPr>
             <w:r>
+              <w:rPr>
+                <w:color w:val="000000" w:themeColor="text1"/>
+              </w:rPr>
               <w:t>Thiết bị và khu vực bốc xếp</w:t>
             </w:r>
           </w:p>
@@ -4440,7 +5544,15 @@
             <w:hideMark/>
           </w:tcPr>
           <w:p>
+            <w:pPr>
+              <w:rPr>
+                <w:color w:val="000000" w:themeColor="text1"/>
+              </w:rPr>
+            </w:pPr>
             <w:r>
+              <w:rPr>
+                <w:color w:val="000000" w:themeColor="text1"/>
+              </w:rPr>
               <w:t>Chi phí phân bổ cho một lần nhập</w:t>
             </w:r>
           </w:p>
@@ -4451,7 +5563,15 @@
             <w:hideMark/>
           </w:tcPr>
           <w:p>
+            <w:pPr>
+              <w:rPr>
+                <w:color w:val="000000" w:themeColor="text1"/>
+              </w:rPr>
+            </w:pPr>
             <w:r>
+              <w:rPr>
+                <w:color w:val="000000" w:themeColor="text1"/>
+              </w:rPr>
               <w:t>150.000 đồng</w:t>
             </w:r>
           </w:p>
@@ -4464,9 +5584,15 @@
             <w:hideMark/>
           </w:tcPr>
           <w:p>
+            <w:pPr>
+              <w:rPr>
+                <w:color w:val="000000" w:themeColor="text1"/>
+              </w:rPr>
+            </w:pPr>
             <w:r>
               <w:rPr>
                 <w:rStyle w:val="Strong"/>
+                <w:color w:val="000000" w:themeColor="text1"/>
               </w:rPr>
               <w:t>Tổng chi phí xử lý</w:t>
             </w:r>
@@ -4477,7 +5603,13 @@
             <w:tcW w:w="0" w:type="auto"/>
             <w:hideMark/>
           </w:tcPr>
-          <w:p/>
+          <w:p>
+            <w:pPr>
+              <w:rPr>
+                <w:color w:val="000000" w:themeColor="text1"/>
+              </w:rPr>
+            </w:pPr>
+          </w:p>
         </w:tc>
         <w:tc>
           <w:tcPr>
@@ -4485,9 +5617,15 @@
             <w:hideMark/>
           </w:tcPr>
           <w:p>
+            <w:pPr>
+              <w:rPr>
+                <w:color w:val="000000" w:themeColor="text1"/>
+              </w:rPr>
+            </w:pPr>
             <w:r>
               <w:rPr>
                 <w:rStyle w:val="Strong"/>
+                <w:color w:val="000000" w:themeColor="text1"/>
               </w:rPr>
               <w:t>2.181.700 đồng</w:t>
             </w:r>
@@ -4498,8 +5636,14 @@
     <w:p>
       <w:pPr>
         <w:pStyle w:val="NormalWeb"/>
+        <w:rPr>
+          <w:color w:val="000000" w:themeColor="text1"/>
+        </w:rPr>
       </w:pPr>
       <w:r>
+        <w:rPr>
+          <w:color w:val="000000" w:themeColor="text1"/>
+        </w:rPr>
         <w:t>Tổng chi phí xử lý một lần nhập hàng được làm tròn thành:</w:t>
       </w:r>
     </w:p>
@@ -4507,6 +5651,7 @@
       <w:pPr>
         <w:rPr>
           <w:i/>
+          <w:color w:val="000000" w:themeColor="text1"/>
         </w:rPr>
       </w:pPr>
       <m:oMathPara>
@@ -4517,6 +5662,7 @@
                 <w:rPr>
                   <w:rFonts w:ascii="Cambria Math" w:hAnsi="Cambria Math"/>
                   <w:i/>
+                  <w:color w:val="000000" w:themeColor="text1"/>
                 </w:rPr>
               </m:ctrlPr>
             </m:sSubPr>
@@ -4524,6 +5670,7 @@
               <m:r>
                 <w:rPr>
                   <w:rFonts w:ascii="Cambria Math" w:hAnsi="Cambria Math"/>
+                  <w:color w:val="000000" w:themeColor="text1"/>
                 </w:rPr>
                 <m:t>C</m:t>
               </m:r>
@@ -4532,6 +5679,7 @@
               <m:r>
                 <w:rPr>
                   <w:rFonts w:ascii="Cambria Math" w:hAnsi="Cambria Math"/>
+                  <w:color w:val="000000" w:themeColor="text1"/>
                 </w:rPr>
                 <m:t xml:space="preserve">xử lý </m:t>
               </m:r>
@@ -4540,6 +5688,7 @@
           <m:r>
             <w:rPr>
               <w:rFonts w:ascii="Cambria Math" w:hAnsi="Cambria Math"/>
+              <w:color w:val="000000" w:themeColor="text1"/>
             </w:rPr>
             <m:t>≈2.182.000 đồng</m:t>
           </m:r>
@@ -4549,16 +5698,29 @@
     <w:p>
       <w:pPr>
         <w:pStyle w:val="Heading4"/>
+        <w:rPr>
+          <w:color w:val="000000" w:themeColor="text1"/>
+        </w:rPr>
       </w:pPr>
       <w:r>
+        <w:rPr>
+          <w:color w:val="000000" w:themeColor="text1"/>
+        </w:rPr>
+        <w:lastRenderedPageBreak/>
         <w:t>Chi phí thời gian chờ</w:t>
       </w:r>
     </w:p>
     <w:p>
       <w:pPr>
         <w:pStyle w:val="NormalWeb"/>
+        <w:rPr>
+          <w:color w:val="000000" w:themeColor="text1"/>
+        </w:rPr>
       </w:pPr>
       <w:r>
+        <w:rPr>
+          <w:color w:val="000000" w:themeColor="text1"/>
+        </w:rPr>
         <w:t>Thời gian chờ của quy trình là 1.080 phút, tương đương 18 giờ. Giả định chi phí cơ hội do chờ đợi, trì hoãn và sử dụng nguồn lực là 30.000 đồng/giờ:</w:t>
       </w:r>
     </w:p>
@@ -4566,6 +5728,7 @@
       <w:pPr>
         <w:rPr>
           <w:i/>
+          <w:color w:val="000000" w:themeColor="text1"/>
         </w:rPr>
       </w:pPr>
       <m:oMathPara>
@@ -4576,6 +5739,7 @@
                 <w:rPr>
                   <w:rFonts w:ascii="Cambria Math" w:hAnsi="Cambria Math"/>
                   <w:i/>
+                  <w:color w:val="000000" w:themeColor="text1"/>
                 </w:rPr>
               </m:ctrlPr>
             </m:sSubPr>
@@ -4583,6 +5747,7 @@
               <m:r>
                 <w:rPr>
                   <w:rFonts w:ascii="Cambria Math" w:hAnsi="Cambria Math"/>
+                  <w:color w:val="000000" w:themeColor="text1"/>
                 </w:rPr>
                 <m:t>C</m:t>
               </m:r>
@@ -4591,28 +5756,18 @@
               <m:r>
                 <w:rPr>
                   <w:rFonts w:ascii="Cambria Math" w:hAnsi="Cambria Math"/>
+                  <w:color w:val="000000" w:themeColor="text1"/>
                 </w:rPr>
-                <m:t>chờ</m:t>
-              </m:r>
-              <m:r>
-                <w:rPr>
-                  <w:rFonts w:ascii="Cambria Math" w:hAnsi="Cambria Math"/>
-                </w:rPr>
-                <m:t xml:space="preserve"> </m:t>
+                <m:t xml:space="preserve">chờ </m:t>
               </m:r>
             </m:sub>
           </m:sSub>
           <m:r>
             <w:rPr>
               <w:rFonts w:ascii="Cambria Math" w:hAnsi="Cambria Math"/>
+              <w:color w:val="000000" w:themeColor="text1"/>
             </w:rPr>
-            <m:t>=18 × 30.000= 540</m:t>
-          </m:r>
-          <m:r>
-            <w:rPr>
-              <w:rFonts w:ascii="Cambria Math" w:hAnsi="Cambria Math"/>
-            </w:rPr>
-            <m:t>.000 đồng</m:t>
+            <m:t>=18 × 30.000= 540.000 đồng</m:t>
           </m:r>
         </m:oMath>
       </m:oMathPara>
@@ -4620,13 +5775,22 @@
     <w:p>
       <w:pPr>
         <w:pStyle w:val="NormalWeb"/>
+        <w:rPr>
+          <w:color w:val="000000" w:themeColor="text1"/>
+        </w:rPr>
       </w:pPr>
     </w:p>
     <w:p>
       <w:pPr>
         <w:pStyle w:val="NormalWeb"/>
+        <w:rPr>
+          <w:color w:val="000000" w:themeColor="text1"/>
+        </w:rPr>
       </w:pPr>
       <w:r>
+        <w:rPr>
+          <w:color w:val="000000" w:themeColor="text1"/>
+        </w:rPr>
         <w:t>Chi phí này có thể bao gồm:</w:t>
       </w:r>
     </w:p>
@@ -4637,8 +5801,14 @@
           <w:numId w:val="91"/>
         </w:numPr>
         <w:spacing w:before="100" w:beforeAutospacing="1" w:after="100" w:afterAutospacing="1"/>
+        <w:rPr>
+          <w:color w:val="000000" w:themeColor="text1"/>
+        </w:rPr>
       </w:pPr>
       <w:r>
+        <w:rPr>
+          <w:color w:val="000000" w:themeColor="text1"/>
+        </w:rPr>
         <w:t>Nhân sự phải theo dõi và nhắc phê duyệt.</w:t>
       </w:r>
     </w:p>
@@ -4649,8 +5819,14 @@
           <w:numId w:val="91"/>
         </w:numPr>
         <w:spacing w:before="100" w:beforeAutospacing="1" w:after="100" w:afterAutospacing="1"/>
+        <w:rPr>
+          <w:color w:val="000000" w:themeColor="text1"/>
+        </w:rPr>
       </w:pPr>
       <w:r>
+        <w:rPr>
+          <w:color w:val="000000" w:themeColor="text1"/>
+        </w:rPr>
         <w:t>Chi phí duy trì lượng tồn kho dự phòng.</w:t>
       </w:r>
     </w:p>
@@ -4661,8 +5837,14 @@
           <w:numId w:val="91"/>
         </w:numPr>
         <w:spacing w:before="100" w:beforeAutospacing="1" w:after="100" w:afterAutospacing="1"/>
+        <w:rPr>
+          <w:color w:val="000000" w:themeColor="text1"/>
+        </w:rPr>
       </w:pPr>
       <w:r>
+        <w:rPr>
+          <w:color w:val="000000" w:themeColor="text1"/>
+        </w:rPr>
         <w:t>Nguy cơ thiếu nguyên liệu tại cửa hàng.</w:t>
       </w:r>
     </w:p>
@@ -4673,8 +5855,14 @@
           <w:numId w:val="91"/>
         </w:numPr>
         <w:spacing w:before="100" w:beforeAutospacing="1" w:after="100" w:afterAutospacing="1"/>
+        <w:rPr>
+          <w:color w:val="000000" w:themeColor="text1"/>
+        </w:rPr>
       </w:pPr>
       <w:r>
+        <w:rPr>
+          <w:color w:val="000000" w:themeColor="text1"/>
+        </w:rPr>
         <w:t>Thời gian chờ QC và xử lý chứng từ.</w:t>
       </w:r>
     </w:p>
@@ -4685,16 +5873,28 @@
           <w:numId w:val="91"/>
         </w:numPr>
         <w:spacing w:before="100" w:beforeAutospacing="1" w:after="100" w:afterAutospacing="1"/>
+        <w:rPr>
+          <w:color w:val="000000" w:themeColor="text1"/>
+        </w:rPr>
       </w:pPr>
       <w:r>
+        <w:rPr>
+          <w:color w:val="000000" w:themeColor="text1"/>
+        </w:rPr>
         <w:t>Chi phí sử dụng khu vực chờ nhận hàng.</w:t>
       </w:r>
     </w:p>
     <w:p>
       <w:pPr>
         <w:pStyle w:val="Heading4"/>
+        <w:rPr>
+          <w:color w:val="000000" w:themeColor="text1"/>
+        </w:rPr>
       </w:pPr>
       <w:r>
+        <w:rPr>
+          <w:color w:val="000000" w:themeColor="text1"/>
+        </w:rPr>
         <w:t>Tổng chi phí quy trình</w:t>
       </w:r>
     </w:p>
@@ -4702,6 +5902,7 @@
       <w:pPr>
         <w:rPr>
           <w:i/>
+          <w:color w:val="000000" w:themeColor="text1"/>
         </w:rPr>
       </w:pPr>
       <m:oMathPara>
@@ -4712,6 +5913,7 @@
                 <w:rPr>
                   <w:rFonts w:ascii="Cambria Math" w:hAnsi="Cambria Math"/>
                   <w:i/>
+                  <w:color w:val="000000" w:themeColor="text1"/>
                 </w:rPr>
               </m:ctrlPr>
             </m:sSubPr>
@@ -4719,6 +5921,7 @@
               <m:r>
                 <w:rPr>
                   <w:rFonts w:ascii="Cambria Math" w:hAnsi="Cambria Math"/>
+                  <w:color w:val="000000" w:themeColor="text1"/>
                 </w:rPr>
                 <m:t>C</m:t>
               </m:r>
@@ -4727,20 +5930,16 @@
               <m:r>
                 <w:rPr>
                   <w:rFonts w:ascii="Cambria Math" w:hAnsi="Cambria Math"/>
+                  <w:color w:val="000000" w:themeColor="text1"/>
                 </w:rPr>
-                <m:t>quy trình</m:t>
-              </m:r>
-              <m:r>
-                <w:rPr>
-                  <w:rFonts w:ascii="Cambria Math" w:hAnsi="Cambria Math"/>
-                </w:rPr>
-                <m:t xml:space="preserve"> </m:t>
+                <m:t xml:space="preserve">quy trình </m:t>
               </m:r>
             </m:sub>
           </m:sSub>
           <m:r>
             <w:rPr>
               <w:rFonts w:ascii="Cambria Math" w:hAnsi="Cambria Math"/>
+              <w:color w:val="000000" w:themeColor="text1"/>
             </w:rPr>
             <m:t xml:space="preserve">= </m:t>
           </m:r>
@@ -4750,6 +5949,7 @@
                 <w:rPr>
                   <w:rFonts w:ascii="Cambria Math" w:hAnsi="Cambria Math"/>
                   <w:i/>
+                  <w:color w:val="000000" w:themeColor="text1"/>
                 </w:rPr>
               </m:ctrlPr>
             </m:sSubPr>
@@ -4757,6 +5957,7 @@
               <m:r>
                 <w:rPr>
                   <w:rFonts w:ascii="Cambria Math" w:hAnsi="Cambria Math"/>
+                  <w:color w:val="000000" w:themeColor="text1"/>
                 </w:rPr>
                 <m:t>C</m:t>
               </m:r>
@@ -4765,20 +5966,16 @@
               <m:r>
                 <w:rPr>
                   <w:rFonts w:ascii="Cambria Math" w:hAnsi="Cambria Math"/>
+                  <w:color w:val="000000" w:themeColor="text1"/>
                 </w:rPr>
-                <m:t>xử lý</m:t>
-              </m:r>
-              <m:r>
-                <w:rPr>
-                  <w:rFonts w:ascii="Cambria Math" w:hAnsi="Cambria Math"/>
-                </w:rPr>
-                <m:t xml:space="preserve"> </m:t>
+                <m:t xml:space="preserve">xử lý </m:t>
               </m:r>
             </m:sub>
           </m:sSub>
           <m:r>
             <w:rPr>
               <w:rFonts w:ascii="Cambria Math" w:hAnsi="Cambria Math"/>
+              <w:color w:val="000000" w:themeColor="text1"/>
             </w:rPr>
             <m:t xml:space="preserve">+ </m:t>
           </m:r>
@@ -4788,6 +5985,7 @@
                 <w:rPr>
                   <w:rFonts w:ascii="Cambria Math" w:hAnsi="Cambria Math"/>
                   <w:i/>
+                  <w:color w:val="000000" w:themeColor="text1"/>
                 </w:rPr>
               </m:ctrlPr>
             </m:sSubPr>
@@ -4795,6 +5993,7 @@
               <m:r>
                 <w:rPr>
                   <w:rFonts w:ascii="Cambria Math" w:hAnsi="Cambria Math"/>
+                  <w:color w:val="000000" w:themeColor="text1"/>
                 </w:rPr>
                 <m:t>C</m:t>
               </m:r>
@@ -4806,6 +6005,7 @@
                     <w:rPr>
                       <w:rFonts w:ascii="Cambria Math" w:hAnsi="Cambria Math"/>
                       <w:i/>
+                      <w:color w:val="000000" w:themeColor="text1"/>
                     </w:rPr>
                   </m:ctrlPr>
                 </m:eqArrPr>
@@ -4813,6 +6013,7 @@
                   <m:r>
                     <w:rPr>
                       <w:rFonts w:ascii="Cambria Math" w:hAnsi="Cambria Math"/>
+                      <w:color w:val="000000" w:themeColor="text1"/>
                     </w:rPr>
                     <m:t>chờ</m:t>
                   </m:r>
@@ -4821,6 +6022,7 @@
                   <m:r>
                     <w:rPr>
                       <w:rFonts w:ascii="Cambria Math" w:hAnsi="Cambria Math"/>
+                      <w:color w:val="000000" w:themeColor="text1"/>
                     </w:rPr>
                     <m:t xml:space="preserve"> </m:t>
                   </m:r>
@@ -4829,8 +6031,12 @@
             </m:sub>
           </m:sSub>
           <m:r>
+            <m:rPr>
+              <m:sty m:val="p"/>
+            </m:rPr>
             <w:rPr>
               <w:rFonts w:ascii="Cambria Math" w:hAnsi="Cambria Math"/>
+              <w:color w:val="000000" w:themeColor="text1"/>
             </w:rPr>
             <w:br/>
           </m:r>
@@ -4839,30 +6045,47 @@
           <m:r>
             <w:rPr>
               <w:rFonts w:ascii="Cambria Math" w:hAnsi="Cambria Math"/>
+              <w:color w:val="000000" w:themeColor="text1"/>
             </w:rPr>
             <m:t>=2.181.700+540.000=2.721.700 đồng</m:t>
           </m:r>
         </m:oMath>
       </m:oMathPara>
     </w:p>
-    <w:p/>
     <w:p>
       <w:pPr>
+        <w:rPr>
+          <w:color w:val="000000" w:themeColor="text1"/>
+        </w:rPr>
+      </w:pPr>
+    </w:p>
+    <w:p>
+      <w:pPr>
         <w:pStyle w:val="NormalWeb"/>
+        <w:rPr>
+          <w:color w:val="000000" w:themeColor="text1"/>
+        </w:rPr>
       </w:pPr>
       <w:r>
+        <w:rPr>
+          <w:color w:val="000000" w:themeColor="text1"/>
+        </w:rPr>
         <w:t>Như vậy, chi phí của một lần nhập nguyên liệu bình thường ước tính khoảng:</w:t>
       </w:r>
     </w:p>
     <w:p>
       <w:pPr>
         <w:pStyle w:val="NormalWeb"/>
+        <w:rPr>
+          <w:color w:val="000000" w:themeColor="text1"/>
+        </w:rPr>
       </w:pPr>
       <m:oMathPara>
         <m:oMath>
           <m:r>
             <w:rPr>
               <w:rFonts w:ascii="Cambria Math" w:hAnsi="Cambria Math"/>
+              <w:color w:val="000000" w:themeColor="text1"/>
             </w:rPr>
             <m:t>2.722.000 đồng / lần nhập</m:t>
           </m:r>
@@ -4872,8 +6095,14 @@
     <w:p>
       <w:pPr>
         <w:pStyle w:val="NormalWeb"/>
+        <w:rPr>
+          <w:color w:val="000000" w:themeColor="text1"/>
+        </w:rPr>
       </w:pPr>
       <w:r>
+        <w:rPr>
+          <w:color w:val="000000" w:themeColor="text1"/>
+        </w:rPr>
         <w:t>Trong đó:</w:t>
       </w:r>
     </w:p>
@@ -4904,12 +6133,14 @@
               <w:rPr>
                 <w:b/>
                 <w:bCs/>
+                <w:color w:val="000000" w:themeColor="text1"/>
               </w:rPr>
             </w:pPr>
             <w:r>
               <w:rPr>
                 <w:b/>
                 <w:bCs/>
+                <w:color w:val="000000" w:themeColor="text1"/>
               </w:rPr>
               <w:t>Thành phần</w:t>
             </w:r>
@@ -4926,12 +6157,14 @@
               <w:rPr>
                 <w:b/>
                 <w:bCs/>
+                <w:color w:val="000000" w:themeColor="text1"/>
               </w:rPr>
             </w:pPr>
             <w:r>
               <w:rPr>
                 <w:b/>
                 <w:bCs/>
+                <w:color w:val="000000" w:themeColor="text1"/>
               </w:rPr>
               <w:t>Chi phí</w:t>
             </w:r>
@@ -4948,12 +6181,14 @@
               <w:rPr>
                 <w:b/>
                 <w:bCs/>
+                <w:color w:val="000000" w:themeColor="text1"/>
               </w:rPr>
             </w:pPr>
             <w:r>
               <w:rPr>
                 <w:b/>
                 <w:bCs/>
+                <w:color w:val="000000" w:themeColor="text1"/>
               </w:rPr>
               <w:t>Tỷ trọng</w:t>
             </w:r>
@@ -4970,7 +6205,15 @@
             <w:hideMark/>
           </w:tcPr>
           <w:p>
+            <w:pPr>
+              <w:rPr>
+                <w:color w:val="000000" w:themeColor="text1"/>
+              </w:rPr>
+            </w:pPr>
             <w:r>
+              <w:rPr>
+                <w:color w:val="000000" w:themeColor="text1"/>
+              </w:rPr>
               <w:t>Chi phí xử lý</w:t>
             </w:r>
           </w:p>
@@ -4981,7 +6224,15 @@
             <w:hideMark/>
           </w:tcPr>
           <w:p>
+            <w:pPr>
+              <w:rPr>
+                <w:color w:val="000000" w:themeColor="text1"/>
+              </w:rPr>
+            </w:pPr>
             <w:r>
+              <w:rPr>
+                <w:color w:val="000000" w:themeColor="text1"/>
+              </w:rPr>
               <w:t>2.181.700 đồng</w:t>
             </w:r>
           </w:p>
@@ -4992,7 +6243,15 @@
             <w:hideMark/>
           </w:tcPr>
           <w:p>
+            <w:pPr>
+              <w:rPr>
+                <w:color w:val="000000" w:themeColor="text1"/>
+              </w:rPr>
+            </w:pPr>
             <w:r>
+              <w:rPr>
+                <w:color w:val="000000" w:themeColor="text1"/>
+              </w:rPr>
               <w:t>80,2%</w:t>
             </w:r>
           </w:p>
@@ -5008,7 +6267,15 @@
             <w:hideMark/>
           </w:tcPr>
           <w:p>
+            <w:pPr>
+              <w:rPr>
+                <w:color w:val="000000" w:themeColor="text1"/>
+              </w:rPr>
+            </w:pPr>
             <w:r>
+              <w:rPr>
+                <w:color w:val="000000" w:themeColor="text1"/>
+              </w:rPr>
               <w:t>Chi phí chờ đợi</w:t>
             </w:r>
           </w:p>
@@ -5019,7 +6286,15 @@
             <w:hideMark/>
           </w:tcPr>
           <w:p>
+            <w:pPr>
+              <w:rPr>
+                <w:color w:val="000000" w:themeColor="text1"/>
+              </w:rPr>
+            </w:pPr>
             <w:r>
+              <w:rPr>
+                <w:color w:val="000000" w:themeColor="text1"/>
+              </w:rPr>
               <w:t>540.000 đồng</w:t>
             </w:r>
           </w:p>
@@ -5030,7 +6305,15 @@
             <w:hideMark/>
           </w:tcPr>
           <w:p>
+            <w:pPr>
+              <w:rPr>
+                <w:color w:val="000000" w:themeColor="text1"/>
+              </w:rPr>
+            </w:pPr>
             <w:r>
+              <w:rPr>
+                <w:color w:val="000000" w:themeColor="text1"/>
+              </w:rPr>
               <w:t>19,8%</w:t>
             </w:r>
           </w:p>
@@ -5046,9 +6329,15 @@
             <w:hideMark/>
           </w:tcPr>
           <w:p>
+            <w:pPr>
+              <w:rPr>
+                <w:color w:val="000000" w:themeColor="text1"/>
+              </w:rPr>
+            </w:pPr>
             <w:r>
               <w:rPr>
                 <w:rStyle w:val="Strong"/>
+                <w:color w:val="000000" w:themeColor="text1"/>
               </w:rPr>
               <w:t>Tổng cộng</w:t>
             </w:r>
@@ -5060,9 +6349,15 @@
             <w:hideMark/>
           </w:tcPr>
           <w:p>
+            <w:pPr>
+              <w:rPr>
+                <w:color w:val="000000" w:themeColor="text1"/>
+              </w:rPr>
+            </w:pPr>
             <w:r>
               <w:rPr>
                 <w:rStyle w:val="Strong"/>
+                <w:color w:val="000000" w:themeColor="text1"/>
               </w:rPr>
               <w:t>2.721.700 đồng</w:t>
             </w:r>
@@ -5074,9 +6369,15 @@
             <w:hideMark/>
           </w:tcPr>
           <w:p>
+            <w:pPr>
+              <w:rPr>
+                <w:color w:val="000000" w:themeColor="text1"/>
+              </w:rPr>
+            </w:pPr>
             <w:r>
               <w:rPr>
                 <w:rStyle w:val="Strong"/>
+                <w:color w:val="000000" w:themeColor="text1"/>
               </w:rPr>
               <w:t>100%</w:t>
             </w:r>
@@ -5087,16 +6388,28 @@
     <w:p>
       <w:pPr>
         <w:pStyle w:val="Heading4"/>
+        <w:rPr>
+          <w:color w:val="000000" w:themeColor="text1"/>
+        </w:rPr>
       </w:pPr>
       <w:r>
+        <w:rPr>
+          <w:color w:val="000000" w:themeColor="text1"/>
+        </w:rPr>
         <w:t>Chi phí rủi ro dự kiến</w:t>
       </w:r>
     </w:p>
     <w:p>
       <w:pPr>
         <w:pStyle w:val="NormalWeb"/>
+        <w:rPr>
+          <w:color w:val="000000" w:themeColor="text1"/>
+        </w:rPr>
       </w:pPr>
       <w:r>
+        <w:rPr>
+          <w:color w:val="000000" w:themeColor="text1"/>
+        </w:rPr>
         <w:t>Ngoài chi phí của quy trình bình thường, doanh nghiệp có thể phát sinh chi phí do các nhánh “Không”.</w:t>
       </w:r>
     </w:p>
@@ -5124,12 +6437,14 @@
               <w:rPr>
                 <w:b/>
                 <w:bCs/>
+                <w:color w:val="000000" w:themeColor="text1"/>
               </w:rPr>
             </w:pPr>
             <w:r>
               <w:rPr>
                 <w:b/>
                 <w:bCs/>
+                <w:color w:val="000000" w:themeColor="text1"/>
               </w:rPr>
               <w:t>Rủi ro</w:t>
             </w:r>
@@ -5146,12 +6461,14 @@
               <w:rPr>
                 <w:b/>
                 <w:bCs/>
+                <w:color w:val="000000" w:themeColor="text1"/>
               </w:rPr>
             </w:pPr>
             <w:r>
               <w:rPr>
                 <w:b/>
                 <w:bCs/>
+                <w:color w:val="000000" w:themeColor="text1"/>
               </w:rPr>
               <w:t>Xác suất giả định</w:t>
             </w:r>
@@ -5168,12 +6485,14 @@
               <w:rPr>
                 <w:b/>
                 <w:bCs/>
+                <w:color w:val="000000" w:themeColor="text1"/>
               </w:rPr>
             </w:pPr>
             <w:r>
               <w:rPr>
                 <w:b/>
                 <w:bCs/>
+                <w:color w:val="000000" w:themeColor="text1"/>
               </w:rPr>
               <w:t>Chi phí khi xảy ra</w:t>
             </w:r>
@@ -5190,12 +6509,14 @@
               <w:rPr>
                 <w:b/>
                 <w:bCs/>
+                <w:color w:val="000000" w:themeColor="text1"/>
               </w:rPr>
             </w:pPr>
             <w:r>
               <w:rPr>
                 <w:b/>
                 <w:bCs/>
+                <w:color w:val="000000" w:themeColor="text1"/>
               </w:rPr>
               <w:t>Chi phí kỳ vọng</w:t>
             </w:r>
@@ -5209,7 +6530,15 @@
             <w:hideMark/>
           </w:tcPr>
           <w:p>
+            <w:pPr>
+              <w:rPr>
+                <w:color w:val="000000" w:themeColor="text1"/>
+              </w:rPr>
+            </w:pPr>
             <w:r>
+              <w:rPr>
+                <w:color w:val="000000" w:themeColor="text1"/>
+              </w:rPr>
               <w:t>Nhà cung cấp giao trễ</w:t>
             </w:r>
           </w:p>
@@ -5220,7 +6549,15 @@
             <w:hideMark/>
           </w:tcPr>
           <w:p>
+            <w:pPr>
+              <w:rPr>
+                <w:color w:val="000000" w:themeColor="text1"/>
+              </w:rPr>
+            </w:pPr>
             <w:r>
+              <w:rPr>
+                <w:color w:val="000000" w:themeColor="text1"/>
+              </w:rPr>
               <w:t>10%</w:t>
             </w:r>
           </w:p>
@@ -5231,7 +6568,15 @@
             <w:hideMark/>
           </w:tcPr>
           <w:p>
+            <w:pPr>
+              <w:rPr>
+                <w:color w:val="000000" w:themeColor="text1"/>
+              </w:rPr>
+            </w:pPr>
             <w:r>
+              <w:rPr>
+                <w:color w:val="000000" w:themeColor="text1"/>
+              </w:rPr>
               <w:t>300.000 đồng</w:t>
             </w:r>
           </w:p>
@@ -5242,7 +6587,15 @@
             <w:hideMark/>
           </w:tcPr>
           <w:p>
+            <w:pPr>
+              <w:rPr>
+                <w:color w:val="000000" w:themeColor="text1"/>
+              </w:rPr>
+            </w:pPr>
             <w:r>
+              <w:rPr>
+                <w:color w:val="000000" w:themeColor="text1"/>
+              </w:rPr>
               <w:t>30.000 đồng</w:t>
             </w:r>
           </w:p>
@@ -5255,7 +6608,15 @@
             <w:hideMark/>
           </w:tcPr>
           <w:p>
+            <w:pPr>
+              <w:rPr>
+                <w:color w:val="000000" w:themeColor="text1"/>
+              </w:rPr>
+            </w:pPr>
             <w:r>
+              <w:rPr>
+                <w:color w:val="000000" w:themeColor="text1"/>
+              </w:rPr>
               <w:t>Sai số lượng hoặc hỏng bao bì</w:t>
             </w:r>
           </w:p>
@@ -5266,7 +6627,15 @@
             <w:hideMark/>
           </w:tcPr>
           <w:p>
+            <w:pPr>
+              <w:rPr>
+                <w:color w:val="000000" w:themeColor="text1"/>
+              </w:rPr>
+            </w:pPr>
             <w:r>
+              <w:rPr>
+                <w:color w:val="000000" w:themeColor="text1"/>
+              </w:rPr>
               <w:t>5%</w:t>
             </w:r>
           </w:p>
@@ -5277,7 +6646,15 @@
             <w:hideMark/>
           </w:tcPr>
           <w:p>
+            <w:pPr>
+              <w:rPr>
+                <w:color w:val="000000" w:themeColor="text1"/>
+              </w:rPr>
+            </w:pPr>
             <w:r>
+              <w:rPr>
+                <w:color w:val="000000" w:themeColor="text1"/>
+              </w:rPr>
               <w:t>200.000 đồng</w:t>
             </w:r>
           </w:p>
@@ -5288,7 +6665,15 @@
             <w:hideMark/>
           </w:tcPr>
           <w:p>
+            <w:pPr>
+              <w:rPr>
+                <w:color w:val="000000" w:themeColor="text1"/>
+              </w:rPr>
+            </w:pPr>
             <w:r>
+              <w:rPr>
+                <w:color w:val="000000" w:themeColor="text1"/>
+              </w:rPr>
               <w:t>10.000 đồng</w:t>
             </w:r>
           </w:p>
@@ -5301,7 +6686,15 @@
             <w:hideMark/>
           </w:tcPr>
           <w:p>
+            <w:pPr>
+              <w:rPr>
+                <w:color w:val="000000" w:themeColor="text1"/>
+              </w:rPr>
+            </w:pPr>
             <w:r>
+              <w:rPr>
+                <w:color w:val="000000" w:themeColor="text1"/>
+              </w:rPr>
               <w:t>Nguyên liệu không đạt chất lượng</w:t>
             </w:r>
           </w:p>
@@ -5312,7 +6705,15 @@
             <w:hideMark/>
           </w:tcPr>
           <w:p>
+            <w:pPr>
+              <w:rPr>
+                <w:color w:val="000000" w:themeColor="text1"/>
+              </w:rPr>
+            </w:pPr>
             <w:r>
+              <w:rPr>
+                <w:color w:val="000000" w:themeColor="text1"/>
+              </w:rPr>
               <w:t>3%</w:t>
             </w:r>
           </w:p>
@@ -5323,7 +6724,15 @@
             <w:hideMark/>
           </w:tcPr>
           <w:p>
+            <w:pPr>
+              <w:rPr>
+                <w:color w:val="000000" w:themeColor="text1"/>
+              </w:rPr>
+            </w:pPr>
             <w:r>
+              <w:rPr>
+                <w:color w:val="000000" w:themeColor="text1"/>
+              </w:rPr>
               <w:t>800.000 đồng</w:t>
             </w:r>
           </w:p>
@@ -5334,7 +6743,15 @@
             <w:hideMark/>
           </w:tcPr>
           <w:p>
+            <w:pPr>
+              <w:rPr>
+                <w:color w:val="000000" w:themeColor="text1"/>
+              </w:rPr>
+            </w:pPr>
             <w:r>
+              <w:rPr>
+                <w:color w:val="000000" w:themeColor="text1"/>
+              </w:rPr>
               <w:t>24.000 đồng</w:t>
             </w:r>
           </w:p>
@@ -5347,9 +6764,15 @@
             <w:hideMark/>
           </w:tcPr>
           <w:p>
+            <w:pPr>
+              <w:rPr>
+                <w:color w:val="000000" w:themeColor="text1"/>
+              </w:rPr>
+            </w:pPr>
             <w:r>
               <w:rPr>
                 <w:rStyle w:val="Strong"/>
+                <w:color w:val="000000" w:themeColor="text1"/>
               </w:rPr>
               <w:t>Tổng chi phí rủi ro kỳ vọng</w:t>
             </w:r>
@@ -5360,18 +6783,10 @@
             <w:tcW w:w="0" w:type="auto"/>
             <w:hideMark/>
           </w:tcPr>
-          <w:p/>
-        </w:tc>
-        <w:tc>
-          <w:tcPr>
-            <w:tcW w:w="0" w:type="auto"/>
-            <w:hideMark/>
-          </w:tcPr>
           <w:p>
             <w:pPr>
               <w:rPr>
-                <w:sz w:val="20"/>
-                <w:szCs w:val="20"/>
+                <w:color w:val="000000" w:themeColor="text1"/>
               </w:rPr>
             </w:pPr>
           </w:p>
@@ -5382,9 +6797,30 @@
             <w:hideMark/>
           </w:tcPr>
           <w:p>
+            <w:pPr>
+              <w:rPr>
+                <w:color w:val="000000" w:themeColor="text1"/>
+                <w:sz w:val="20"/>
+                <w:szCs w:val="20"/>
+              </w:rPr>
+            </w:pPr>
+          </w:p>
+        </w:tc>
+        <w:tc>
+          <w:tcPr>
+            <w:tcW w:w="0" w:type="auto"/>
+            <w:hideMark/>
+          </w:tcPr>
+          <w:p>
+            <w:pPr>
+              <w:rPr>
+                <w:color w:val="000000" w:themeColor="text1"/>
+              </w:rPr>
+            </w:pPr>
             <w:r>
               <w:rPr>
                 <w:rStyle w:val="Strong"/>
+                <w:color w:val="000000" w:themeColor="text1"/>
               </w:rPr>
               <w:t>64.000 đồng</w:t>
             </w:r>
@@ -5395,15 +6831,23 @@
     <w:p>
       <w:pPr>
         <w:pStyle w:val="NormalWeb"/>
+        <w:rPr>
+          <w:color w:val="000000" w:themeColor="text1"/>
+        </w:rPr>
       </w:pPr>
       <w:r>
-        <w:lastRenderedPageBreak/>
+        <w:rPr>
+          <w:color w:val="000000" w:themeColor="text1"/>
+        </w:rPr>
         <w:t>Công thức:</w:t>
       </w:r>
     </w:p>
     <w:p>
       <w:pPr>
         <w:pStyle w:val="NormalWeb"/>
+        <w:rPr>
+          <w:color w:val="000000" w:themeColor="text1"/>
+        </w:rPr>
       </w:pPr>
       <m:oMathPara>
         <m:oMath>
@@ -5413,6 +6857,7 @@
                 <w:rPr>
                   <w:rFonts w:ascii="Cambria Math" w:hAnsi="Cambria Math"/>
                   <w:i/>
+                  <w:color w:val="000000" w:themeColor="text1"/>
                 </w:rPr>
               </m:ctrlPr>
             </m:sSubPr>
@@ -5420,6 +6865,7 @@
               <m:r>
                 <w:rPr>
                   <w:rFonts w:ascii="Cambria Math" w:hAnsi="Cambria Math"/>
+                  <w:color w:val="000000" w:themeColor="text1"/>
                 </w:rPr>
                 <m:t>C</m:t>
               </m:r>
@@ -5428,6 +6874,7 @@
               <m:r>
                 <w:rPr>
                   <w:rFonts w:ascii="Cambria Math" w:hAnsi="Cambria Math"/>
+                  <w:color w:val="000000" w:themeColor="text1"/>
                 </w:rPr>
                 <m:t>rủi ro kỳ vọng</m:t>
               </m:r>
@@ -5436,20 +6883,9 @@
           <m:r>
             <w:rPr>
               <w:rFonts w:ascii="Cambria Math" w:hAnsi="Cambria Math"/>
+              <w:color w:val="000000" w:themeColor="text1"/>
             </w:rPr>
-            <m:t xml:space="preserve">= </m:t>
-          </m:r>
-          <m:r>
-            <w:rPr>
-              <w:rFonts w:ascii="Cambria Math" w:hAnsi="Cambria Math"/>
-            </w:rPr>
-            <m:t>∑(Xác xuất × Chi phí khi xảy ra</m:t>
-          </m:r>
-          <m:r>
-            <w:rPr>
-              <w:rFonts w:ascii="Cambria Math" w:hAnsi="Cambria Math"/>
-            </w:rPr>
-            <m:t>)</m:t>
+            <m:t>= ∑(Xác xuất × Chi phí khi xảy ra)</m:t>
           </m:r>
         </m:oMath>
       </m:oMathPara>
@@ -5457,14 +6893,23 @@
     <w:p>
       <w:pPr>
         <w:pStyle w:val="NormalWeb"/>
+        <w:rPr>
+          <w:color w:val="000000" w:themeColor="text1"/>
+        </w:rPr>
       </w:pPr>
       <w:r>
+        <w:rPr>
+          <w:color w:val="000000" w:themeColor="text1"/>
+        </w:rPr>
         <w:t>Tổng chi phí dự kiến có tính đến rủi ro:</w:t>
       </w:r>
     </w:p>
     <w:p>
       <w:pPr>
         <w:pStyle w:val="NormalWeb"/>
+        <w:rPr>
+          <w:color w:val="000000" w:themeColor="text1"/>
+        </w:rPr>
       </w:pPr>
       <m:oMathPara>
         <m:oMath>
@@ -5474,6 +6919,7 @@
                 <w:rPr>
                   <w:rFonts w:ascii="Cambria Math" w:hAnsi="Cambria Math"/>
                   <w:i/>
+                  <w:color w:val="000000" w:themeColor="text1"/>
                 </w:rPr>
               </m:ctrlPr>
             </m:sSubPr>
@@ -5481,6 +6927,7 @@
               <m:r>
                 <w:rPr>
                   <w:rFonts w:ascii="Cambria Math" w:hAnsi="Cambria Math"/>
+                  <w:color w:val="000000" w:themeColor="text1"/>
                 </w:rPr>
                 <m:t>C</m:t>
               </m:r>
@@ -5489,6 +6936,7 @@
               <m:r>
                 <w:rPr>
                   <w:rFonts w:ascii="Cambria Math" w:hAnsi="Cambria Math"/>
+                  <w:color w:val="000000" w:themeColor="text1"/>
                 </w:rPr>
                 <m:t>dự kiến</m:t>
               </m:r>
@@ -5497,18 +6945,17 @@
           <m:r>
             <w:rPr>
               <w:rFonts w:ascii="Cambria Math" w:hAnsi="Cambria Math"/>
+              <w:color w:val="000000" w:themeColor="text1"/>
             </w:rPr>
-            <m:t xml:space="preserve">= </m:t>
+            <m:t>= 2.721.700+64.000=2.785.700 đồng</m:t>
           </m:r>
           <m:r>
+            <m:rPr>
+              <m:sty m:val="p"/>
+            </m:rPr>
             <w:rPr>
               <w:rFonts w:ascii="Cambria Math" w:hAnsi="Cambria Math"/>
-            </w:rPr>
-            <m:t>2.721.700+64.000=2.785.700 đồng</m:t>
-          </m:r>
-          <m:r>
-            <w:rPr>
-              <w:rFonts w:ascii="Cambria Math" w:hAnsi="Cambria Math"/>
+              <w:color w:val="000000" w:themeColor="text1"/>
             </w:rPr>
             <w:br/>
           </m:r>
@@ -5517,6 +6964,7 @@
           <m:r>
             <w:rPr>
               <w:rFonts w:ascii="Cambria Math" w:hAnsi="Cambria Math"/>
+              <w:color w:val="000000" w:themeColor="text1"/>
             </w:rPr>
             <m:t xml:space="preserve">≈2.786.000 đồng / lần nhập </m:t>
           </m:r>
@@ -5526,52 +6974,84 @@
     <w:p>
       <w:pPr>
         <w:pStyle w:val="NormalWeb"/>
+        <w:rPr>
+          <w:color w:val="000000" w:themeColor="text1"/>
+        </w:rPr>
       </w:pPr>
     </w:p>
     <w:p>
       <w:pPr>
         <w:pStyle w:val="NormalWeb"/>
+        <w:rPr>
+          <w:color w:val="000000" w:themeColor="text1"/>
+        </w:rPr>
       </w:pPr>
     </w:p>
     <w:p>
       <w:pPr>
         <w:pStyle w:val="Heading4"/>
+        <w:rPr>
+          <w:color w:val="000000" w:themeColor="text1"/>
+        </w:rPr>
       </w:pPr>
       <w:r>
+        <w:rPr>
+          <w:color w:val="000000" w:themeColor="text1"/>
+        </w:rPr>
         <w:t>Nhận xét</w:t>
       </w:r>
     </w:p>
     <w:p>
       <w:pPr>
         <w:pStyle w:val="NormalWeb"/>
+        <w:rPr>
+          <w:color w:val="000000" w:themeColor="text1"/>
+        </w:rPr>
       </w:pPr>
       <w:r>
+        <w:rPr>
+          <w:color w:val="000000" w:themeColor="text1"/>
+        </w:rPr>
         <w:t xml:space="preserve">Chi phí vận chuyển là khoản lớn nhất, chiếm khoảng </w:t>
       </w:r>
       <w:r>
         <w:rPr>
           <w:rStyle w:val="Strong"/>
+          <w:color w:val="000000" w:themeColor="text1"/>
         </w:rPr>
         <w:t>44,1% tổng chi phí quy trình</w:t>
       </w:r>
       <w:r>
+        <w:rPr>
+          <w:color w:val="000000" w:themeColor="text1"/>
+        </w:rPr>
         <w:t xml:space="preserve">. Thời gian chờ cũng tạo ra khoảng </w:t>
       </w:r>
       <w:r>
         <w:rPr>
           <w:rStyle w:val="Strong"/>
+          <w:color w:val="000000" w:themeColor="text1"/>
         </w:rPr>
         <w:t>540.000 đồng chi phí gián tiếp</w:t>
       </w:r>
       <w:r>
+        <w:rPr>
+          <w:color w:val="000000" w:themeColor="text1"/>
+        </w:rPr>
         <w:t xml:space="preserve"> cho mỗi lần nhập hàng.</w:t>
       </w:r>
     </w:p>
     <w:p>
       <w:pPr>
         <w:pStyle w:val="NormalWeb"/>
+        <w:rPr>
+          <w:color w:val="000000" w:themeColor="text1"/>
+        </w:rPr>
       </w:pPr>
       <w:r>
+        <w:rPr>
+          <w:color w:val="000000" w:themeColor="text1"/>
+        </w:rPr>
         <w:t>Doanh nghiệp có thể giảm chi phí bằng cách:</w:t>
       </w:r>
     </w:p>
@@ -5582,8 +7062,14 @@
           <w:numId w:val="92"/>
         </w:numPr>
         <w:spacing w:before="100" w:beforeAutospacing="1" w:after="100" w:afterAutospacing="1"/>
+        <w:rPr>
+          <w:color w:val="000000" w:themeColor="text1"/>
+        </w:rPr>
       </w:pPr>
       <w:r>
+        <w:rPr>
+          <w:color w:val="000000" w:themeColor="text1"/>
+        </w:rPr>
         <w:t>Gom đơn và tối ưu lịch giao hàng.</w:t>
       </w:r>
     </w:p>
@@ -5594,8 +7080,14 @@
           <w:numId w:val="92"/>
         </w:numPr>
         <w:spacing w:before="100" w:beforeAutospacing="1" w:after="100" w:afterAutospacing="1"/>
+        <w:rPr>
+          <w:color w:val="000000" w:themeColor="text1"/>
+        </w:rPr>
       </w:pPr>
       <w:r>
+        <w:rPr>
+          <w:color w:val="000000" w:themeColor="text1"/>
+        </w:rPr>
         <w:t>Phê duyệt PO điện tử theo hạn mức.</w:t>
       </w:r>
     </w:p>
@@ -5606,8 +7098,14 @@
           <w:numId w:val="92"/>
         </w:numPr>
         <w:spacing w:before="100" w:beforeAutospacing="1" w:after="100" w:afterAutospacing="1"/>
+        <w:rPr>
+          <w:color w:val="000000" w:themeColor="text1"/>
+        </w:rPr>
       </w:pPr>
       <w:r>
+        <w:rPr>
+          <w:color w:val="000000" w:themeColor="text1"/>
+        </w:rPr>
         <w:t>Đặt lịch nhận hàng trước với nhà cung cấp.</w:t>
       </w:r>
     </w:p>
@@ -5618,8 +7116,14 @@
           <w:numId w:val="92"/>
         </w:numPr>
         <w:spacing w:before="100" w:beforeAutospacing="1" w:after="100" w:afterAutospacing="1"/>
+        <w:rPr>
+          <w:color w:val="000000" w:themeColor="text1"/>
+        </w:rPr>
       </w:pPr>
       <w:r>
+        <w:rPr>
+          <w:color w:val="000000" w:themeColor="text1"/>
+        </w:rPr>
         <w:t>Tích hợp PO, phiếu nhập và hóa đơn trên ERP.</w:t>
       </w:r>
     </w:p>
@@ -5630,8 +7134,14 @@
           <w:numId w:val="92"/>
         </w:numPr>
         <w:spacing w:before="100" w:beforeAutospacing="1" w:after="100" w:afterAutospacing="1"/>
+        <w:rPr>
+          <w:color w:val="000000" w:themeColor="text1"/>
+        </w:rPr>
       </w:pPr>
       <w:r>
+        <w:rPr>
+          <w:color w:val="000000" w:themeColor="text1"/>
+        </w:rPr>
         <w:t>Giảm nhập liệu và đối chiếu thủ công.</w:t>
       </w:r>
     </w:p>
@@ -5642,8 +7152,14 @@
           <w:numId w:val="92"/>
         </w:numPr>
         <w:spacing w:before="100" w:beforeAutospacing="1" w:after="100" w:afterAutospacing="1"/>
+        <w:rPr>
+          <w:color w:val="000000" w:themeColor="text1"/>
+        </w:rPr>
       </w:pPr>
       <w:r>
+        <w:rPr>
+          <w:color w:val="000000" w:themeColor="text1"/>
+        </w:rPr>
         <w:t>Theo dõi tỷ lệ giao đúng hạn và tỷ lệ lô hàng bị từ chối.</w:t>
       </w:r>
     </w:p>
@@ -5654,14 +7170,38 @@
           <w:numId w:val="92"/>
         </w:numPr>
         <w:spacing w:before="100" w:beforeAutospacing="1" w:after="100" w:afterAutospacing="1"/>
+        <w:rPr>
+          <w:color w:val="000000" w:themeColor="text1"/>
+        </w:rPr>
       </w:pPr>
       <w:r>
+        <w:rPr>
+          <w:color w:val="000000" w:themeColor="text1"/>
+        </w:rPr>
         <w:t>Áp dụng hợp đồng khung với các nhà cung cấp thường xuyên.</w:t>
       </w:r>
     </w:p>
-    <w:p/>
-    <w:p/>
-    <w:p/>
+    <w:p>
+      <w:pPr>
+        <w:rPr>
+          <w:color w:val="000000" w:themeColor="text1"/>
+        </w:rPr>
+      </w:pPr>
+    </w:p>
+    <w:p>
+      <w:pPr>
+        <w:rPr>
+          <w:color w:val="000000" w:themeColor="text1"/>
+        </w:rPr>
+      </w:pPr>
+    </w:p>
+    <w:p>
+      <w:pPr>
+        <w:rPr>
+          <w:color w:val="000000" w:themeColor="text1"/>
+        </w:rPr>
+      </w:pPr>
+    </w:p>
     <w:sectPr>
       <w:pgSz w:w="12240" w:h="15840"/>
       <w:pgMar w:top="1440" w:right="1440" w:bottom="1440" w:left="1440" w:header="708" w:footer="708" w:gutter="0"/>
@@ -19155,6 +20695,8 @@
     <w:rsidRoot w:val="008B19FC"/>
     <w:rsid w:val="005D20B4"/>
     <w:rsid w:val="008B19FC"/>
+    <w:rsid w:val="00A822E9"/>
+    <w:rsid w:val="00F24ED8"/>
   </w:rsids>
   <m:mathPr>
     <m:mathFont m:val="Cambria Math"/>

--- a/02_Quy_trinh/nga-quy-trinh-quan-ly-kho.docx
+++ b/02_Quy_trinh/nga-quy-trinh-quan-ly-kho.docx
@@ -1582,9 +1582,10 @@
         <w:tblLook w:val="04A0" w:firstRow="1" w:lastRow="0" w:firstColumn="1" w:lastColumn="0" w:noHBand="0" w:noVBand="1"/>
       </w:tblPr>
       <w:tblGrid>
-        <w:gridCol w:w="2860"/>
-        <w:gridCol w:w="5519"/>
-        <w:gridCol w:w="971"/>
+        <w:gridCol w:w="671"/>
+        <w:gridCol w:w="3491"/>
+        <w:gridCol w:w="1048"/>
+        <w:gridCol w:w="4140"/>
       </w:tblGrid>
       <w:tr>
         <w:tc>
@@ -1594,12 +1595,11 @@
           </w:tcPr>
           <w:p>
             <w:pPr>
-              <w:jc w:val="center"/>
+              <w:jc w:val="right"/>
               <w:rPr>
                 <w:rFonts w:ascii="Times New Roman" w:eastAsia="Times New Roman" w:hAnsi="Times New Roman" w:cs="Times New Roman"/>
                 <w:b/>
                 <w:bCs/>
-                <w:color w:val="000000" w:themeColor="text1"/>
                 <w:kern w:val="0"/>
                 <w14:ligatures w14:val="none"/>
               </w:rPr>
@@ -1609,11 +1609,10 @@
                 <w:rFonts w:ascii="Times New Roman" w:eastAsia="Times New Roman" w:hAnsi="Times New Roman" w:cs="Times New Roman"/>
                 <w:b/>
                 <w:bCs/>
-                <w:color w:val="000000" w:themeColor="text1"/>
                 <w:kern w:val="0"/>
                 <w14:ligatures w14:val="none"/>
               </w:rPr>
-              <w:t>Nhóm</w:t>
+              <w:t>STT</w:t>
             </w:r>
           </w:p>
         </w:tc>
@@ -1629,7 +1628,6 @@
                 <w:rFonts w:ascii="Times New Roman" w:eastAsia="Times New Roman" w:hAnsi="Times New Roman" w:cs="Times New Roman"/>
                 <w:b/>
                 <w:bCs/>
-                <w:color w:val="000000" w:themeColor="text1"/>
                 <w:kern w:val="0"/>
                 <w14:ligatures w14:val="none"/>
               </w:rPr>
@@ -1639,11 +1637,10 @@
                 <w:rFonts w:ascii="Times New Roman" w:eastAsia="Times New Roman" w:hAnsi="Times New Roman" w:cs="Times New Roman"/>
                 <w:b/>
                 <w:bCs/>
-                <w:color w:val="000000" w:themeColor="text1"/>
                 <w:kern w:val="0"/>
                 <w14:ligatures w14:val="none"/>
               </w:rPr>
-              <w:t>Hoạt động chính</w:t>
+              <w:t>Hoạt động</w:t>
             </w:r>
           </w:p>
         </w:tc>
@@ -1659,7 +1656,6 @@
                 <w:rFonts w:ascii="Times New Roman" w:eastAsia="Times New Roman" w:hAnsi="Times New Roman" w:cs="Times New Roman"/>
                 <w:b/>
                 <w:bCs/>
-                <w:color w:val="000000" w:themeColor="text1"/>
                 <w:kern w:val="0"/>
                 <w14:ligatures w14:val="none"/>
               </w:rPr>
@@ -1669,11 +1665,38 @@
                 <w:rFonts w:ascii="Times New Roman" w:eastAsia="Times New Roman" w:hAnsi="Times New Roman" w:cs="Times New Roman"/>
                 <w:b/>
                 <w:bCs/>
-                <w:color w:val="000000" w:themeColor="text1"/>
                 <w:kern w:val="0"/>
                 <w14:ligatures w14:val="none"/>
               </w:rPr>
-              <w:t>Thời gian</w:t>
+              <w:t>Phân loại</w:t>
+            </w:r>
+          </w:p>
+        </w:tc>
+        <w:tc>
+          <w:tcPr>
+            <w:tcW w:w="0" w:type="auto"/>
+            <w:hideMark/>
+          </w:tcPr>
+          <w:p>
+            <w:pPr>
+              <w:jc w:val="center"/>
+              <w:rPr>
+                <w:rFonts w:ascii="Times New Roman" w:eastAsia="Times New Roman" w:hAnsi="Times New Roman" w:cs="Times New Roman"/>
+                <w:b/>
+                <w:bCs/>
+                <w:kern w:val="0"/>
+                <w14:ligatures w14:val="none"/>
+              </w:rPr>
+            </w:pPr>
+            <w:r>
+              <w:rPr>
+                <w:rFonts w:ascii="Times New Roman" w:eastAsia="Times New Roman" w:hAnsi="Times New Roman" w:cs="Times New Roman"/>
+                <w:b/>
+                <w:bCs/>
+                <w:kern w:val="0"/>
+                <w14:ligatures w14:val="none"/>
+              </w:rPr>
+              <w:t>Nhận xét</w:t>
             </w:r>
           </w:p>
         </w:tc>
@@ -1686,9 +1709,9 @@
           </w:tcPr>
           <w:p>
             <w:pPr>
+              <w:jc w:val="right"/>
               <w:rPr>
                 <w:rFonts w:ascii="Times New Roman" w:eastAsia="Times New Roman" w:hAnsi="Times New Roman" w:cs="Times New Roman"/>
-                <w:color w:val="000000" w:themeColor="text1"/>
                 <w:kern w:val="0"/>
                 <w14:ligatures w14:val="none"/>
               </w:rPr>
@@ -1696,13 +1719,10 @@
             <w:r>
               <w:rPr>
                 <w:rFonts w:ascii="Times New Roman" w:eastAsia="Times New Roman" w:hAnsi="Times New Roman" w:cs="Times New Roman"/>
-                <w:b/>
-                <w:bCs/>
-                <w:color w:val="000000" w:themeColor="text1"/>
                 <w:kern w:val="0"/>
                 <w14:ligatures w14:val="none"/>
               </w:rPr>
-              <w:t>VA – Giá trị gia tăng</w:t>
+              <w:t>1</w:t>
             </w:r>
           </w:p>
         </w:tc>
@@ -1715,7 +1735,6 @@
             <w:pPr>
               <w:rPr>
                 <w:rFonts w:ascii="Times New Roman" w:eastAsia="Times New Roman" w:hAnsi="Times New Roman" w:cs="Times New Roman"/>
-                <w:color w:val="000000" w:themeColor="text1"/>
                 <w:kern w:val="0"/>
                 <w14:ligatures w14:val="none"/>
               </w:rPr>
@@ -1723,11 +1742,10 @@
             <w:r>
               <w:rPr>
                 <w:rFonts w:ascii="Times New Roman" w:eastAsia="Times New Roman" w:hAnsi="Times New Roman" w:cs="Times New Roman"/>
-                <w:color w:val="000000" w:themeColor="text1"/>
                 <w:kern w:val="0"/>
                 <w14:ligatures w14:val="none"/>
               </w:rPr>
-              <w:t>Chuẩn bị nguyên liệu, vận chuyển, kiểm tra chất lượng và đưa hàng vào vị trí lưu kho</w:t>
+              <w:t>Kiểm tra tồn kho</w:t>
             </w:r>
           </w:p>
         </w:tc>
@@ -1738,9 +1756,9 @@
           </w:tcPr>
           <w:p>
             <w:pPr>
+              <w:jc w:val="center"/>
               <w:rPr>
                 <w:rFonts w:ascii="Times New Roman" w:eastAsia="Times New Roman" w:hAnsi="Times New Roman" w:cs="Times New Roman"/>
-                <w:color w:val="000000" w:themeColor="text1"/>
                 <w:kern w:val="0"/>
                 <w14:ligatures w14:val="none"/>
               </w:rPr>
@@ -1748,11 +1766,35 @@
             <w:r>
               <w:rPr>
                 <w:rFonts w:ascii="Times New Roman" w:eastAsia="Times New Roman" w:hAnsi="Times New Roman" w:cs="Times New Roman"/>
-                <w:color w:val="000000" w:themeColor="text1"/>
+                <w:b/>
+                <w:bCs/>
                 <w:kern w:val="0"/>
                 <w14:ligatures w14:val="none"/>
               </w:rPr>
-              <w:t>810 phút</w:t>
+              <w:t>BVA</w:t>
+            </w:r>
+          </w:p>
+        </w:tc>
+        <w:tc>
+          <w:tcPr>
+            <w:tcW w:w="0" w:type="auto"/>
+            <w:hideMark/>
+          </w:tcPr>
+          <w:p>
+            <w:pPr>
+              <w:rPr>
+                <w:rFonts w:ascii="Times New Roman" w:eastAsia="Times New Roman" w:hAnsi="Times New Roman" w:cs="Times New Roman"/>
+                <w:kern w:val="0"/>
+                <w14:ligatures w14:val="none"/>
+              </w:rPr>
+            </w:pPr>
+            <w:r>
+              <w:rPr>
+                <w:rFonts w:ascii="Times New Roman" w:eastAsia="Times New Roman" w:hAnsi="Times New Roman" w:cs="Times New Roman"/>
+                <w:kern w:val="0"/>
+                <w14:ligatures w14:val="none"/>
+              </w:rPr>
+              <w:t>Cần để xác định lượng tồn và nhu cầu đặt hàng</w:t>
             </w:r>
           </w:p>
         </w:tc>
@@ -1765,9 +1807,9 @@
           </w:tcPr>
           <w:p>
             <w:pPr>
+              <w:jc w:val="right"/>
               <w:rPr>
                 <w:rFonts w:ascii="Times New Roman" w:eastAsia="Times New Roman" w:hAnsi="Times New Roman" w:cs="Times New Roman"/>
-                <w:color w:val="000000" w:themeColor="text1"/>
                 <w:kern w:val="0"/>
                 <w14:ligatures w14:val="none"/>
               </w:rPr>
@@ -1775,14 +1817,11 @@
             <w:r>
               <w:rPr>
                 <w:rFonts w:ascii="Times New Roman" w:eastAsia="Times New Roman" w:hAnsi="Times New Roman" w:cs="Times New Roman"/>
-                <w:b/>
-                <w:bCs/>
-                <w:color w:val="000000" w:themeColor="text1"/>
                 <w:kern w:val="0"/>
                 <w14:ligatures w14:val="none"/>
               </w:rPr>
               <w:lastRenderedPageBreak/>
-              <w:t>BVA – Không tạo giá trị trực tiếp nhưng cần thiết</w:t>
+              <w:t>2</w:t>
             </w:r>
           </w:p>
         </w:tc>
@@ -1795,7 +1834,6 @@
             <w:pPr>
               <w:rPr>
                 <w:rFonts w:ascii="Times New Roman" w:eastAsia="Times New Roman" w:hAnsi="Times New Roman" w:cs="Times New Roman"/>
-                <w:color w:val="000000" w:themeColor="text1"/>
                 <w:kern w:val="0"/>
                 <w14:ligatures w14:val="none"/>
               </w:rPr>
@@ -1803,11 +1841,10 @@
             <w:r>
               <w:rPr>
                 <w:rFonts w:ascii="Times New Roman" w:eastAsia="Times New Roman" w:hAnsi="Times New Roman" w:cs="Times New Roman"/>
-                <w:color w:val="000000" w:themeColor="text1"/>
                 <w:kern w:val="0"/>
                 <w14:ligatures w14:val="none"/>
               </w:rPr>
-              <w:t>Kiểm tra tồn kho, lập và duyệt PO, lựa chọn nhà cung cấp, đối chiếu chứng từ, nhập ERP và làm thủ tục thanh toán</w:t>
+              <w:t>Lập đề nghị mua</w:t>
             </w:r>
           </w:p>
         </w:tc>
@@ -1818,9 +1855,9 @@
           </w:tcPr>
           <w:p>
             <w:pPr>
+              <w:jc w:val="center"/>
               <w:rPr>
                 <w:rFonts w:ascii="Times New Roman" w:eastAsia="Times New Roman" w:hAnsi="Times New Roman" w:cs="Times New Roman"/>
-                <w:color w:val="000000" w:themeColor="text1"/>
                 <w:kern w:val="0"/>
                 <w14:ligatures w14:val="none"/>
               </w:rPr>
@@ -1828,11 +1865,35 @@
             <w:r>
               <w:rPr>
                 <w:rFonts w:ascii="Times New Roman" w:eastAsia="Times New Roman" w:hAnsi="Times New Roman" w:cs="Times New Roman"/>
-                <w:color w:val="000000" w:themeColor="text1"/>
+                <w:b/>
+                <w:bCs/>
                 <w:kern w:val="0"/>
                 <w14:ligatures w14:val="none"/>
               </w:rPr>
-              <w:t>240 phút</w:t>
+              <w:t>BVA</w:t>
+            </w:r>
+          </w:p>
+        </w:tc>
+        <w:tc>
+          <w:tcPr>
+            <w:tcW w:w="0" w:type="auto"/>
+            <w:hideMark/>
+          </w:tcPr>
+          <w:p>
+            <w:pPr>
+              <w:rPr>
+                <w:rFonts w:ascii="Times New Roman" w:eastAsia="Times New Roman" w:hAnsi="Times New Roman" w:cs="Times New Roman"/>
+                <w:kern w:val="0"/>
+                <w14:ligatures w14:val="none"/>
+              </w:rPr>
+            </w:pPr>
+            <w:r>
+              <w:rPr>
+                <w:rFonts w:ascii="Times New Roman" w:eastAsia="Times New Roman" w:hAnsi="Times New Roman" w:cs="Times New Roman"/>
+                <w:kern w:val="0"/>
+                <w14:ligatures w14:val="none"/>
+              </w:rPr>
+              <w:t>Cần để chính thức hóa nhu cầu mua nguyên liệu</w:t>
             </w:r>
           </w:p>
         </w:tc>
@@ -1845,9 +1906,9 @@
           </w:tcPr>
           <w:p>
             <w:pPr>
+              <w:jc w:val="right"/>
               <w:rPr>
                 <w:rFonts w:ascii="Times New Roman" w:eastAsia="Times New Roman" w:hAnsi="Times New Roman" w:cs="Times New Roman"/>
-                <w:color w:val="000000" w:themeColor="text1"/>
                 <w:kern w:val="0"/>
                 <w14:ligatures w14:val="none"/>
               </w:rPr>
@@ -1855,13 +1916,10 @@
             <w:r>
               <w:rPr>
                 <w:rFonts w:ascii="Times New Roman" w:eastAsia="Times New Roman" w:hAnsi="Times New Roman" w:cs="Times New Roman"/>
-                <w:b/>
-                <w:bCs/>
-                <w:color w:val="000000" w:themeColor="text1"/>
                 <w:kern w:val="0"/>
                 <w14:ligatures w14:val="none"/>
               </w:rPr>
-              <w:t>NVA – Không tạo giá trị</w:t>
+              <w:t>3</w:t>
             </w:r>
           </w:p>
         </w:tc>
@@ -1874,7 +1932,6 @@
             <w:pPr>
               <w:rPr>
                 <w:rFonts w:ascii="Times New Roman" w:eastAsia="Times New Roman" w:hAnsi="Times New Roman" w:cs="Times New Roman"/>
-                <w:color w:val="000000" w:themeColor="text1"/>
                 <w:kern w:val="0"/>
                 <w14:ligatures w14:val="none"/>
               </w:rPr>
@@ -1882,11 +1939,10 @@
             <w:r>
               <w:rPr>
                 <w:rFonts w:ascii="Times New Roman" w:eastAsia="Times New Roman" w:hAnsi="Times New Roman" w:cs="Times New Roman"/>
-                <w:color w:val="000000" w:themeColor="text1"/>
                 <w:kern w:val="0"/>
                 <w14:ligatures w14:val="none"/>
               </w:rPr>
-              <w:t>Chờ phê duyệt, chờ nhà cung cấp, chờ kiểm tra QC và chờ xử lý chứng từ</w:t>
+              <w:t>Xác minh và chuyển yêu cầu mua</w:t>
             </w:r>
           </w:p>
         </w:tc>
@@ -1897,9 +1953,9 @@
           </w:tcPr>
           <w:p>
             <w:pPr>
+              <w:jc w:val="center"/>
               <w:rPr>
                 <w:rFonts w:ascii="Times New Roman" w:eastAsia="Times New Roman" w:hAnsi="Times New Roman" w:cs="Times New Roman"/>
-                <w:color w:val="000000" w:themeColor="text1"/>
                 <w:kern w:val="0"/>
                 <w14:ligatures w14:val="none"/>
               </w:rPr>
@@ -1907,11 +1963,1603 @@
             <w:r>
               <w:rPr>
                 <w:rFonts w:ascii="Times New Roman" w:eastAsia="Times New Roman" w:hAnsi="Times New Roman" w:cs="Times New Roman"/>
-                <w:color w:val="000000" w:themeColor="text1"/>
+                <w:b/>
+                <w:bCs/>
                 <w:kern w:val="0"/>
                 <w14:ligatures w14:val="none"/>
               </w:rPr>
-              <w:t>1.080 phút</w:t>
+              <w:t>BVA</w:t>
+            </w:r>
+          </w:p>
+        </w:tc>
+        <w:tc>
+          <w:tcPr>
+            <w:tcW w:w="0" w:type="auto"/>
+            <w:hideMark/>
+          </w:tcPr>
+          <w:p>
+            <w:pPr>
+              <w:rPr>
+                <w:rFonts w:ascii="Times New Roman" w:eastAsia="Times New Roman" w:hAnsi="Times New Roman" w:cs="Times New Roman"/>
+                <w:kern w:val="0"/>
+                <w14:ligatures w14:val="none"/>
+              </w:rPr>
+            </w:pPr>
+            <w:r>
+              <w:rPr>
+                <w:rFonts w:ascii="Times New Roman" w:eastAsia="Times New Roman" w:hAnsi="Times New Roman" w:cs="Times New Roman"/>
+                <w:kern w:val="0"/>
+                <w14:ligatures w14:val="none"/>
+              </w:rPr>
+              <w:t>Cần kiểm soát nhu cầu trước khi chuyển sang mua hàng</w:t>
+            </w:r>
+          </w:p>
+        </w:tc>
+      </w:tr>
+      <w:tr>
+        <w:tc>
+          <w:tcPr>
+            <w:tcW w:w="0" w:type="auto"/>
+            <w:hideMark/>
+          </w:tcPr>
+          <w:p>
+            <w:pPr>
+              <w:jc w:val="right"/>
+              <w:rPr>
+                <w:rFonts w:ascii="Times New Roman" w:eastAsia="Times New Roman" w:hAnsi="Times New Roman" w:cs="Times New Roman"/>
+                <w:kern w:val="0"/>
+                <w14:ligatures w14:val="none"/>
+              </w:rPr>
+            </w:pPr>
+            <w:r>
+              <w:rPr>
+                <w:rFonts w:ascii="Times New Roman" w:eastAsia="Times New Roman" w:hAnsi="Times New Roman" w:cs="Times New Roman"/>
+                <w:kern w:val="0"/>
+                <w14:ligatures w14:val="none"/>
+              </w:rPr>
+              <w:t>4</w:t>
+            </w:r>
+          </w:p>
+        </w:tc>
+        <w:tc>
+          <w:tcPr>
+            <w:tcW w:w="0" w:type="auto"/>
+            <w:hideMark/>
+          </w:tcPr>
+          <w:p>
+            <w:pPr>
+              <w:rPr>
+                <w:rFonts w:ascii="Times New Roman" w:eastAsia="Times New Roman" w:hAnsi="Times New Roman" w:cs="Times New Roman"/>
+                <w:kern w:val="0"/>
+                <w14:ligatures w14:val="none"/>
+              </w:rPr>
+            </w:pPr>
+            <w:r>
+              <w:rPr>
+                <w:rFonts w:ascii="Times New Roman" w:eastAsia="Times New Roman" w:hAnsi="Times New Roman" w:cs="Times New Roman"/>
+                <w:kern w:val="0"/>
+                <w14:ligatures w14:val="none"/>
+              </w:rPr>
+              <w:t>Lập và trình duyệt PO</w:t>
+            </w:r>
+          </w:p>
+        </w:tc>
+        <w:tc>
+          <w:tcPr>
+            <w:tcW w:w="0" w:type="auto"/>
+            <w:hideMark/>
+          </w:tcPr>
+          <w:p>
+            <w:pPr>
+              <w:jc w:val="center"/>
+              <w:rPr>
+                <w:rFonts w:ascii="Times New Roman" w:eastAsia="Times New Roman" w:hAnsi="Times New Roman" w:cs="Times New Roman"/>
+                <w:kern w:val="0"/>
+                <w14:ligatures w14:val="none"/>
+              </w:rPr>
+            </w:pPr>
+            <w:r>
+              <w:rPr>
+                <w:rFonts w:ascii="Times New Roman" w:eastAsia="Times New Roman" w:hAnsi="Times New Roman" w:cs="Times New Roman"/>
+                <w:b/>
+                <w:bCs/>
+                <w:kern w:val="0"/>
+                <w14:ligatures w14:val="none"/>
+              </w:rPr>
+              <w:t>BVA</w:t>
+            </w:r>
+          </w:p>
+        </w:tc>
+        <w:tc>
+          <w:tcPr>
+            <w:tcW w:w="0" w:type="auto"/>
+            <w:hideMark/>
+          </w:tcPr>
+          <w:p>
+            <w:pPr>
+              <w:rPr>
+                <w:rFonts w:ascii="Times New Roman" w:eastAsia="Times New Roman" w:hAnsi="Times New Roman" w:cs="Times New Roman"/>
+                <w:kern w:val="0"/>
+                <w14:ligatures w14:val="none"/>
+              </w:rPr>
+            </w:pPr>
+            <w:r>
+              <w:rPr>
+                <w:rFonts w:ascii="Times New Roman" w:eastAsia="Times New Roman" w:hAnsi="Times New Roman" w:cs="Times New Roman"/>
+                <w:kern w:val="0"/>
+                <w14:ligatures w14:val="none"/>
+              </w:rPr>
+              <w:t>Cần cho kiểm soát đơn hàng, ngân sách và phê duyệt</w:t>
+            </w:r>
+          </w:p>
+        </w:tc>
+      </w:tr>
+      <w:tr>
+        <w:tc>
+          <w:tcPr>
+            <w:tcW w:w="0" w:type="auto"/>
+            <w:hideMark/>
+          </w:tcPr>
+          <w:p>
+            <w:pPr>
+              <w:jc w:val="right"/>
+              <w:rPr>
+                <w:rFonts w:ascii="Times New Roman" w:eastAsia="Times New Roman" w:hAnsi="Times New Roman" w:cs="Times New Roman"/>
+                <w:kern w:val="0"/>
+                <w14:ligatures w14:val="none"/>
+              </w:rPr>
+            </w:pPr>
+            <w:r>
+              <w:rPr>
+                <w:rFonts w:ascii="Times New Roman" w:eastAsia="Times New Roman" w:hAnsi="Times New Roman" w:cs="Times New Roman"/>
+                <w:kern w:val="0"/>
+                <w14:ligatures w14:val="none"/>
+              </w:rPr>
+              <w:t>5</w:t>
+            </w:r>
+          </w:p>
+        </w:tc>
+        <w:tc>
+          <w:tcPr>
+            <w:tcW w:w="0" w:type="auto"/>
+            <w:hideMark/>
+          </w:tcPr>
+          <w:p>
+            <w:pPr>
+              <w:rPr>
+                <w:rFonts w:ascii="Times New Roman" w:eastAsia="Times New Roman" w:hAnsi="Times New Roman" w:cs="Times New Roman"/>
+                <w:kern w:val="0"/>
+                <w14:ligatures w14:val="none"/>
+              </w:rPr>
+            </w:pPr>
+            <w:r>
+              <w:rPr>
+                <w:rFonts w:ascii="Times New Roman" w:eastAsia="Times New Roman" w:hAnsi="Times New Roman" w:cs="Times New Roman"/>
+                <w:kern w:val="0"/>
+                <w14:ligatures w14:val="none"/>
+              </w:rPr>
+              <w:t>Kiểm tra nhà cung cấp</w:t>
+            </w:r>
+          </w:p>
+        </w:tc>
+        <w:tc>
+          <w:tcPr>
+            <w:tcW w:w="0" w:type="auto"/>
+            <w:hideMark/>
+          </w:tcPr>
+          <w:p>
+            <w:pPr>
+              <w:jc w:val="center"/>
+              <w:rPr>
+                <w:rFonts w:ascii="Times New Roman" w:eastAsia="Times New Roman" w:hAnsi="Times New Roman" w:cs="Times New Roman"/>
+                <w:kern w:val="0"/>
+                <w14:ligatures w14:val="none"/>
+              </w:rPr>
+            </w:pPr>
+            <w:r>
+              <w:rPr>
+                <w:rFonts w:ascii="Times New Roman" w:eastAsia="Times New Roman" w:hAnsi="Times New Roman" w:cs="Times New Roman"/>
+                <w:b/>
+                <w:bCs/>
+                <w:kern w:val="0"/>
+                <w14:ligatures w14:val="none"/>
+              </w:rPr>
+              <w:t>BVA</w:t>
+            </w:r>
+          </w:p>
+        </w:tc>
+        <w:tc>
+          <w:tcPr>
+            <w:tcW w:w="0" w:type="auto"/>
+            <w:hideMark/>
+          </w:tcPr>
+          <w:p>
+            <w:pPr>
+              <w:rPr>
+                <w:rFonts w:ascii="Times New Roman" w:eastAsia="Times New Roman" w:hAnsi="Times New Roman" w:cs="Times New Roman"/>
+                <w:kern w:val="0"/>
+                <w14:ligatures w14:val="none"/>
+              </w:rPr>
+            </w:pPr>
+            <w:r>
+              <w:rPr>
+                <w:rFonts w:ascii="Times New Roman" w:eastAsia="Times New Roman" w:hAnsi="Times New Roman" w:cs="Times New Roman"/>
+                <w:kern w:val="0"/>
+                <w14:ligatures w14:val="none"/>
+              </w:rPr>
+              <w:t>Đảm bảo nhà cung cấp đáp ứng yêu cầu</w:t>
+            </w:r>
+          </w:p>
+        </w:tc>
+      </w:tr>
+      <w:tr>
+        <w:tc>
+          <w:tcPr>
+            <w:tcW w:w="0" w:type="auto"/>
+            <w:hideMark/>
+          </w:tcPr>
+          <w:p>
+            <w:pPr>
+              <w:jc w:val="right"/>
+              <w:rPr>
+                <w:rFonts w:ascii="Times New Roman" w:eastAsia="Times New Roman" w:hAnsi="Times New Roman" w:cs="Times New Roman"/>
+                <w:kern w:val="0"/>
+                <w14:ligatures w14:val="none"/>
+              </w:rPr>
+            </w:pPr>
+            <w:r>
+              <w:rPr>
+                <w:rFonts w:ascii="Times New Roman" w:eastAsia="Times New Roman" w:hAnsi="Times New Roman" w:cs="Times New Roman"/>
+                <w:kern w:val="0"/>
+                <w14:ligatures w14:val="none"/>
+              </w:rPr>
+              <w:t>6</w:t>
+            </w:r>
+          </w:p>
+        </w:tc>
+        <w:tc>
+          <w:tcPr>
+            <w:tcW w:w="0" w:type="auto"/>
+            <w:hideMark/>
+          </w:tcPr>
+          <w:p>
+            <w:pPr>
+              <w:rPr>
+                <w:rFonts w:ascii="Times New Roman" w:eastAsia="Times New Roman" w:hAnsi="Times New Roman" w:cs="Times New Roman"/>
+                <w:kern w:val="0"/>
+                <w14:ligatures w14:val="none"/>
+              </w:rPr>
+            </w:pPr>
+            <w:r>
+              <w:rPr>
+                <w:rFonts w:ascii="Times New Roman" w:eastAsia="Times New Roman" w:hAnsi="Times New Roman" w:cs="Times New Roman"/>
+                <w:kern w:val="0"/>
+                <w14:ligatures w14:val="none"/>
+              </w:rPr>
+              <w:t>Phát hành PO</w:t>
+            </w:r>
+          </w:p>
+        </w:tc>
+        <w:tc>
+          <w:tcPr>
+            <w:tcW w:w="0" w:type="auto"/>
+            <w:hideMark/>
+          </w:tcPr>
+          <w:p>
+            <w:pPr>
+              <w:jc w:val="center"/>
+              <w:rPr>
+                <w:rFonts w:ascii="Times New Roman" w:eastAsia="Times New Roman" w:hAnsi="Times New Roman" w:cs="Times New Roman"/>
+                <w:kern w:val="0"/>
+                <w14:ligatures w14:val="none"/>
+              </w:rPr>
+            </w:pPr>
+            <w:r>
+              <w:rPr>
+                <w:rFonts w:ascii="Times New Roman" w:eastAsia="Times New Roman" w:hAnsi="Times New Roman" w:cs="Times New Roman"/>
+                <w:b/>
+                <w:bCs/>
+                <w:kern w:val="0"/>
+                <w14:ligatures w14:val="none"/>
+              </w:rPr>
+              <w:t>BVA</w:t>
+            </w:r>
+          </w:p>
+        </w:tc>
+        <w:tc>
+          <w:tcPr>
+            <w:tcW w:w="0" w:type="auto"/>
+            <w:hideMark/>
+          </w:tcPr>
+          <w:p>
+            <w:pPr>
+              <w:rPr>
+                <w:rFonts w:ascii="Times New Roman" w:eastAsia="Times New Roman" w:hAnsi="Times New Roman" w:cs="Times New Roman"/>
+                <w:kern w:val="0"/>
+                <w14:ligatures w14:val="none"/>
+              </w:rPr>
+            </w:pPr>
+            <w:r>
+              <w:rPr>
+                <w:rFonts w:ascii="Times New Roman" w:eastAsia="Times New Roman" w:hAnsi="Times New Roman" w:cs="Times New Roman"/>
+                <w:kern w:val="0"/>
+                <w14:ligatures w14:val="none"/>
+              </w:rPr>
+              <w:t>Chính thức hóa đơn đặt hàng với nhà cung cấp</w:t>
+            </w:r>
+          </w:p>
+        </w:tc>
+      </w:tr>
+      <w:tr>
+        <w:tc>
+          <w:tcPr>
+            <w:tcW w:w="0" w:type="auto"/>
+            <w:hideMark/>
+          </w:tcPr>
+          <w:p>
+            <w:pPr>
+              <w:jc w:val="right"/>
+              <w:rPr>
+                <w:rFonts w:ascii="Times New Roman" w:eastAsia="Times New Roman" w:hAnsi="Times New Roman" w:cs="Times New Roman"/>
+                <w:kern w:val="0"/>
+                <w14:ligatures w14:val="none"/>
+              </w:rPr>
+            </w:pPr>
+            <w:r>
+              <w:rPr>
+                <w:rFonts w:ascii="Times New Roman" w:eastAsia="Times New Roman" w:hAnsi="Times New Roman" w:cs="Times New Roman"/>
+                <w:kern w:val="0"/>
+                <w14:ligatures w14:val="none"/>
+              </w:rPr>
+              <w:t>7</w:t>
+            </w:r>
+          </w:p>
+        </w:tc>
+        <w:tc>
+          <w:tcPr>
+            <w:tcW w:w="0" w:type="auto"/>
+            <w:hideMark/>
+          </w:tcPr>
+          <w:p>
+            <w:pPr>
+              <w:rPr>
+                <w:rFonts w:ascii="Times New Roman" w:eastAsia="Times New Roman" w:hAnsi="Times New Roman" w:cs="Times New Roman"/>
+                <w:kern w:val="0"/>
+                <w14:ligatures w14:val="none"/>
+              </w:rPr>
+            </w:pPr>
+            <w:r>
+              <w:rPr>
+                <w:rFonts w:ascii="Times New Roman" w:eastAsia="Times New Roman" w:hAnsi="Times New Roman" w:cs="Times New Roman"/>
+                <w:kern w:val="0"/>
+                <w14:ligatures w14:val="none"/>
+              </w:rPr>
+              <w:t>Nhà cung cấp chuẩn bị hàng</w:t>
+            </w:r>
+          </w:p>
+        </w:tc>
+        <w:tc>
+          <w:tcPr>
+            <w:tcW w:w="0" w:type="auto"/>
+            <w:hideMark/>
+          </w:tcPr>
+          <w:p>
+            <w:pPr>
+              <w:jc w:val="center"/>
+              <w:rPr>
+                <w:rFonts w:ascii="Times New Roman" w:eastAsia="Times New Roman" w:hAnsi="Times New Roman" w:cs="Times New Roman"/>
+                <w:kern w:val="0"/>
+                <w14:ligatures w14:val="none"/>
+              </w:rPr>
+            </w:pPr>
+            <w:r>
+              <w:rPr>
+                <w:rFonts w:ascii="Times New Roman" w:eastAsia="Times New Roman" w:hAnsi="Times New Roman" w:cs="Times New Roman"/>
+                <w:b/>
+                <w:bCs/>
+                <w:kern w:val="0"/>
+                <w14:ligatures w14:val="none"/>
+              </w:rPr>
+              <w:t>VA</w:t>
+            </w:r>
+          </w:p>
+        </w:tc>
+        <w:tc>
+          <w:tcPr>
+            <w:tcW w:w="0" w:type="auto"/>
+            <w:hideMark/>
+          </w:tcPr>
+          <w:p>
+            <w:pPr>
+              <w:rPr>
+                <w:rFonts w:ascii="Times New Roman" w:eastAsia="Times New Roman" w:hAnsi="Times New Roman" w:cs="Times New Roman"/>
+                <w:kern w:val="0"/>
+                <w14:ligatures w14:val="none"/>
+              </w:rPr>
+            </w:pPr>
+            <w:r>
+              <w:rPr>
+                <w:rFonts w:ascii="Times New Roman" w:eastAsia="Times New Roman" w:hAnsi="Times New Roman" w:cs="Times New Roman"/>
+                <w:kern w:val="0"/>
+                <w14:ligatures w14:val="none"/>
+              </w:rPr>
+              <w:t>Trực tiếp chuẩn bị nguyên liệu theo yêu cầu đặt hàng</w:t>
+            </w:r>
+          </w:p>
+        </w:tc>
+      </w:tr>
+      <w:tr>
+        <w:tc>
+          <w:tcPr>
+            <w:tcW w:w="0" w:type="auto"/>
+            <w:hideMark/>
+          </w:tcPr>
+          <w:p>
+            <w:pPr>
+              <w:jc w:val="right"/>
+              <w:rPr>
+                <w:rFonts w:ascii="Times New Roman" w:eastAsia="Times New Roman" w:hAnsi="Times New Roman" w:cs="Times New Roman"/>
+                <w:kern w:val="0"/>
+                <w14:ligatures w14:val="none"/>
+              </w:rPr>
+            </w:pPr>
+            <w:r>
+              <w:rPr>
+                <w:rFonts w:ascii="Times New Roman" w:eastAsia="Times New Roman" w:hAnsi="Times New Roman" w:cs="Times New Roman"/>
+                <w:kern w:val="0"/>
+                <w14:ligatures w14:val="none"/>
+              </w:rPr>
+              <w:t>8</w:t>
+            </w:r>
+          </w:p>
+        </w:tc>
+        <w:tc>
+          <w:tcPr>
+            <w:tcW w:w="0" w:type="auto"/>
+            <w:hideMark/>
+          </w:tcPr>
+          <w:p>
+            <w:pPr>
+              <w:rPr>
+                <w:rFonts w:ascii="Times New Roman" w:eastAsia="Times New Roman" w:hAnsi="Times New Roman" w:cs="Times New Roman"/>
+                <w:kern w:val="0"/>
+                <w14:ligatures w14:val="none"/>
+              </w:rPr>
+            </w:pPr>
+            <w:r>
+              <w:rPr>
+                <w:rFonts w:ascii="Times New Roman" w:eastAsia="Times New Roman" w:hAnsi="Times New Roman" w:cs="Times New Roman"/>
+                <w:kern w:val="0"/>
+                <w14:ligatures w14:val="none"/>
+              </w:rPr>
+              <w:t>Vận chuyển hàng và chứng từ</w:t>
+            </w:r>
+          </w:p>
+        </w:tc>
+        <w:tc>
+          <w:tcPr>
+            <w:tcW w:w="0" w:type="auto"/>
+            <w:hideMark/>
+          </w:tcPr>
+          <w:p>
+            <w:pPr>
+              <w:jc w:val="center"/>
+              <w:rPr>
+                <w:rFonts w:ascii="Times New Roman" w:eastAsia="Times New Roman" w:hAnsi="Times New Roman" w:cs="Times New Roman"/>
+                <w:kern w:val="0"/>
+                <w14:ligatures w14:val="none"/>
+              </w:rPr>
+            </w:pPr>
+            <w:r>
+              <w:rPr>
+                <w:rFonts w:ascii="Times New Roman" w:eastAsia="Times New Roman" w:hAnsi="Times New Roman" w:cs="Times New Roman"/>
+                <w:b/>
+                <w:bCs/>
+                <w:kern w:val="0"/>
+                <w14:ligatures w14:val="none"/>
+              </w:rPr>
+              <w:t>VA</w:t>
+            </w:r>
+          </w:p>
+        </w:tc>
+        <w:tc>
+          <w:tcPr>
+            <w:tcW w:w="0" w:type="auto"/>
+            <w:hideMark/>
+          </w:tcPr>
+          <w:p>
+            <w:pPr>
+              <w:rPr>
+                <w:rFonts w:ascii="Times New Roman" w:eastAsia="Times New Roman" w:hAnsi="Times New Roman" w:cs="Times New Roman"/>
+                <w:kern w:val="0"/>
+                <w14:ligatures w14:val="none"/>
+              </w:rPr>
+            </w:pPr>
+            <w:r>
+              <w:rPr>
+                <w:rFonts w:ascii="Times New Roman" w:eastAsia="Times New Roman" w:hAnsi="Times New Roman" w:cs="Times New Roman"/>
+                <w:kern w:val="0"/>
+                <w14:ligatures w14:val="none"/>
+              </w:rPr>
+              <w:t>Đưa nguyên liệu từ nhà cung cấp đến kho</w:t>
+            </w:r>
+          </w:p>
+        </w:tc>
+      </w:tr>
+      <w:tr>
+        <w:tc>
+          <w:tcPr>
+            <w:tcW w:w="0" w:type="auto"/>
+            <w:hideMark/>
+          </w:tcPr>
+          <w:p>
+            <w:pPr>
+              <w:jc w:val="right"/>
+              <w:rPr>
+                <w:rFonts w:ascii="Times New Roman" w:eastAsia="Times New Roman" w:hAnsi="Times New Roman" w:cs="Times New Roman"/>
+                <w:kern w:val="0"/>
+                <w14:ligatures w14:val="none"/>
+              </w:rPr>
+            </w:pPr>
+            <w:r>
+              <w:rPr>
+                <w:rFonts w:ascii="Times New Roman" w:eastAsia="Times New Roman" w:hAnsi="Times New Roman" w:cs="Times New Roman"/>
+                <w:kern w:val="0"/>
+                <w14:ligatures w14:val="none"/>
+              </w:rPr>
+              <w:t>9</w:t>
+            </w:r>
+          </w:p>
+        </w:tc>
+        <w:tc>
+          <w:tcPr>
+            <w:tcW w:w="0" w:type="auto"/>
+            <w:hideMark/>
+          </w:tcPr>
+          <w:p>
+            <w:pPr>
+              <w:rPr>
+                <w:rFonts w:ascii="Times New Roman" w:eastAsia="Times New Roman" w:hAnsi="Times New Roman" w:cs="Times New Roman"/>
+                <w:kern w:val="0"/>
+                <w14:ligatures w14:val="none"/>
+              </w:rPr>
+            </w:pPr>
+            <w:r>
+              <w:rPr>
+                <w:rFonts w:ascii="Times New Roman" w:eastAsia="Times New Roman" w:hAnsi="Times New Roman" w:cs="Times New Roman"/>
+                <w:kern w:val="0"/>
+                <w14:ligatures w14:val="none"/>
+              </w:rPr>
+              <w:t>Tiếp nhận và đối chiếu hàng</w:t>
+            </w:r>
+          </w:p>
+        </w:tc>
+        <w:tc>
+          <w:tcPr>
+            <w:tcW w:w="0" w:type="auto"/>
+            <w:hideMark/>
+          </w:tcPr>
+          <w:p>
+            <w:pPr>
+              <w:jc w:val="center"/>
+              <w:rPr>
+                <w:rFonts w:ascii="Times New Roman" w:eastAsia="Times New Roman" w:hAnsi="Times New Roman" w:cs="Times New Roman"/>
+                <w:kern w:val="0"/>
+                <w14:ligatures w14:val="none"/>
+              </w:rPr>
+            </w:pPr>
+            <w:r>
+              <w:rPr>
+                <w:rFonts w:ascii="Times New Roman" w:eastAsia="Times New Roman" w:hAnsi="Times New Roman" w:cs="Times New Roman"/>
+                <w:b/>
+                <w:bCs/>
+                <w:kern w:val="0"/>
+                <w14:ligatures w14:val="none"/>
+              </w:rPr>
+              <w:t>BVA</w:t>
+            </w:r>
+          </w:p>
+        </w:tc>
+        <w:tc>
+          <w:tcPr>
+            <w:tcW w:w="0" w:type="auto"/>
+            <w:hideMark/>
+          </w:tcPr>
+          <w:p>
+            <w:pPr>
+              <w:rPr>
+                <w:rFonts w:ascii="Times New Roman" w:eastAsia="Times New Roman" w:hAnsi="Times New Roman" w:cs="Times New Roman"/>
+                <w:kern w:val="0"/>
+                <w14:ligatures w14:val="none"/>
+              </w:rPr>
+            </w:pPr>
+            <w:r>
+              <w:rPr>
+                <w:rFonts w:ascii="Times New Roman" w:eastAsia="Times New Roman" w:hAnsi="Times New Roman" w:cs="Times New Roman"/>
+                <w:kern w:val="0"/>
+                <w14:ligatures w14:val="none"/>
+              </w:rPr>
+              <w:t>Kiểm soát hàng thực nhận so với PO và chứng từ</w:t>
+            </w:r>
+          </w:p>
+        </w:tc>
+      </w:tr>
+      <w:tr>
+        <w:tc>
+          <w:tcPr>
+            <w:tcW w:w="0" w:type="auto"/>
+            <w:hideMark/>
+          </w:tcPr>
+          <w:p>
+            <w:pPr>
+              <w:jc w:val="right"/>
+              <w:rPr>
+                <w:rFonts w:ascii="Times New Roman" w:eastAsia="Times New Roman" w:hAnsi="Times New Roman" w:cs="Times New Roman"/>
+                <w:kern w:val="0"/>
+                <w14:ligatures w14:val="none"/>
+              </w:rPr>
+            </w:pPr>
+            <w:r>
+              <w:rPr>
+                <w:rFonts w:ascii="Times New Roman" w:eastAsia="Times New Roman" w:hAnsi="Times New Roman" w:cs="Times New Roman"/>
+                <w:kern w:val="0"/>
+                <w14:ligatures w14:val="none"/>
+              </w:rPr>
+              <w:t>10</w:t>
+            </w:r>
+          </w:p>
+        </w:tc>
+        <w:tc>
+          <w:tcPr>
+            <w:tcW w:w="0" w:type="auto"/>
+            <w:hideMark/>
+          </w:tcPr>
+          <w:p>
+            <w:pPr>
+              <w:rPr>
+                <w:rFonts w:ascii="Times New Roman" w:eastAsia="Times New Roman" w:hAnsi="Times New Roman" w:cs="Times New Roman"/>
+                <w:kern w:val="0"/>
+                <w14:ligatures w14:val="none"/>
+              </w:rPr>
+            </w:pPr>
+            <w:r>
+              <w:rPr>
+                <w:rFonts w:ascii="Times New Roman" w:eastAsia="Times New Roman" w:hAnsi="Times New Roman" w:cs="Times New Roman"/>
+                <w:kern w:val="0"/>
+                <w14:ligatures w14:val="none"/>
+              </w:rPr>
+              <w:t>Kiểm tra chất lượng</w:t>
+            </w:r>
+          </w:p>
+        </w:tc>
+        <w:tc>
+          <w:tcPr>
+            <w:tcW w:w="0" w:type="auto"/>
+            <w:hideMark/>
+          </w:tcPr>
+          <w:p>
+            <w:pPr>
+              <w:jc w:val="center"/>
+              <w:rPr>
+                <w:rFonts w:ascii="Times New Roman" w:eastAsia="Times New Roman" w:hAnsi="Times New Roman" w:cs="Times New Roman"/>
+                <w:kern w:val="0"/>
+                <w14:ligatures w14:val="none"/>
+              </w:rPr>
+            </w:pPr>
+            <w:r>
+              <w:rPr>
+                <w:rFonts w:ascii="Times New Roman" w:eastAsia="Times New Roman" w:hAnsi="Times New Roman" w:cs="Times New Roman"/>
+                <w:b/>
+                <w:bCs/>
+                <w:kern w:val="0"/>
+                <w14:ligatures w14:val="none"/>
+              </w:rPr>
+              <w:t>VA</w:t>
+            </w:r>
+          </w:p>
+        </w:tc>
+        <w:tc>
+          <w:tcPr>
+            <w:tcW w:w="0" w:type="auto"/>
+            <w:hideMark/>
+          </w:tcPr>
+          <w:p>
+            <w:pPr>
+              <w:rPr>
+                <w:rFonts w:ascii="Times New Roman" w:eastAsia="Times New Roman" w:hAnsi="Times New Roman" w:cs="Times New Roman"/>
+                <w:kern w:val="0"/>
+                <w14:ligatures w14:val="none"/>
+              </w:rPr>
+            </w:pPr>
+            <w:r>
+              <w:rPr>
+                <w:rFonts w:ascii="Times New Roman" w:eastAsia="Times New Roman" w:hAnsi="Times New Roman" w:cs="Times New Roman"/>
+                <w:kern w:val="0"/>
+                <w14:ligatures w14:val="none"/>
+              </w:rPr>
+              <w:t>Xác nhận nguyên liệu đáp ứng yêu cầu chất lượng</w:t>
+            </w:r>
+          </w:p>
+        </w:tc>
+      </w:tr>
+      <w:tr>
+        <w:tc>
+          <w:tcPr>
+            <w:tcW w:w="0" w:type="auto"/>
+            <w:hideMark/>
+          </w:tcPr>
+          <w:p>
+            <w:pPr>
+              <w:jc w:val="right"/>
+              <w:rPr>
+                <w:rFonts w:ascii="Times New Roman" w:eastAsia="Times New Roman" w:hAnsi="Times New Roman" w:cs="Times New Roman"/>
+                <w:kern w:val="0"/>
+                <w14:ligatures w14:val="none"/>
+              </w:rPr>
+            </w:pPr>
+            <w:r>
+              <w:rPr>
+                <w:rFonts w:ascii="Times New Roman" w:eastAsia="Times New Roman" w:hAnsi="Times New Roman" w:cs="Times New Roman"/>
+                <w:kern w:val="0"/>
+                <w14:ligatures w14:val="none"/>
+              </w:rPr>
+              <w:t>11</w:t>
+            </w:r>
+          </w:p>
+        </w:tc>
+        <w:tc>
+          <w:tcPr>
+            <w:tcW w:w="0" w:type="auto"/>
+            <w:hideMark/>
+          </w:tcPr>
+          <w:p>
+            <w:pPr>
+              <w:rPr>
+                <w:rFonts w:ascii="Times New Roman" w:eastAsia="Times New Roman" w:hAnsi="Times New Roman" w:cs="Times New Roman"/>
+                <w:kern w:val="0"/>
+                <w14:ligatures w14:val="none"/>
+              </w:rPr>
+            </w:pPr>
+            <w:r>
+              <w:rPr>
+                <w:rFonts w:ascii="Times New Roman" w:eastAsia="Times New Roman" w:hAnsi="Times New Roman" w:cs="Times New Roman"/>
+                <w:kern w:val="0"/>
+                <w14:ligatures w14:val="none"/>
+              </w:rPr>
+              <w:t>Nhập kho, ghi mã lô và FEFO</w:t>
+            </w:r>
+          </w:p>
+        </w:tc>
+        <w:tc>
+          <w:tcPr>
+            <w:tcW w:w="0" w:type="auto"/>
+            <w:hideMark/>
+          </w:tcPr>
+          <w:p>
+            <w:pPr>
+              <w:jc w:val="center"/>
+              <w:rPr>
+                <w:rFonts w:ascii="Times New Roman" w:eastAsia="Times New Roman" w:hAnsi="Times New Roman" w:cs="Times New Roman"/>
+                <w:kern w:val="0"/>
+                <w14:ligatures w14:val="none"/>
+              </w:rPr>
+            </w:pPr>
+            <w:r>
+              <w:rPr>
+                <w:rFonts w:ascii="Times New Roman" w:eastAsia="Times New Roman" w:hAnsi="Times New Roman" w:cs="Times New Roman"/>
+                <w:b/>
+                <w:bCs/>
+                <w:kern w:val="0"/>
+                <w14:ligatures w14:val="none"/>
+              </w:rPr>
+              <w:t>BVA</w:t>
+            </w:r>
+          </w:p>
+        </w:tc>
+        <w:tc>
+          <w:tcPr>
+            <w:tcW w:w="0" w:type="auto"/>
+            <w:hideMark/>
+          </w:tcPr>
+          <w:p>
+            <w:pPr>
+              <w:rPr>
+                <w:rFonts w:ascii="Times New Roman" w:eastAsia="Times New Roman" w:hAnsi="Times New Roman" w:cs="Times New Roman"/>
+                <w:kern w:val="0"/>
+                <w14:ligatures w14:val="none"/>
+              </w:rPr>
+            </w:pPr>
+            <w:r>
+              <w:rPr>
+                <w:rFonts w:ascii="Times New Roman" w:eastAsia="Times New Roman" w:hAnsi="Times New Roman" w:cs="Times New Roman"/>
+                <w:kern w:val="0"/>
+                <w14:ligatures w14:val="none"/>
+              </w:rPr>
+              <w:t>Cần cho quản lý, truy xuất và kiểm soát tồn kho</w:t>
+            </w:r>
+          </w:p>
+        </w:tc>
+      </w:tr>
+      <w:tr>
+        <w:tc>
+          <w:tcPr>
+            <w:tcW w:w="0" w:type="auto"/>
+            <w:hideMark/>
+          </w:tcPr>
+          <w:p>
+            <w:pPr>
+              <w:jc w:val="right"/>
+              <w:rPr>
+                <w:rFonts w:ascii="Times New Roman" w:eastAsia="Times New Roman" w:hAnsi="Times New Roman" w:cs="Times New Roman"/>
+                <w:kern w:val="0"/>
+                <w14:ligatures w14:val="none"/>
+              </w:rPr>
+            </w:pPr>
+            <w:r>
+              <w:rPr>
+                <w:rFonts w:ascii="Times New Roman" w:eastAsia="Times New Roman" w:hAnsi="Times New Roman" w:cs="Times New Roman"/>
+                <w:kern w:val="0"/>
+                <w14:ligatures w14:val="none"/>
+              </w:rPr>
+              <w:t>12</w:t>
+            </w:r>
+          </w:p>
+        </w:tc>
+        <w:tc>
+          <w:tcPr>
+            <w:tcW w:w="0" w:type="auto"/>
+            <w:hideMark/>
+          </w:tcPr>
+          <w:p>
+            <w:pPr>
+              <w:rPr>
+                <w:rFonts w:ascii="Times New Roman" w:eastAsia="Times New Roman" w:hAnsi="Times New Roman" w:cs="Times New Roman"/>
+                <w:kern w:val="0"/>
+                <w14:ligatures w14:val="none"/>
+              </w:rPr>
+            </w:pPr>
+            <w:r>
+              <w:rPr>
+                <w:rFonts w:ascii="Times New Roman" w:eastAsia="Times New Roman" w:hAnsi="Times New Roman" w:cs="Times New Roman"/>
+                <w:kern w:val="0"/>
+                <w14:ligatures w14:val="none"/>
+              </w:rPr>
+              <w:t>Xác nhận phiếu nhập kho</w:t>
+            </w:r>
+          </w:p>
+        </w:tc>
+        <w:tc>
+          <w:tcPr>
+            <w:tcW w:w="0" w:type="auto"/>
+            <w:hideMark/>
+          </w:tcPr>
+          <w:p>
+            <w:pPr>
+              <w:jc w:val="center"/>
+              <w:rPr>
+                <w:rFonts w:ascii="Times New Roman" w:eastAsia="Times New Roman" w:hAnsi="Times New Roman" w:cs="Times New Roman"/>
+                <w:kern w:val="0"/>
+                <w14:ligatures w14:val="none"/>
+              </w:rPr>
+            </w:pPr>
+            <w:r>
+              <w:rPr>
+                <w:rFonts w:ascii="Times New Roman" w:eastAsia="Times New Roman" w:hAnsi="Times New Roman" w:cs="Times New Roman"/>
+                <w:b/>
+                <w:bCs/>
+                <w:kern w:val="0"/>
+                <w14:ligatures w14:val="none"/>
+              </w:rPr>
+              <w:t>BVA</w:t>
+            </w:r>
+          </w:p>
+        </w:tc>
+        <w:tc>
+          <w:tcPr>
+            <w:tcW w:w="0" w:type="auto"/>
+            <w:hideMark/>
+          </w:tcPr>
+          <w:p>
+            <w:pPr>
+              <w:rPr>
+                <w:rFonts w:ascii="Times New Roman" w:eastAsia="Times New Roman" w:hAnsi="Times New Roman" w:cs="Times New Roman"/>
+                <w:kern w:val="0"/>
+                <w14:ligatures w14:val="none"/>
+              </w:rPr>
+            </w:pPr>
+            <w:r>
+              <w:rPr>
+                <w:rFonts w:ascii="Times New Roman" w:eastAsia="Times New Roman" w:hAnsi="Times New Roman" w:cs="Times New Roman"/>
+                <w:kern w:val="0"/>
+                <w14:ligatures w14:val="none"/>
+              </w:rPr>
+              <w:t>Hoàn thiện thủ tục ghi nhận hàng nhập</w:t>
+            </w:r>
+          </w:p>
+        </w:tc>
+      </w:tr>
+      <w:tr>
+        <w:tc>
+          <w:tcPr>
+            <w:tcW w:w="0" w:type="auto"/>
+            <w:hideMark/>
+          </w:tcPr>
+          <w:p>
+            <w:pPr>
+              <w:jc w:val="right"/>
+              <w:rPr>
+                <w:rFonts w:ascii="Times New Roman" w:eastAsia="Times New Roman" w:hAnsi="Times New Roman" w:cs="Times New Roman"/>
+                <w:kern w:val="0"/>
+                <w14:ligatures w14:val="none"/>
+              </w:rPr>
+            </w:pPr>
+            <w:r>
+              <w:rPr>
+                <w:rFonts w:ascii="Times New Roman" w:eastAsia="Times New Roman" w:hAnsi="Times New Roman" w:cs="Times New Roman"/>
+                <w:kern w:val="0"/>
+                <w14:ligatures w14:val="none"/>
+              </w:rPr>
+              <w:t>13</w:t>
+            </w:r>
+          </w:p>
+        </w:tc>
+        <w:tc>
+          <w:tcPr>
+            <w:tcW w:w="0" w:type="auto"/>
+            <w:hideMark/>
+          </w:tcPr>
+          <w:p>
+            <w:pPr>
+              <w:rPr>
+                <w:rFonts w:ascii="Times New Roman" w:eastAsia="Times New Roman" w:hAnsi="Times New Roman" w:cs="Times New Roman"/>
+                <w:kern w:val="0"/>
+                <w14:ligatures w14:val="none"/>
+              </w:rPr>
+            </w:pPr>
+            <w:r>
+              <w:rPr>
+                <w:rFonts w:ascii="Times New Roman" w:eastAsia="Times New Roman" w:hAnsi="Times New Roman" w:cs="Times New Roman"/>
+                <w:kern w:val="0"/>
+                <w14:ligatures w14:val="none"/>
+              </w:rPr>
+              <w:t>Cập nhật ERP</w:t>
+            </w:r>
+          </w:p>
+        </w:tc>
+        <w:tc>
+          <w:tcPr>
+            <w:tcW w:w="0" w:type="auto"/>
+            <w:hideMark/>
+          </w:tcPr>
+          <w:p>
+            <w:pPr>
+              <w:jc w:val="center"/>
+              <w:rPr>
+                <w:rFonts w:ascii="Times New Roman" w:eastAsia="Times New Roman" w:hAnsi="Times New Roman" w:cs="Times New Roman"/>
+                <w:kern w:val="0"/>
+                <w14:ligatures w14:val="none"/>
+              </w:rPr>
+            </w:pPr>
+            <w:r>
+              <w:rPr>
+                <w:rFonts w:ascii="Times New Roman" w:eastAsia="Times New Roman" w:hAnsi="Times New Roman" w:cs="Times New Roman"/>
+                <w:b/>
+                <w:bCs/>
+                <w:kern w:val="0"/>
+                <w14:ligatures w14:val="none"/>
+              </w:rPr>
+              <w:t>BVA</w:t>
+            </w:r>
+          </w:p>
+        </w:tc>
+        <w:tc>
+          <w:tcPr>
+            <w:tcW w:w="0" w:type="auto"/>
+            <w:hideMark/>
+          </w:tcPr>
+          <w:p>
+            <w:pPr>
+              <w:rPr>
+                <w:rFonts w:ascii="Times New Roman" w:eastAsia="Times New Roman" w:hAnsi="Times New Roman" w:cs="Times New Roman"/>
+                <w:kern w:val="0"/>
+                <w14:ligatures w14:val="none"/>
+              </w:rPr>
+            </w:pPr>
+            <w:r>
+              <w:rPr>
+                <w:rFonts w:ascii="Times New Roman" w:eastAsia="Times New Roman" w:hAnsi="Times New Roman" w:cs="Times New Roman"/>
+                <w:kern w:val="0"/>
+                <w14:ligatures w14:val="none"/>
+              </w:rPr>
+              <w:t>Cập nhật số lượng tồn trên hệ thống</w:t>
+            </w:r>
+          </w:p>
+        </w:tc>
+      </w:tr>
+      <w:tr>
+        <w:tc>
+          <w:tcPr>
+            <w:tcW w:w="0" w:type="auto"/>
+            <w:hideMark/>
+          </w:tcPr>
+          <w:p>
+            <w:pPr>
+              <w:jc w:val="right"/>
+              <w:rPr>
+                <w:rFonts w:ascii="Times New Roman" w:eastAsia="Times New Roman" w:hAnsi="Times New Roman" w:cs="Times New Roman"/>
+                <w:kern w:val="0"/>
+                <w14:ligatures w14:val="none"/>
+              </w:rPr>
+            </w:pPr>
+            <w:r>
+              <w:rPr>
+                <w:rFonts w:ascii="Times New Roman" w:eastAsia="Times New Roman" w:hAnsi="Times New Roman" w:cs="Times New Roman"/>
+                <w:kern w:val="0"/>
+                <w14:ligatures w14:val="none"/>
+              </w:rPr>
+              <w:t>14</w:t>
+            </w:r>
+          </w:p>
+        </w:tc>
+        <w:tc>
+          <w:tcPr>
+            <w:tcW w:w="0" w:type="auto"/>
+            <w:hideMark/>
+          </w:tcPr>
+          <w:p>
+            <w:pPr>
+              <w:rPr>
+                <w:rFonts w:ascii="Times New Roman" w:eastAsia="Times New Roman" w:hAnsi="Times New Roman" w:cs="Times New Roman"/>
+                <w:kern w:val="0"/>
+                <w14:ligatures w14:val="none"/>
+              </w:rPr>
+            </w:pPr>
+            <w:r>
+              <w:rPr>
+                <w:rFonts w:ascii="Times New Roman" w:eastAsia="Times New Roman" w:hAnsi="Times New Roman" w:cs="Times New Roman"/>
+                <w:kern w:val="0"/>
+                <w14:ligatures w14:val="none"/>
+              </w:rPr>
+              <w:t>Đối chiếu chứng từ và thanh toán</w:t>
+            </w:r>
+          </w:p>
+        </w:tc>
+        <w:tc>
+          <w:tcPr>
+            <w:tcW w:w="0" w:type="auto"/>
+            <w:hideMark/>
+          </w:tcPr>
+          <w:p>
+            <w:pPr>
+              <w:jc w:val="center"/>
+              <w:rPr>
+                <w:rFonts w:ascii="Times New Roman" w:eastAsia="Times New Roman" w:hAnsi="Times New Roman" w:cs="Times New Roman"/>
+                <w:kern w:val="0"/>
+                <w14:ligatures w14:val="none"/>
+              </w:rPr>
+            </w:pPr>
+            <w:r>
+              <w:rPr>
+                <w:rFonts w:ascii="Times New Roman" w:eastAsia="Times New Roman" w:hAnsi="Times New Roman" w:cs="Times New Roman"/>
+                <w:b/>
+                <w:bCs/>
+                <w:kern w:val="0"/>
+                <w14:ligatures w14:val="none"/>
+              </w:rPr>
+              <w:t>BVA</w:t>
+            </w:r>
+          </w:p>
+        </w:tc>
+        <w:tc>
+          <w:tcPr>
+            <w:tcW w:w="0" w:type="auto"/>
+            <w:hideMark/>
+          </w:tcPr>
+          <w:p>
+            <w:pPr>
+              <w:rPr>
+                <w:rFonts w:ascii="Times New Roman" w:eastAsia="Times New Roman" w:hAnsi="Times New Roman" w:cs="Times New Roman"/>
+                <w:kern w:val="0"/>
+                <w14:ligatures w14:val="none"/>
+              </w:rPr>
+            </w:pPr>
+            <w:r>
+              <w:rPr>
+                <w:rFonts w:ascii="Times New Roman" w:eastAsia="Times New Roman" w:hAnsi="Times New Roman" w:cs="Times New Roman"/>
+                <w:kern w:val="0"/>
+                <w14:ligatures w14:val="none"/>
+              </w:rPr>
+              <w:t>Cần cho kiểm soát tài chính và thanh toán</w:t>
+            </w:r>
+          </w:p>
+        </w:tc>
+      </w:tr>
+      <w:tr>
+        <w:tc>
+          <w:tcPr>
+            <w:tcW w:w="0" w:type="auto"/>
+            <w:hideMark/>
+          </w:tcPr>
+          <w:p>
+            <w:pPr>
+              <w:jc w:val="right"/>
+              <w:rPr>
+                <w:rFonts w:ascii="Times New Roman" w:eastAsia="Times New Roman" w:hAnsi="Times New Roman" w:cs="Times New Roman"/>
+                <w:kern w:val="0"/>
+                <w14:ligatures w14:val="none"/>
+              </w:rPr>
+            </w:pPr>
+            <w:r>
+              <w:rPr>
+                <w:rFonts w:ascii="Times New Roman" w:eastAsia="Times New Roman" w:hAnsi="Times New Roman" w:cs="Times New Roman"/>
+                <w:kern w:val="0"/>
+                <w14:ligatures w14:val="none"/>
+              </w:rPr>
+              <w:t>15</w:t>
+            </w:r>
+          </w:p>
+        </w:tc>
+        <w:tc>
+          <w:tcPr>
+            <w:tcW w:w="0" w:type="auto"/>
+            <w:hideMark/>
+          </w:tcPr>
+          <w:p>
+            <w:pPr>
+              <w:rPr>
+                <w:rFonts w:ascii="Times New Roman" w:eastAsia="Times New Roman" w:hAnsi="Times New Roman" w:cs="Times New Roman"/>
+                <w:kern w:val="0"/>
+                <w14:ligatures w14:val="none"/>
+              </w:rPr>
+            </w:pPr>
+            <w:r>
+              <w:rPr>
+                <w:rFonts w:ascii="Times New Roman" w:eastAsia="Times New Roman" w:hAnsi="Times New Roman" w:cs="Times New Roman"/>
+                <w:kern w:val="0"/>
+                <w14:ligatures w14:val="none"/>
+              </w:rPr>
+              <w:t>Put-away, đưa hàng vào vị trí lưu kho</w:t>
+            </w:r>
+          </w:p>
+        </w:tc>
+        <w:tc>
+          <w:tcPr>
+            <w:tcW w:w="0" w:type="auto"/>
+            <w:hideMark/>
+          </w:tcPr>
+          <w:p>
+            <w:pPr>
+              <w:jc w:val="center"/>
+              <w:rPr>
+                <w:rFonts w:ascii="Times New Roman" w:eastAsia="Times New Roman" w:hAnsi="Times New Roman" w:cs="Times New Roman"/>
+                <w:kern w:val="0"/>
+                <w14:ligatures w14:val="none"/>
+              </w:rPr>
+            </w:pPr>
+            <w:r>
+              <w:rPr>
+                <w:rFonts w:ascii="Times New Roman" w:eastAsia="Times New Roman" w:hAnsi="Times New Roman" w:cs="Times New Roman"/>
+                <w:b/>
+                <w:bCs/>
+                <w:kern w:val="0"/>
+                <w14:ligatures w14:val="none"/>
+              </w:rPr>
+              <w:t>VA</w:t>
+            </w:r>
+          </w:p>
+        </w:tc>
+        <w:tc>
+          <w:tcPr>
+            <w:tcW w:w="0" w:type="auto"/>
+            <w:hideMark/>
+          </w:tcPr>
+          <w:p>
+            <w:pPr>
+              <w:rPr>
+                <w:rFonts w:ascii="Times New Roman" w:eastAsia="Times New Roman" w:hAnsi="Times New Roman" w:cs="Times New Roman"/>
+                <w:kern w:val="0"/>
+                <w14:ligatures w14:val="none"/>
+              </w:rPr>
+            </w:pPr>
+            <w:r>
+              <w:rPr>
+                <w:rFonts w:ascii="Times New Roman" w:eastAsia="Times New Roman" w:hAnsi="Times New Roman" w:cs="Times New Roman"/>
+                <w:kern w:val="0"/>
+                <w14:ligatures w14:val="none"/>
+              </w:rPr>
+              <w:t>Đưa nguyên liệu vào đúng vị trí và sẵn sàng cấp phát</w:t>
+            </w:r>
+          </w:p>
+        </w:tc>
+      </w:tr>
+      <w:tr>
+        <w:tc>
+          <w:tcPr>
+            <w:tcW w:w="0" w:type="auto"/>
+            <w:hideMark/>
+          </w:tcPr>
+          <w:p>
+            <w:pPr>
+              <w:jc w:val="right"/>
+              <w:rPr>
+                <w:rFonts w:ascii="Times New Roman" w:eastAsia="Times New Roman" w:hAnsi="Times New Roman" w:cs="Times New Roman"/>
+                <w:kern w:val="0"/>
+                <w14:ligatures w14:val="none"/>
+              </w:rPr>
+            </w:pPr>
+            <w:r>
+              <w:rPr>
+                <w:rFonts w:ascii="Times New Roman" w:eastAsia="Times New Roman" w:hAnsi="Times New Roman" w:cs="Times New Roman"/>
+                <w:kern w:val="0"/>
+                <w14:ligatures w14:val="none"/>
+              </w:rPr>
+              <w:t>–</w:t>
+            </w:r>
+          </w:p>
+        </w:tc>
+        <w:tc>
+          <w:tcPr>
+            <w:tcW w:w="0" w:type="auto"/>
+            <w:hideMark/>
+          </w:tcPr>
+          <w:p>
+            <w:pPr>
+              <w:rPr>
+                <w:rFonts w:ascii="Times New Roman" w:eastAsia="Times New Roman" w:hAnsi="Times New Roman" w:cs="Times New Roman"/>
+                <w:kern w:val="0"/>
+                <w14:ligatures w14:val="none"/>
+              </w:rPr>
+            </w:pPr>
+            <w:r>
+              <w:rPr>
+                <w:rFonts w:ascii="Times New Roman" w:eastAsia="Times New Roman" w:hAnsi="Times New Roman" w:cs="Times New Roman"/>
+                <w:kern w:val="0"/>
+                <w14:ligatures w14:val="none"/>
+              </w:rPr>
+              <w:t>Chờ phê duyệt PO</w:t>
+            </w:r>
+          </w:p>
+        </w:tc>
+        <w:tc>
+          <w:tcPr>
+            <w:tcW w:w="0" w:type="auto"/>
+            <w:hideMark/>
+          </w:tcPr>
+          <w:p>
+            <w:pPr>
+              <w:jc w:val="center"/>
+              <w:rPr>
+                <w:rFonts w:ascii="Times New Roman" w:eastAsia="Times New Roman" w:hAnsi="Times New Roman" w:cs="Times New Roman"/>
+                <w:kern w:val="0"/>
+                <w14:ligatures w14:val="none"/>
+              </w:rPr>
+            </w:pPr>
+            <w:r>
+              <w:rPr>
+                <w:rFonts w:ascii="Times New Roman" w:eastAsia="Times New Roman" w:hAnsi="Times New Roman" w:cs="Times New Roman"/>
+                <w:b/>
+                <w:bCs/>
+                <w:kern w:val="0"/>
+                <w14:ligatures w14:val="none"/>
+              </w:rPr>
+              <w:t>NVA</w:t>
+            </w:r>
+          </w:p>
+        </w:tc>
+        <w:tc>
+          <w:tcPr>
+            <w:tcW w:w="0" w:type="auto"/>
+            <w:hideMark/>
+          </w:tcPr>
+          <w:p>
+            <w:pPr>
+              <w:rPr>
+                <w:rFonts w:ascii="Times New Roman" w:eastAsia="Times New Roman" w:hAnsi="Times New Roman" w:cs="Times New Roman"/>
+                <w:kern w:val="0"/>
+                <w14:ligatures w14:val="none"/>
+              </w:rPr>
+            </w:pPr>
+            <w:r>
+              <w:rPr>
+                <w:rFonts w:ascii="Times New Roman" w:eastAsia="Times New Roman" w:hAnsi="Times New Roman" w:cs="Times New Roman"/>
+                <w:kern w:val="0"/>
+                <w14:ligatures w14:val="none"/>
+              </w:rPr>
+              <w:t>Thời gian chờ, không tạo giá trị trực tiếp</w:t>
+            </w:r>
+          </w:p>
+        </w:tc>
+      </w:tr>
+      <w:tr>
+        <w:tc>
+          <w:tcPr>
+            <w:tcW w:w="0" w:type="auto"/>
+            <w:hideMark/>
+          </w:tcPr>
+          <w:p>
+            <w:pPr>
+              <w:jc w:val="right"/>
+              <w:rPr>
+                <w:rFonts w:ascii="Times New Roman" w:eastAsia="Times New Roman" w:hAnsi="Times New Roman" w:cs="Times New Roman"/>
+                <w:kern w:val="0"/>
+                <w14:ligatures w14:val="none"/>
+              </w:rPr>
+            </w:pPr>
+            <w:r>
+              <w:rPr>
+                <w:rFonts w:ascii="Times New Roman" w:eastAsia="Times New Roman" w:hAnsi="Times New Roman" w:cs="Times New Roman"/>
+                <w:kern w:val="0"/>
+                <w14:ligatures w14:val="none"/>
+              </w:rPr>
+              <w:t>–</w:t>
+            </w:r>
+          </w:p>
+        </w:tc>
+        <w:tc>
+          <w:tcPr>
+            <w:tcW w:w="0" w:type="auto"/>
+            <w:hideMark/>
+          </w:tcPr>
+          <w:p>
+            <w:pPr>
+              <w:rPr>
+                <w:rFonts w:ascii="Times New Roman" w:eastAsia="Times New Roman" w:hAnsi="Times New Roman" w:cs="Times New Roman"/>
+                <w:kern w:val="0"/>
+                <w14:ligatures w14:val="none"/>
+              </w:rPr>
+            </w:pPr>
+            <w:r>
+              <w:rPr>
+                <w:rFonts w:ascii="Times New Roman" w:eastAsia="Times New Roman" w:hAnsi="Times New Roman" w:cs="Times New Roman"/>
+                <w:kern w:val="0"/>
+                <w14:ligatures w14:val="none"/>
+              </w:rPr>
+              <w:t>Chờ nhà cung cấp bố trí đơn hàng và lịch giao</w:t>
+            </w:r>
+          </w:p>
+        </w:tc>
+        <w:tc>
+          <w:tcPr>
+            <w:tcW w:w="0" w:type="auto"/>
+            <w:hideMark/>
+          </w:tcPr>
+          <w:p>
+            <w:pPr>
+              <w:jc w:val="center"/>
+              <w:rPr>
+                <w:rFonts w:ascii="Times New Roman" w:eastAsia="Times New Roman" w:hAnsi="Times New Roman" w:cs="Times New Roman"/>
+                <w:kern w:val="0"/>
+                <w14:ligatures w14:val="none"/>
+              </w:rPr>
+            </w:pPr>
+            <w:r>
+              <w:rPr>
+                <w:rFonts w:ascii="Times New Roman" w:eastAsia="Times New Roman" w:hAnsi="Times New Roman" w:cs="Times New Roman"/>
+                <w:b/>
+                <w:bCs/>
+                <w:kern w:val="0"/>
+                <w14:ligatures w14:val="none"/>
+              </w:rPr>
+              <w:t>NVA</w:t>
+            </w:r>
+          </w:p>
+        </w:tc>
+        <w:tc>
+          <w:tcPr>
+            <w:tcW w:w="0" w:type="auto"/>
+            <w:hideMark/>
+          </w:tcPr>
+          <w:p>
+            <w:pPr>
+              <w:rPr>
+                <w:rFonts w:ascii="Times New Roman" w:eastAsia="Times New Roman" w:hAnsi="Times New Roman" w:cs="Times New Roman"/>
+                <w:kern w:val="0"/>
+                <w14:ligatures w14:val="none"/>
+              </w:rPr>
+            </w:pPr>
+            <w:r>
+              <w:rPr>
+                <w:rFonts w:ascii="Times New Roman" w:eastAsia="Times New Roman" w:hAnsi="Times New Roman" w:cs="Times New Roman"/>
+                <w:kern w:val="0"/>
+                <w14:ligatures w14:val="none"/>
+              </w:rPr>
+              <w:t>Làm kéo dài thời gian chu kỳ</w:t>
+            </w:r>
+          </w:p>
+        </w:tc>
+      </w:tr>
+      <w:tr>
+        <w:tc>
+          <w:tcPr>
+            <w:tcW w:w="0" w:type="auto"/>
+            <w:hideMark/>
+          </w:tcPr>
+          <w:p>
+            <w:pPr>
+              <w:jc w:val="right"/>
+              <w:rPr>
+                <w:rFonts w:ascii="Times New Roman" w:eastAsia="Times New Roman" w:hAnsi="Times New Roman" w:cs="Times New Roman"/>
+                <w:kern w:val="0"/>
+                <w14:ligatures w14:val="none"/>
+              </w:rPr>
+            </w:pPr>
+            <w:r>
+              <w:rPr>
+                <w:rFonts w:ascii="Times New Roman" w:eastAsia="Times New Roman" w:hAnsi="Times New Roman" w:cs="Times New Roman"/>
+                <w:kern w:val="0"/>
+                <w14:ligatures w14:val="none"/>
+              </w:rPr>
+              <w:t>–</w:t>
+            </w:r>
+          </w:p>
+        </w:tc>
+        <w:tc>
+          <w:tcPr>
+            <w:tcW w:w="0" w:type="auto"/>
+            <w:hideMark/>
+          </w:tcPr>
+          <w:p>
+            <w:pPr>
+              <w:rPr>
+                <w:rFonts w:ascii="Times New Roman" w:eastAsia="Times New Roman" w:hAnsi="Times New Roman" w:cs="Times New Roman"/>
+                <w:kern w:val="0"/>
+                <w14:ligatures w14:val="none"/>
+              </w:rPr>
+            </w:pPr>
+            <w:r>
+              <w:rPr>
+                <w:rFonts w:ascii="Times New Roman" w:eastAsia="Times New Roman" w:hAnsi="Times New Roman" w:cs="Times New Roman"/>
+                <w:kern w:val="0"/>
+                <w14:ligatures w14:val="none"/>
+              </w:rPr>
+              <w:t>Chờ QC tiếp nhận kiểm tra</w:t>
+            </w:r>
+          </w:p>
+        </w:tc>
+        <w:tc>
+          <w:tcPr>
+            <w:tcW w:w="0" w:type="auto"/>
+            <w:hideMark/>
+          </w:tcPr>
+          <w:p>
+            <w:pPr>
+              <w:jc w:val="center"/>
+              <w:rPr>
+                <w:rFonts w:ascii="Times New Roman" w:eastAsia="Times New Roman" w:hAnsi="Times New Roman" w:cs="Times New Roman"/>
+                <w:kern w:val="0"/>
+                <w14:ligatures w14:val="none"/>
+              </w:rPr>
+            </w:pPr>
+            <w:r>
+              <w:rPr>
+                <w:rFonts w:ascii="Times New Roman" w:eastAsia="Times New Roman" w:hAnsi="Times New Roman" w:cs="Times New Roman"/>
+                <w:b/>
+                <w:bCs/>
+                <w:kern w:val="0"/>
+                <w14:ligatures w14:val="none"/>
+              </w:rPr>
+              <w:t>NVA</w:t>
+            </w:r>
+          </w:p>
+        </w:tc>
+        <w:tc>
+          <w:tcPr>
+            <w:tcW w:w="0" w:type="auto"/>
+            <w:hideMark/>
+          </w:tcPr>
+          <w:p>
+            <w:pPr>
+              <w:rPr>
+                <w:rFonts w:ascii="Times New Roman" w:eastAsia="Times New Roman" w:hAnsi="Times New Roman" w:cs="Times New Roman"/>
+                <w:kern w:val="0"/>
+                <w14:ligatures w14:val="none"/>
+              </w:rPr>
+            </w:pPr>
+            <w:r>
+              <w:rPr>
+                <w:rFonts w:ascii="Times New Roman" w:eastAsia="Times New Roman" w:hAnsi="Times New Roman" w:cs="Times New Roman"/>
+                <w:kern w:val="0"/>
+                <w14:ligatures w14:val="none"/>
+              </w:rPr>
+              <w:t>Hàng chờ nhưng chưa được kiểm tra</w:t>
+            </w:r>
+          </w:p>
+        </w:tc>
+      </w:tr>
+      <w:tr>
+        <w:tc>
+          <w:tcPr>
+            <w:tcW w:w="0" w:type="auto"/>
+            <w:hideMark/>
+          </w:tcPr>
+          <w:p>
+            <w:pPr>
+              <w:jc w:val="right"/>
+              <w:rPr>
+                <w:rFonts w:ascii="Times New Roman" w:eastAsia="Times New Roman" w:hAnsi="Times New Roman" w:cs="Times New Roman"/>
+                <w:kern w:val="0"/>
+                <w14:ligatures w14:val="none"/>
+              </w:rPr>
+            </w:pPr>
+            <w:r>
+              <w:rPr>
+                <w:rFonts w:ascii="Times New Roman" w:eastAsia="Times New Roman" w:hAnsi="Times New Roman" w:cs="Times New Roman"/>
+                <w:kern w:val="0"/>
+                <w14:ligatures w14:val="none"/>
+              </w:rPr>
+              <w:t>–</w:t>
+            </w:r>
+          </w:p>
+        </w:tc>
+        <w:tc>
+          <w:tcPr>
+            <w:tcW w:w="0" w:type="auto"/>
+            <w:hideMark/>
+          </w:tcPr>
+          <w:p>
+            <w:pPr>
+              <w:rPr>
+                <w:rFonts w:ascii="Times New Roman" w:eastAsia="Times New Roman" w:hAnsi="Times New Roman" w:cs="Times New Roman"/>
+                <w:kern w:val="0"/>
+                <w14:ligatures w14:val="none"/>
+              </w:rPr>
+            </w:pPr>
+            <w:r>
+              <w:rPr>
+                <w:rFonts w:ascii="Times New Roman" w:eastAsia="Times New Roman" w:hAnsi="Times New Roman" w:cs="Times New Roman"/>
+                <w:kern w:val="0"/>
+                <w14:ligatures w14:val="none"/>
+              </w:rPr>
+              <w:t>Chờ đối chiếu, hoàn thiện chứng từ</w:t>
+            </w:r>
+          </w:p>
+        </w:tc>
+        <w:tc>
+          <w:tcPr>
+            <w:tcW w:w="0" w:type="auto"/>
+            <w:hideMark/>
+          </w:tcPr>
+          <w:p>
+            <w:pPr>
+              <w:jc w:val="center"/>
+              <w:rPr>
+                <w:rFonts w:ascii="Times New Roman" w:eastAsia="Times New Roman" w:hAnsi="Times New Roman" w:cs="Times New Roman"/>
+                <w:kern w:val="0"/>
+                <w14:ligatures w14:val="none"/>
+              </w:rPr>
+            </w:pPr>
+            <w:r>
+              <w:rPr>
+                <w:rFonts w:ascii="Times New Roman" w:eastAsia="Times New Roman" w:hAnsi="Times New Roman" w:cs="Times New Roman"/>
+                <w:b/>
+                <w:bCs/>
+                <w:kern w:val="0"/>
+                <w14:ligatures w14:val="none"/>
+              </w:rPr>
+              <w:t>NVA</w:t>
+            </w:r>
+          </w:p>
+        </w:tc>
+        <w:tc>
+          <w:tcPr>
+            <w:tcW w:w="0" w:type="auto"/>
+            <w:hideMark/>
+          </w:tcPr>
+          <w:p>
+            <w:pPr>
+              <w:rPr>
+                <w:rFonts w:ascii="Times New Roman" w:eastAsia="Times New Roman" w:hAnsi="Times New Roman" w:cs="Times New Roman"/>
+                <w:kern w:val="0"/>
+                <w14:ligatures w14:val="none"/>
+              </w:rPr>
+            </w:pPr>
+            <w:r>
+              <w:rPr>
+                <w:rFonts w:ascii="Times New Roman" w:eastAsia="Times New Roman" w:hAnsi="Times New Roman" w:cs="Times New Roman"/>
+                <w:kern w:val="0"/>
+                <w14:ligatures w14:val="none"/>
+              </w:rPr>
+              <w:t>Không làm thay đổi trạng thái hay giá trị nguyên liệu</w:t>
             </w:r>
           </w:p>
         </w:tc>
@@ -1919,6 +3567,15 @@
     </w:tbl>
     <w:p>
       <w:pPr>
+        <w:pStyle w:val="NormalWeb"/>
+        <w:ind w:left="1080"/>
+        <w:rPr>
+          <w:color w:val="000000" w:themeColor="text1"/>
+        </w:rPr>
+      </w:pPr>
+    </w:p>
+    <w:p>
+      <w:pPr>
         <w:pStyle w:val="ListParagraph"/>
         <w:ind w:left="1440"/>
         <w:rPr>
@@ -1936,578 +3593,11 @@
     </w:p>
     <w:p>
       <w:pPr>
-        <w:pStyle w:val="Heading4"/>
-        <w:ind w:left="720"/>
-        <w:rPr>
-          <w:b/>
-          <w:bCs/>
-          <w:color w:val="000000" w:themeColor="text1"/>
-        </w:rPr>
-      </w:pPr>
-      <w:r>
-        <w:rPr>
-          <w:b/>
-          <w:bCs/>
-          <w:color w:val="000000" w:themeColor="text1"/>
-        </w:rPr>
-        <w:t>Hoạt động VA</w:t>
-      </w:r>
-    </w:p>
-    <w:p>
-      <w:pPr>
-        <w:pStyle w:val="NormalWeb"/>
-        <w:ind w:left="720"/>
-        <w:rPr>
-          <w:color w:val="000000" w:themeColor="text1"/>
-        </w:rPr>
-      </w:pPr>
-      <w:r>
-        <w:rPr>
-          <w:color w:val="000000" w:themeColor="text1"/>
-        </w:rPr>
-        <w:t>Đây là những hoạt động trực tiếp giúp nguyên liệu được chuẩn bị, kiểm tra và đưa vào trạng thái sẵn sàng sử dụng. Các hoạt động chính gồm:</w:t>
-      </w:r>
-    </w:p>
-    <w:p>
-      <w:pPr>
+        <w:pStyle w:val="ListParagraph"/>
         <w:numPr>
-          <w:ilvl w:val="0"/>
-          <w:numId w:val="87"/>
+          <w:ilvl w:val="1"/>
+          <w:numId w:val="18"/>
         </w:numPr>
-        <w:tabs>
-          <w:tab w:val="clear" w:pos="720"/>
-          <w:tab w:val="num" w:pos="1440"/>
-        </w:tabs>
-        <w:spacing w:before="100" w:beforeAutospacing="1" w:after="100" w:afterAutospacing="1"/>
-        <w:ind w:left="1440"/>
-        <w:rPr>
-          <w:color w:val="000000" w:themeColor="text1"/>
-        </w:rPr>
-      </w:pPr>
-      <w:r>
-        <w:rPr>
-          <w:color w:val="000000" w:themeColor="text1"/>
-        </w:rPr>
-        <w:t>Nhà cung cấp chuẩn bị nguyên liệu.</w:t>
-      </w:r>
-    </w:p>
-    <w:p>
-      <w:pPr>
-        <w:numPr>
-          <w:ilvl w:val="0"/>
-          <w:numId w:val="87"/>
-        </w:numPr>
-        <w:tabs>
-          <w:tab w:val="clear" w:pos="720"/>
-          <w:tab w:val="num" w:pos="1440"/>
-        </w:tabs>
-        <w:spacing w:before="100" w:beforeAutospacing="1" w:after="100" w:afterAutospacing="1"/>
-        <w:ind w:left="1440"/>
-        <w:rPr>
-          <w:color w:val="000000" w:themeColor="text1"/>
-        </w:rPr>
-      </w:pPr>
-      <w:r>
-        <w:rPr>
-          <w:color w:val="000000" w:themeColor="text1"/>
-        </w:rPr>
-        <w:t>Vận chuyển nguyên liệu đến kho.</w:t>
-      </w:r>
-    </w:p>
-    <w:p>
-      <w:pPr>
-        <w:numPr>
-          <w:ilvl w:val="0"/>
-          <w:numId w:val="87"/>
-        </w:numPr>
-        <w:tabs>
-          <w:tab w:val="clear" w:pos="720"/>
-          <w:tab w:val="num" w:pos="1440"/>
-        </w:tabs>
-        <w:spacing w:before="100" w:beforeAutospacing="1" w:after="100" w:afterAutospacing="1"/>
-        <w:ind w:left="1440"/>
-        <w:rPr>
-          <w:color w:val="000000" w:themeColor="text1"/>
-        </w:rPr>
-      </w:pPr>
-      <w:r>
-        <w:rPr>
-          <w:color w:val="000000" w:themeColor="text1"/>
-        </w:rPr>
-        <w:t>Kiểm tra chất lượng nguyên liệu.</w:t>
-      </w:r>
-    </w:p>
-    <w:p>
-      <w:pPr>
-        <w:numPr>
-          <w:ilvl w:val="0"/>
-          <w:numId w:val="87"/>
-        </w:numPr>
-        <w:tabs>
-          <w:tab w:val="clear" w:pos="720"/>
-          <w:tab w:val="num" w:pos="1440"/>
-        </w:tabs>
-        <w:spacing w:before="100" w:beforeAutospacing="1" w:after="100" w:afterAutospacing="1"/>
-        <w:ind w:left="1440"/>
-        <w:rPr>
-          <w:color w:val="000000" w:themeColor="text1"/>
-        </w:rPr>
-      </w:pPr>
-      <w:r>
-        <w:rPr>
-          <w:color w:val="000000" w:themeColor="text1"/>
-        </w:rPr>
-        <w:t>Nhập kho và put-away đúng vị trí.</w:t>
-      </w:r>
-    </w:p>
-    <w:p>
-      <w:pPr>
-        <w:pStyle w:val="NormalWeb"/>
-        <w:ind w:left="720"/>
-        <w:rPr>
-          <w:color w:val="000000" w:themeColor="text1"/>
-        </w:rPr>
-      </w:pPr>
-      <w:r>
-        <w:rPr>
-          <w:color w:val="000000" w:themeColor="text1"/>
-        </w:rPr>
-        <w:t xml:space="preserve">Tổng thời gian VA ước tính là </w:t>
-      </w:r>
-      <w:r>
-        <w:rPr>
-          <w:rStyle w:val="Strong"/>
-          <w:color w:val="000000" w:themeColor="text1"/>
-        </w:rPr>
-        <w:t>810 phút</w:t>
-      </w:r>
-      <w:r>
-        <w:rPr>
-          <w:color w:val="000000" w:themeColor="text1"/>
-        </w:rPr>
-        <w:t xml:space="preserve">, chiếm khoảng </w:t>
-      </w:r>
-      <w:r>
-        <w:rPr>
-          <w:rStyle w:val="Strong"/>
-          <w:color w:val="000000" w:themeColor="text1"/>
-        </w:rPr>
-        <w:t>38% tổng thời gian chu kỳ</w:t>
-      </w:r>
-      <w:r>
-        <w:rPr>
-          <w:color w:val="000000" w:themeColor="text1"/>
-        </w:rPr>
-        <w:t>.</w:t>
-      </w:r>
-    </w:p>
-    <w:p>
-      <w:pPr>
-        <w:pStyle w:val="Heading4"/>
-        <w:ind w:left="720"/>
-        <w:rPr>
-          <w:b/>
-          <w:bCs/>
-          <w:color w:val="000000" w:themeColor="text1"/>
-        </w:rPr>
-      </w:pPr>
-      <w:r>
-        <w:rPr>
-          <w:b/>
-          <w:bCs/>
-          <w:color w:val="000000" w:themeColor="text1"/>
-        </w:rPr>
-        <w:t>Hoạt động BVA</w:t>
-      </w:r>
-    </w:p>
-    <w:p>
-      <w:pPr>
-        <w:pStyle w:val="NormalWeb"/>
-        <w:ind w:left="720"/>
-        <w:rPr>
-          <w:color w:val="000000" w:themeColor="text1"/>
-        </w:rPr>
-      </w:pPr>
-      <w:r>
-        <w:rPr>
-          <w:color w:val="000000" w:themeColor="text1"/>
-        </w:rPr>
-        <w:t>Các hoạt động này không trực tiếp làm thay đổi nguyên liệu nhưng cần thiết để kiểm soát tài chính, chất lượng, truy xuất và tuân thủ quy trình:</w:t>
-      </w:r>
-    </w:p>
-    <w:p>
-      <w:pPr>
-        <w:numPr>
-          <w:ilvl w:val="0"/>
-          <w:numId w:val="88"/>
-        </w:numPr>
-        <w:tabs>
-          <w:tab w:val="clear" w:pos="720"/>
-          <w:tab w:val="num" w:pos="1440"/>
-        </w:tabs>
-        <w:spacing w:before="100" w:beforeAutospacing="1" w:after="100" w:afterAutospacing="1"/>
-        <w:ind w:left="1440"/>
-        <w:rPr>
-          <w:color w:val="000000" w:themeColor="text1"/>
-        </w:rPr>
-      </w:pPr>
-      <w:r>
-        <w:rPr>
-          <w:color w:val="000000" w:themeColor="text1"/>
-        </w:rPr>
-        <w:t>Kiểm tra tồn kho và lập yêu cầu mua.</w:t>
-      </w:r>
-    </w:p>
-    <w:p>
-      <w:pPr>
-        <w:numPr>
-          <w:ilvl w:val="0"/>
-          <w:numId w:val="88"/>
-        </w:numPr>
-        <w:tabs>
-          <w:tab w:val="clear" w:pos="720"/>
-          <w:tab w:val="num" w:pos="1440"/>
-        </w:tabs>
-        <w:spacing w:before="100" w:beforeAutospacing="1" w:after="100" w:afterAutospacing="1"/>
-        <w:ind w:left="1440"/>
-        <w:rPr>
-          <w:color w:val="000000" w:themeColor="text1"/>
-        </w:rPr>
-      </w:pPr>
-      <w:r>
-        <w:rPr>
-          <w:color w:val="000000" w:themeColor="text1"/>
-        </w:rPr>
-        <w:t>Lập, duyệt và phát hành PO.</w:t>
-      </w:r>
-    </w:p>
-    <w:p>
-      <w:pPr>
-        <w:numPr>
-          <w:ilvl w:val="0"/>
-          <w:numId w:val="88"/>
-        </w:numPr>
-        <w:tabs>
-          <w:tab w:val="clear" w:pos="720"/>
-          <w:tab w:val="num" w:pos="1440"/>
-        </w:tabs>
-        <w:spacing w:before="100" w:beforeAutospacing="1" w:after="100" w:afterAutospacing="1"/>
-        <w:ind w:left="1440"/>
-        <w:rPr>
-          <w:color w:val="000000" w:themeColor="text1"/>
-        </w:rPr>
-      </w:pPr>
-      <w:r>
-        <w:rPr>
-          <w:color w:val="000000" w:themeColor="text1"/>
-        </w:rPr>
-        <w:t>Kiểm tra nhà cung cấp.</w:t>
-      </w:r>
-    </w:p>
-    <w:p>
-      <w:pPr>
-        <w:numPr>
-          <w:ilvl w:val="0"/>
-          <w:numId w:val="88"/>
-        </w:numPr>
-        <w:tabs>
-          <w:tab w:val="clear" w:pos="720"/>
-          <w:tab w:val="num" w:pos="1440"/>
-        </w:tabs>
-        <w:spacing w:before="100" w:beforeAutospacing="1" w:after="100" w:afterAutospacing="1"/>
-        <w:ind w:left="1440"/>
-        <w:rPr>
-          <w:color w:val="000000" w:themeColor="text1"/>
-        </w:rPr>
-      </w:pPr>
-      <w:r>
-        <w:rPr>
-          <w:color w:val="000000" w:themeColor="text1"/>
-        </w:rPr>
-        <w:t>Đối chiếu hàng hóa và chứng từ.</w:t>
-      </w:r>
-    </w:p>
-    <w:p>
-      <w:pPr>
-        <w:numPr>
-          <w:ilvl w:val="0"/>
-          <w:numId w:val="88"/>
-        </w:numPr>
-        <w:tabs>
-          <w:tab w:val="clear" w:pos="720"/>
-          <w:tab w:val="num" w:pos="1440"/>
-        </w:tabs>
-        <w:spacing w:before="100" w:beforeAutospacing="1" w:after="100" w:afterAutospacing="1"/>
-        <w:ind w:left="1440"/>
-        <w:rPr>
-          <w:color w:val="000000" w:themeColor="text1"/>
-        </w:rPr>
-      </w:pPr>
-      <w:r>
-        <w:rPr>
-          <w:color w:val="000000" w:themeColor="text1"/>
-        </w:rPr>
-        <w:t>Tạo phiếu nhập kho.</w:t>
-      </w:r>
-    </w:p>
-    <w:p>
-      <w:pPr>
-        <w:numPr>
-          <w:ilvl w:val="0"/>
-          <w:numId w:val="88"/>
-        </w:numPr>
-        <w:tabs>
-          <w:tab w:val="clear" w:pos="720"/>
-          <w:tab w:val="num" w:pos="1440"/>
-        </w:tabs>
-        <w:spacing w:before="100" w:beforeAutospacing="1" w:after="100" w:afterAutospacing="1"/>
-        <w:ind w:left="1440"/>
-        <w:rPr>
-          <w:color w:val="000000" w:themeColor="text1"/>
-        </w:rPr>
-      </w:pPr>
-      <w:r>
-        <w:rPr>
-          <w:color w:val="000000" w:themeColor="text1"/>
-        </w:rPr>
-        <w:t>Cập nhật ERP.</w:t>
-      </w:r>
-    </w:p>
-    <w:p>
-      <w:pPr>
-        <w:numPr>
-          <w:ilvl w:val="0"/>
-          <w:numId w:val="88"/>
-        </w:numPr>
-        <w:tabs>
-          <w:tab w:val="clear" w:pos="720"/>
-          <w:tab w:val="num" w:pos="1440"/>
-        </w:tabs>
-        <w:spacing w:before="100" w:beforeAutospacing="1" w:after="100" w:afterAutospacing="1"/>
-        <w:ind w:left="1440"/>
-        <w:rPr>
-          <w:color w:val="000000" w:themeColor="text1"/>
-        </w:rPr>
-      </w:pPr>
-      <w:r>
-        <w:rPr>
-          <w:color w:val="000000" w:themeColor="text1"/>
-        </w:rPr>
-        <w:t>Đối chiếu hóa đơn và thanh toán.</w:t>
-      </w:r>
-    </w:p>
-    <w:p>
-      <w:pPr>
-        <w:pStyle w:val="NormalWeb"/>
-        <w:ind w:left="720"/>
-        <w:rPr>
-          <w:color w:val="000000" w:themeColor="text1"/>
-        </w:rPr>
-      </w:pPr>
-      <w:r>
-        <w:rPr>
-          <w:color w:val="000000" w:themeColor="text1"/>
-        </w:rPr>
-        <w:t xml:space="preserve">Tổng thời gian BVA là khoảng </w:t>
-      </w:r>
-      <w:r>
-        <w:rPr>
-          <w:rStyle w:val="Strong"/>
-          <w:color w:val="000000" w:themeColor="text1"/>
-        </w:rPr>
-        <w:t>240 phút</w:t>
-      </w:r>
-      <w:r>
-        <w:rPr>
-          <w:color w:val="000000" w:themeColor="text1"/>
-        </w:rPr>
-        <w:t xml:space="preserve">, chiếm </w:t>
-      </w:r>
-      <w:r>
-        <w:rPr>
-          <w:rStyle w:val="Strong"/>
-          <w:color w:val="000000" w:themeColor="text1"/>
-        </w:rPr>
-        <w:t>11,3% tổng thời gian chu kỳ</w:t>
-      </w:r>
-      <w:r>
-        <w:rPr>
-          <w:color w:val="000000" w:themeColor="text1"/>
-        </w:rPr>
-        <w:t>.</w:t>
-      </w:r>
-    </w:p>
-    <w:p>
-      <w:pPr>
-        <w:pStyle w:val="Heading4"/>
-        <w:ind w:left="720"/>
-        <w:rPr>
-          <w:b/>
-          <w:bCs/>
-          <w:color w:val="000000" w:themeColor="text1"/>
-        </w:rPr>
-      </w:pPr>
-      <w:r>
-        <w:rPr>
-          <w:b/>
-          <w:bCs/>
-          <w:color w:val="000000" w:themeColor="text1"/>
-        </w:rPr>
-        <w:t>Hoạt động NVA</w:t>
-      </w:r>
-    </w:p>
-    <w:p>
-      <w:pPr>
-        <w:pStyle w:val="NormalWeb"/>
-        <w:ind w:left="720"/>
-        <w:rPr>
-          <w:color w:val="000000" w:themeColor="text1"/>
-        </w:rPr>
-      </w:pPr>
-      <w:r>
-        <w:rPr>
-          <w:color w:val="000000" w:themeColor="text1"/>
-        </w:rPr>
-        <w:t>Hoạt động NVA chủ yếu là thời gian chờ giữa các bộ phận:</w:t>
-      </w:r>
-    </w:p>
-    <w:p>
-      <w:pPr>
-        <w:numPr>
-          <w:ilvl w:val="0"/>
-          <w:numId w:val="89"/>
-        </w:numPr>
-        <w:tabs>
-          <w:tab w:val="clear" w:pos="720"/>
-          <w:tab w:val="num" w:pos="1440"/>
-        </w:tabs>
-        <w:spacing w:before="100" w:beforeAutospacing="1" w:after="100" w:afterAutospacing="1"/>
-        <w:ind w:left="1440"/>
-        <w:rPr>
-          <w:color w:val="000000" w:themeColor="text1"/>
-        </w:rPr>
-      </w:pPr>
-      <w:r>
-        <w:rPr>
-          <w:color w:val="000000" w:themeColor="text1"/>
-        </w:rPr>
-        <w:t>Chờ PO được phê duyệt.</w:t>
-      </w:r>
-    </w:p>
-    <w:p>
-      <w:pPr>
-        <w:numPr>
-          <w:ilvl w:val="0"/>
-          <w:numId w:val="89"/>
-        </w:numPr>
-        <w:tabs>
-          <w:tab w:val="clear" w:pos="720"/>
-          <w:tab w:val="num" w:pos="1440"/>
-        </w:tabs>
-        <w:spacing w:before="100" w:beforeAutospacing="1" w:after="100" w:afterAutospacing="1"/>
-        <w:ind w:left="1440"/>
-        <w:rPr>
-          <w:color w:val="000000" w:themeColor="text1"/>
-        </w:rPr>
-      </w:pPr>
-      <w:r>
-        <w:rPr>
-          <w:color w:val="000000" w:themeColor="text1"/>
-        </w:rPr>
-        <w:t>Chờ nhà cung cấp chuẩn bị và bố trí giao hàng.</w:t>
-      </w:r>
-    </w:p>
-    <w:p>
-      <w:pPr>
-        <w:numPr>
-          <w:ilvl w:val="0"/>
-          <w:numId w:val="89"/>
-        </w:numPr>
-        <w:tabs>
-          <w:tab w:val="clear" w:pos="720"/>
-          <w:tab w:val="num" w:pos="1440"/>
-        </w:tabs>
-        <w:spacing w:before="100" w:beforeAutospacing="1" w:after="100" w:afterAutospacing="1"/>
-        <w:ind w:left="1440"/>
-        <w:rPr>
-          <w:color w:val="000000" w:themeColor="text1"/>
-        </w:rPr>
-      </w:pPr>
-      <w:r>
-        <w:rPr>
-          <w:color w:val="000000" w:themeColor="text1"/>
-        </w:rPr>
-        <w:t>Chờ QC tiếp nhận mẫu kiểm tra.</w:t>
-      </w:r>
-    </w:p>
-    <w:p>
-      <w:pPr>
-        <w:numPr>
-          <w:ilvl w:val="0"/>
-          <w:numId w:val="89"/>
-        </w:numPr>
-        <w:tabs>
-          <w:tab w:val="clear" w:pos="720"/>
-          <w:tab w:val="num" w:pos="1440"/>
-        </w:tabs>
-        <w:spacing w:before="100" w:beforeAutospacing="1" w:after="100" w:afterAutospacing="1"/>
-        <w:ind w:left="1440"/>
-        <w:rPr>
-          <w:color w:val="000000" w:themeColor="text1"/>
-        </w:rPr>
-      </w:pPr>
-      <w:r>
-        <w:rPr>
-          <w:color w:val="000000" w:themeColor="text1"/>
-        </w:rPr>
-        <w:t>Chờ hoàn thiện và đối chiếu chứng từ.</w:t>
-      </w:r>
-    </w:p>
-    <w:p>
-      <w:pPr>
-        <w:pStyle w:val="NormalWeb"/>
-        <w:ind w:left="720"/>
-        <w:rPr>
-          <w:color w:val="000000" w:themeColor="text1"/>
-        </w:rPr>
-      </w:pPr>
-      <w:r>
-        <w:rPr>
-          <w:color w:val="000000" w:themeColor="text1"/>
-        </w:rPr>
-        <w:t xml:space="preserve">Tổng thời gian NVA ước tính là </w:t>
-      </w:r>
-      <w:r>
-        <w:rPr>
-          <w:rStyle w:val="Strong"/>
-          <w:color w:val="000000" w:themeColor="text1"/>
-        </w:rPr>
-        <w:t>1.080 phút</w:t>
-      </w:r>
-      <w:r>
-        <w:rPr>
-          <w:color w:val="000000" w:themeColor="text1"/>
-        </w:rPr>
-        <w:t xml:space="preserve">, chiếm </w:t>
-      </w:r>
-      <w:r>
-        <w:rPr>
-          <w:rStyle w:val="Strong"/>
-          <w:color w:val="000000" w:themeColor="text1"/>
-        </w:rPr>
-        <w:t>50,7% tổng thời gian chu kỳ</w:t>
-      </w:r>
-      <w:r>
-        <w:rPr>
-          <w:color w:val="000000" w:themeColor="text1"/>
-        </w:rPr>
-        <w:t>. Đây là nhóm cần ưu tiên cải tiến.</w:t>
-      </w:r>
-    </w:p>
-    <w:p>
-      <w:pPr>
-        <w:pStyle w:val="ListParagraph"/>
-        <w:ind w:left="1440"/>
         <w:rPr>
           <w:rFonts w:ascii="Times New Roman" w:eastAsia="Times New Roman" w:hAnsi="Times New Roman" w:cs="Times New Roman"/>
           <w:b/>
@@ -2520,26 +3610,6 @@
           <w14:ligatures w14:val="none"/>
         </w:rPr>
       </w:pPr>
-    </w:p>
-    <w:p>
-      <w:pPr>
-        <w:pStyle w:val="ListParagraph"/>
-        <w:numPr>
-          <w:ilvl w:val="1"/>
-          <w:numId w:val="18"/>
-        </w:numPr>
-        <w:rPr>
-          <w:rFonts w:ascii="Times New Roman" w:eastAsia="Times New Roman" w:hAnsi="Times New Roman" w:cs="Times New Roman"/>
-          <w:b/>
-          <w:bCs/>
-          <w:color w:val="000000" w:themeColor="text1"/>
-          <w:kern w:val="0"/>
-          <w:sz w:val="26"/>
-          <w:szCs w:val="26"/>
-          <w:lang w:val="vi-VN"/>
-          <w14:ligatures w14:val="none"/>
-        </w:rPr>
-      </w:pPr>
       <w:r>
         <w:rPr>
           <w:rFonts w:ascii="Times New Roman" w:hAnsi="Times New Roman" w:cs="Times New Roman"/>
@@ -2680,6 +3750,7 @@
           <w:rStyle w:val="Strong"/>
           <w:color w:val="000000" w:themeColor="text1"/>
         </w:rPr>
+        <w:lastRenderedPageBreak/>
         <w:t>Lãng phí tồn kho:</w:t>
       </w:r>
       <w:r>
@@ -2965,6 +4036,28 @@
         <w:t xml:space="preserve"> và không phát sinh sai lệch.</w:t>
       </w:r>
     </w:p>
+    <w:p>
+      <w:pPr>
+        <w:pStyle w:val="NormalWeb"/>
+        <w:ind w:firstLine="720"/>
+        <w:rPr>
+          <w:b/>
+          <w:bCs/>
+          <w:color w:val="000000" w:themeColor="text1"/>
+          <w:sz w:val="26"/>
+          <w:szCs w:val="26"/>
+        </w:rPr>
+      </w:pPr>
+      <w:r>
+        <w:rPr>
+          <w:rStyle w:val="Strong"/>
+          <w:color w:val="000000" w:themeColor="text1"/>
+          <w:sz w:val="26"/>
+          <w:szCs w:val="26"/>
+        </w:rPr>
+        <w:t>Thời gian xử lý</w:t>
+      </w:r>
+    </w:p>
     <w:tbl>
       <w:tblPr>
         <w:tblStyle w:val="TableGrid"/>
@@ -3000,7 +4093,6 @@
                 <w:bCs/>
                 <w:color w:val="000000" w:themeColor="text1"/>
               </w:rPr>
-              <w:lastRenderedPageBreak/>
               <w:t>Hoạt động</w:t>
             </w:r>
           </w:p>
@@ -3307,6 +4399,7 @@
               <w:rPr>
                 <w:color w:val="000000" w:themeColor="text1"/>
               </w:rPr>
+              <w:lastRenderedPageBreak/>
               <w:t>Nhà cung cấp chuẩn bị hàng</w:t>
             </w:r>
           </w:p>
@@ -3711,30 +4804,39 @@
         <w:pStyle w:val="Heading4"/>
         <w:ind w:left="720"/>
         <w:rPr>
+          <w:rFonts w:ascii="Times New Roman" w:hAnsi="Times New Roman" w:cs="Times New Roman"/>
           <w:b/>
           <w:bCs/>
           <w:i w:val="0"/>
           <w:iCs w:val="0"/>
           <w:color w:val="000000" w:themeColor="text1"/>
+          <w:sz w:val="26"/>
+          <w:szCs w:val="26"/>
         </w:rPr>
       </w:pPr>
       <w:r>
         <w:rPr>
+          <w:rFonts w:ascii="Times New Roman" w:hAnsi="Times New Roman" w:cs="Times New Roman"/>
           <w:b/>
           <w:bCs/>
           <w:i w:val="0"/>
           <w:iCs w:val="0"/>
           <w:color w:val="000000" w:themeColor="text1"/>
+          <w:sz w:val="26"/>
+          <w:szCs w:val="26"/>
         </w:rPr>
         <w:t>Thời gian chờ</w:t>
       </w:r>
       <w:r>
         <w:rPr>
+          <w:rFonts w:ascii="Times New Roman" w:hAnsi="Times New Roman" w:cs="Times New Roman"/>
           <w:b/>
           <w:bCs/>
           <w:i w:val="0"/>
           <w:iCs w:val="0"/>
           <w:color w:val="000000" w:themeColor="text1"/>
+          <w:sz w:val="26"/>
+          <w:szCs w:val="26"/>
         </w:rPr>
         <w:tab/>
       </w:r>
@@ -4134,15 +5236,6 @@
           </m:r>
         </m:oMath>
       </m:oMathPara>
-    </w:p>
-    <w:p>
-      <w:pPr>
-        <w:pStyle w:val="NormalWeb"/>
-        <w:ind w:left="720"/>
-        <w:rPr>
-          <w:color w:val="000000" w:themeColor="text1"/>
-        </w:rPr>
-      </w:pPr>
     </w:p>
     <w:p>
       <w:pPr>
@@ -4344,15 +5437,6 @@
           </m:r>
         </m:oMath>
       </m:oMathPara>
-    </w:p>
-    <w:p>
-      <w:pPr>
-        <w:pStyle w:val="NormalWeb"/>
-        <w:ind w:left="1440"/>
-        <w:rPr>
-          <w:color w:val="000000" w:themeColor="text1"/>
-        </w:rPr>
-      </w:pPr>
     </w:p>
     <w:p>
       <w:pPr>
@@ -4716,76 +5800,6 @@
     <w:p>
       <w:pPr>
         <w:pStyle w:val="NormalWeb"/>
-        <w:ind w:left="1080"/>
-        <w:rPr>
-          <w:color w:val="000000" w:themeColor="text1"/>
-        </w:rPr>
-      </w:pPr>
-    </w:p>
-    <w:p>
-      <w:pPr>
-        <w:pStyle w:val="NormalWeb"/>
-        <w:ind w:left="1080"/>
-        <w:rPr>
-          <w:color w:val="000000" w:themeColor="text1"/>
-        </w:rPr>
-      </w:pPr>
-      <m:oMathPara>
-        <m:oMath>
-          <m:r>
-            <m:rPr>
-              <m:sty m:val="p"/>
-            </m:rPr>
-            <w:rPr>
-              <w:rFonts w:ascii="Cambria Math" w:hAnsi="Cambria Math"/>
-              <w:color w:val="000000" w:themeColor="text1"/>
-            </w:rPr>
-            <w:br/>
-          </m:r>
-        </m:oMath>
-        <m:oMath>
-          <m:r>
-            <w:rPr>
-              <w:rFonts w:ascii="Cambria Math" w:hAnsi="Cambria Math"/>
-              <w:color w:val="000000" w:themeColor="text1"/>
-            </w:rPr>
-            <m:t xml:space="preserve"> </m:t>
-          </m:r>
-          <w:sdt>
-            <w:sdtPr>
-              <w:rPr>
-                <w:rFonts w:ascii="Cambria Math" w:hAnsi="Cambria Math"/>
-                <w:i/>
-                <w:color w:val="000000" w:themeColor="text1"/>
-              </w:rPr>
-              <w:id w:val="1658951984"/>
-              <w:placeholder>
-                <w:docPart w:val="DefaultPlaceholder_2098659788"/>
-              </w:placeholder>
-              <w:temporary/>
-              <w:showingPlcHdr/>
-              <w:equation/>
-            </w:sdtPr>
-            <w:sdtContent>
-              <m:r>
-                <m:rPr>
-                  <m:sty m:val="p"/>
-                </m:rPr>
-                <w:rPr>
-                  <w:rStyle w:val="PlaceholderText"/>
-                  <w:rFonts w:ascii="Cambria Math" w:hAnsi="Cambria Math"/>
-                  <w:color w:val="000000" w:themeColor="text1"/>
-                </w:rPr>
-                <m:t>Type equation here.</m:t>
-              </m:r>
-            </w:sdtContent>
-          </w:sdt>
-        </m:oMath>
-      </m:oMathPara>
-    </w:p>
-    <w:p>
-      <w:pPr>
-        <w:pStyle w:val="NormalWeb"/>
         <w:ind w:left="720"/>
         <w:rPr>
           <w:color w:val="000000" w:themeColor="text1"/>
@@ -4795,6 +5809,7 @@
         <w:rPr>
           <w:color w:val="000000" w:themeColor="text1"/>
         </w:rPr>
+        <w:lastRenderedPageBreak/>
         <w:t xml:space="preserve">Như vậy, hoạt động xử lý thực tế chiếm </w:t>
       </w:r>
       <w:r>
@@ -5706,7 +6721,6 @@
         <w:rPr>
           <w:color w:val="000000" w:themeColor="text1"/>
         </w:rPr>
-        <w:lastRenderedPageBreak/>
         <w:t>Chi phí thời gian chờ</w:t>
       </w:r>
     </w:p>
@@ -5895,6 +6909,7 @@
         <w:rPr>
           <w:color w:val="000000" w:themeColor="text1"/>
         </w:rPr>
+        <w:lastRenderedPageBreak/>
         <w:t>Tổng chi phí quy trình</w:t>
       </w:r>
     </w:p>
@@ -7052,6 +8067,7 @@
         <w:rPr>
           <w:color w:val="000000" w:themeColor="text1"/>
         </w:rPr>
+        <w:lastRenderedPageBreak/>
         <w:t>Doanh nghiệp có thể giảm chi phí bằng cách:</w:t>
       </w:r>
     </w:p>
@@ -20590,579 +21606,6 @@
 </w:styles>
 </file>
 
-<file path=word/glossary/document.xml><?xml version="1.0" encoding="utf-8"?>
-<w:glossaryDocument xmlns:wpc="http://schemas.microsoft.com/office/word/2010/wordprocessingCanvas" xmlns:cx="http://schemas.microsoft.com/office/drawing/2014/chartex" xmlns:cx1="http://schemas.microsoft.com/office/drawing/2015/9/8/chartex" xmlns:cx2="http://schemas.microsoft.com/office/drawing/2015/10/21/chartex" xmlns:cx3="http://schemas.microsoft.com/office/drawing/2016/5/9/chartex" xmlns:cx4="http://schemas.microsoft.com/office/drawing/2016/5/10/chartex" xmlns:cx5="http://schemas.microsoft.com/office/drawing/2016/5/11/chartex" xmlns:cx6="http://schemas.microsoft.com/office/drawing/2016/5/12/chartex" xmlns:cx7="http://schemas.microsoft.com/office/drawing/2016/5/13/chartex" xmlns:cx8="http://schemas.microsoft.com/office/drawing/2016/5/14/chartex" xmlns:mc="http://schemas.openxmlformats.org/markup-compatibility/2006" xmlns:aink="http://schemas.microsoft.com/office/drawing/2016/ink" xmlns:am3d="http://schemas.microsoft.com/office/drawing/2017/model3d" xmlns:o="urn:schemas-microsoft-com:office:office" xmlns:oel="http://schemas.microsoft.com/office/2019/extlst" xmlns:r="http://schemas.openxmlformats.org/officeDocument/2006/relationships" xmlns:m="http://schemas.openxmlformats.org/officeDocument/2006/math" xmlns:v="urn:schemas-microsoft-com:vml" xmlns:wp14="http://schemas.microsoft.com/office/word/2010/wordprocessingDrawing" xmlns:wp="http://schemas.openxmlformats.org/drawingml/2006/wordprocessingDrawing" xmlns:w10="urn:schemas-microsoft-com:office:word" xmlns:w="http://schemas.openxmlformats.org/wordprocessingml/2006/main" xmlns:w14="http://schemas.microsoft.com/office/word/2010/wordml" xmlns:w15="http://schemas.microsoft.com/office/word/2012/wordml" xmlns:w16cex="http://schemas.microsoft.com/office/word/2018/wordml/cex" xmlns:w16cid="http://schemas.microsoft.com/office/word/2016/wordml/cid" xmlns:w16="http://schemas.microsoft.com/office/word/2018/wordml" xmlns:w16sdtdh="http://schemas.microsoft.com/office/word/2020/wordml/sdtdatahash" xmlns:w16se="http://schemas.microsoft.com/office/word/2015/wordml/symex" xmlns:wpg="http://schemas.microsoft.com/office/word/2010/wordprocessingGroup" xmlns:wpi="http://schemas.microsoft.com/office/word/2010/wordprocessingInk" xmlns:wne="http://schemas.microsoft.com/office/word/2006/wordml" xmlns:wps="http://schemas.microsoft.com/office/word/2010/wordprocessingShape" mc:Ignorable="w14 w15 w16se w16cid w16 w16cex w16sdtdh wp14">
-  <w:docParts>
-    <w:docPart>
-      <w:docPartPr>
-        <w:name w:val="DefaultPlaceholder_2098659788"/>
-        <w:category>
-          <w:name w:val="General"/>
-          <w:gallery w:val="placeholder"/>
-        </w:category>
-        <w:types>
-          <w:type w:val="bbPlcHdr"/>
-        </w:types>
-        <w:behaviors>
-          <w:behavior w:val="content"/>
-        </w:behaviors>
-        <w:guid w:val="{FACFC91D-6FEC-CF41-9FBA-2E5F7451C828}"/>
-      </w:docPartPr>
-      <w:docPartBody>
-        <w:p>
-          <w:r>
-            <w:rPr>
-              <w:rStyle w:val="PlaceholderText"/>
-            </w:rPr>
-            <w:t>Type equation here.</w:t>
-          </w:r>
-        </w:p>
-      </w:docPartBody>
-    </w:docPart>
-  </w:docParts>
-</w:glossaryDocument>
-</file>
-
-<file path=word/glossary/fontTable.xml><?xml version="1.0" encoding="utf-8"?>
-<w:fonts xmlns:mc="http://schemas.openxmlformats.org/markup-compatibility/2006" xmlns:r="http://schemas.openxmlformats.org/officeDocument/2006/relationships" xmlns:w="http://schemas.openxmlformats.org/wordprocessingml/2006/main" xmlns:w14="http://schemas.microsoft.com/office/word/2010/wordml" xmlns:w15="http://schemas.microsoft.com/office/word/2012/wordml" xmlns:w16cex="http://schemas.microsoft.com/office/word/2018/wordml/cex" xmlns:w16cid="http://schemas.microsoft.com/office/word/2016/wordml/cid" xmlns:w16="http://schemas.microsoft.com/office/word/2018/wordml" xmlns:w16sdtdh="http://schemas.microsoft.com/office/word/2020/wordml/sdtdatahash" xmlns:w16se="http://schemas.microsoft.com/office/word/2015/wordml/symex" mc:Ignorable="w14 w15 w16se w16cid w16 w16cex w16sdtdh">
-  <w:font w:name="Symbol">
-    <w:panose1 w:val="05050102010706020507"/>
-    <w:charset w:val="02"/>
-    <w:family w:val="decorative"/>
-    <w:pitch w:val="variable"/>
-    <w:sig w:usb0="00000003" w:usb1="10000000" w:usb2="00000000" w:usb3="00000000" w:csb0="80000001" w:csb1="00000000"/>
-  </w:font>
-  <w:font w:name="Times New Roman">
-    <w:panose1 w:val="02020603050405020304"/>
-    <w:charset w:val="00"/>
-    <w:family w:val="roman"/>
-    <w:pitch w:val="variable"/>
-    <w:sig w:usb0="E0002EFF" w:usb1="C000785B" w:usb2="00000009" w:usb3="00000000" w:csb0="000001FF" w:csb1="00000000"/>
-  </w:font>
-  <w:font w:name="Courier New">
-    <w:panose1 w:val="02070309020205020404"/>
-    <w:charset w:val="00"/>
-    <w:family w:val="modern"/>
-    <w:pitch w:val="fixed"/>
-    <w:sig w:usb0="E0002EFF" w:usb1="C0007843" w:usb2="00000009" w:usb3="00000000" w:csb0="000001FF" w:csb1="00000000"/>
-  </w:font>
-  <w:font w:name="Wingdings">
-    <w:panose1 w:val="05000000000000000000"/>
-    <w:charset w:val="4D"/>
-    <w:family w:val="decorative"/>
-    <w:pitch w:val="variable"/>
-    <w:sig w:usb0="00000003" w:usb1="00000000" w:usb2="00000000" w:usb3="00000000" w:csb0="80000001" w:csb1="00000000"/>
-  </w:font>
-  <w:font w:name="Calibri">
-    <w:panose1 w:val="020F0502020204030204"/>
-    <w:charset w:val="00"/>
-    <w:family w:val="swiss"/>
-    <w:pitch w:val="variable"/>
-    <w:sig w:usb0="E0002AFF" w:usb1="C000247B" w:usb2="00000009" w:usb3="00000000" w:csb0="000001FF" w:csb1="00000000"/>
-  </w:font>
-  <w:font w:name="Calibri Light">
-    <w:panose1 w:val="020F0302020204030204"/>
-    <w:charset w:val="00"/>
-    <w:family w:val="swiss"/>
-    <w:pitch w:val="variable"/>
-    <w:sig w:usb0="E4002EFF" w:usb1="C200247B" w:usb2="00000009" w:usb3="00000000" w:csb0="000001FF" w:csb1="00000000"/>
-  </w:font>
-  <w:font w:name="Cambria Math">
-    <w:panose1 w:val="02040503050406030204"/>
-    <w:charset w:val="00"/>
-    <w:family w:val="roman"/>
-    <w:pitch w:val="variable"/>
-    <w:sig w:usb0="E00002FF" w:usb1="420024FF" w:usb2="00000000" w:usb3="00000000" w:csb0="0000019F" w:csb1="00000000"/>
-  </w:font>
-</w:fonts>
-</file>
-
-<file path=word/glossary/settings.xml><?xml version="1.0" encoding="utf-8"?>
-<w:settings xmlns:mc="http://schemas.openxmlformats.org/markup-compatibility/2006" xmlns:o="urn:schemas-microsoft-com:office:office" xmlns:r="http://schemas.openxmlformats.org/officeDocument/2006/relationships" xmlns:m="http://schemas.openxmlformats.org/officeDocument/2006/math" xmlns:v="urn:schemas-microsoft-com:vml" xmlns:w10="urn:schemas-microsoft-com:office:word" xmlns:w="http://schemas.openxmlformats.org/wordprocessingml/2006/main" xmlns:w14="http://schemas.microsoft.com/office/word/2010/wordml" xmlns:w15="http://schemas.microsoft.com/office/word/2012/wordml" xmlns:w16cex="http://schemas.microsoft.com/office/word/2018/wordml/cex" xmlns:w16cid="http://schemas.microsoft.com/office/word/2016/wordml/cid" xmlns:w16="http://schemas.microsoft.com/office/word/2018/wordml" xmlns:w16sdtdh="http://schemas.microsoft.com/office/word/2020/wordml/sdtdatahash" xmlns:w16se="http://schemas.microsoft.com/office/word/2015/wordml/symex" xmlns:sl="http://schemas.openxmlformats.org/schemaLibrary/2006/main" mc:Ignorable="w14 w15 w16se w16cid w16 w16cex w16sdtdh">
-  <w:view w:val="normal"/>
-  <w:defaultTabStop w:val="720"/>
-  <w:characterSpacingControl w:val="doNotCompress"/>
-  <w:compat>
-    <w:useFELayout/>
-    <w:compatSetting w:name="compatibilityMode" w:uri="http://schemas.microsoft.com/office/word" w:val="15"/>
-    <w:compatSetting w:name="overrideTableStyleFontSizeAndJustification" w:uri="http://schemas.microsoft.com/office/word" w:val="1"/>
-    <w:compatSetting w:name="enableOpenTypeFeatures" w:uri="http://schemas.microsoft.com/office/word" w:val="1"/>
-    <w:compatSetting w:name="doNotFlipMirrorIndents" w:uri="http://schemas.microsoft.com/office/word" w:val="1"/>
-    <w:compatSetting w:name="differentiateMultirowTableHeaders" w:uri="http://schemas.microsoft.com/office/word" w:val="1"/>
-    <w:compatSetting w:name="useWord2013TrackBottomHyphenation" w:uri="http://schemas.microsoft.com/office/word" w:val="0"/>
-  </w:compat>
-  <w:rsids>
-    <w:rsidRoot w:val="008B19FC"/>
-    <w:rsid w:val="005D20B4"/>
-    <w:rsid w:val="008B19FC"/>
-    <w:rsid w:val="00A822E9"/>
-    <w:rsid w:val="00F24ED8"/>
-  </w:rsids>
-  <m:mathPr>
-    <m:mathFont m:val="Cambria Math"/>
-    <m:brkBin m:val="before"/>
-    <m:brkBinSub m:val="--"/>
-    <m:smallFrac m:val="0"/>
-    <m:dispDef/>
-    <m:lMargin m:val="0"/>
-    <m:rMargin m:val="0"/>
-    <m:defJc m:val="centerGroup"/>
-    <m:wrapIndent m:val="1440"/>
-    <m:intLim m:val="subSup"/>
-    <m:naryLim m:val="undOvr"/>
-  </m:mathPr>
-  <w:themeFontLang w:val="en-VN"/>
-  <w:clrSchemeMapping w:bg1="light1" w:t1="dark1" w:bg2="light2" w:t2="dark2" w:accent1="accent1" w:accent2="accent2" w:accent3="accent3" w:accent4="accent4" w:accent5="accent5" w:accent6="accent6" w:hyperlink="hyperlink" w:followedHyperlink="followedHyperlink"/>
-  <w:decimalSymbol w:val=","/>
-  <w:listSeparator w:val=","/>
-  <w15:chartTrackingRefBased/>
-</w:settings>
-</file>
-
-<file path=word/glossary/styles.xml><?xml version="1.0" encoding="utf-8"?>
-<w:styles xmlns:mc="http://schemas.openxmlformats.org/markup-compatibility/2006" xmlns:r="http://schemas.openxmlformats.org/officeDocument/2006/relationships" xmlns:w="http://schemas.openxmlformats.org/wordprocessingml/2006/main" xmlns:w14="http://schemas.microsoft.com/office/word/2010/wordml" xmlns:w15="http://schemas.microsoft.com/office/word/2012/wordml" xmlns:w16cex="http://schemas.microsoft.com/office/word/2018/wordml/cex" xmlns:w16cid="http://schemas.microsoft.com/office/word/2016/wordml/cid" xmlns:w16="http://schemas.microsoft.com/office/word/2018/wordml" xmlns:w16sdtdh="http://schemas.microsoft.com/office/word/2020/wordml/sdtdatahash" xmlns:w16se="http://schemas.microsoft.com/office/word/2015/wordml/symex" mc:Ignorable="w14 w15 w16se w16cid w16 w16cex w16sdtdh">
-  <w:docDefaults>
-    <w:rPrDefault>
-      <w:rPr>
-        <w:rFonts w:asciiTheme="minorHAnsi" w:eastAsiaTheme="minorEastAsia" w:hAnsiTheme="minorHAnsi" w:cstheme="minorBidi"/>
-        <w:kern w:val="2"/>
-        <w:sz w:val="24"/>
-        <w:szCs w:val="24"/>
-        <w:lang w:val="en-VN" w:eastAsia="en-US" w:bidi="ar-SA"/>
-        <w14:ligatures w14:val="standardContextual"/>
-      </w:rPr>
-    </w:rPrDefault>
-    <w:pPrDefault/>
-  </w:docDefaults>
-  <w:latentStyles w:defLockedState="0" w:defUIPriority="99" w:defSemiHidden="0" w:defUnhideWhenUsed="0" w:defQFormat="0" w:count="376">
-    <w:lsdException w:name="Normal" w:uiPriority="0" w:qFormat="1"/>
-    <w:lsdException w:name="heading 1" w:uiPriority="9" w:qFormat="1"/>
-    <w:lsdException w:name="heading 2" w:semiHidden="1" w:uiPriority="9" w:unhideWhenUsed="1" w:qFormat="1"/>
-    <w:lsdException w:name="heading 3" w:semiHidden="1" w:uiPriority="9" w:unhideWhenUsed="1" w:qFormat="1"/>
-    <w:lsdException w:name="heading 4" w:semiHidden="1" w:uiPriority="9" w:unhideWhenUsed="1" w:qFormat="1"/>
-    <w:lsdException w:name="heading 5" w:semiHidden="1" w:uiPriority="9" w:unhideWhenUsed="1" w:qFormat="1"/>
-    <w:lsdException w:name="heading 6" w:semiHidden="1" w:uiPriority="9" w:unhideWhenUsed="1" w:qFormat="1"/>
-    <w:lsdException w:name="heading 7" w:semiHidden="1" w:uiPriority="9" w:unhideWhenUsed="1" w:qFormat="1"/>
-    <w:lsdException w:name="heading 8" w:semiHidden="1" w:uiPriority="9" w:unhideWhenUsed="1" w:qFormat="1"/>
-    <w:lsdException w:name="heading 9" w:semiHidden="1" w:uiPriority="9" w:unhideWhenUsed="1" w:qFormat="1"/>
-    <w:lsdException w:name="index 1" w:semiHidden="1" w:unhideWhenUsed="1"/>
-    <w:lsdException w:name="index 2" w:semiHidden="1" w:unhideWhenUsed="1"/>
-    <w:lsdException w:name="index 3" w:semiHidden="1" w:unhideWhenUsed="1"/>
-    <w:lsdException w:name="index 4" w:semiHidden="1" w:unhideWhenUsed="1"/>
-    <w:lsdException w:name="index 5" w:semiHidden="1" w:unhideWhenUsed="1"/>
-    <w:lsdException w:name="index 6" w:semiHidden="1" w:unhideWhenUsed="1"/>
-    <w:lsdException w:name="index 7" w:semiHidden="1" w:unhideWhenUsed="1"/>
-    <w:lsdException w:name="index 8" w:semiHidden="1" w:unhideWhenUsed="1"/>
-    <w:lsdException w:name="index 9" w:semiHidden="1" w:unhideWhenUsed="1"/>
-    <w:lsdException w:name="toc 1" w:semiHidden="1" w:uiPriority="39" w:unhideWhenUsed="1"/>
-    <w:lsdException w:name="toc 2" w:semiHidden="1" w:uiPriority="39" w:unhideWhenUsed="1"/>
-    <w:lsdException w:name="toc 3" w:semiHidden="1" w:uiPriority="39" w:unhideWhenUsed="1"/>
-    <w:lsdException w:name="toc 4" w:semiHidden="1" w:uiPriority="39" w:unhideWhenUsed="1"/>
-    <w:lsdException w:name="toc 5" w:semiHidden="1" w:uiPriority="39" w:unhideWhenUsed="1"/>
-    <w:lsdException w:name="toc 6" w:semiHidden="1" w:uiPriority="39" w:unhideWhenUsed="1"/>
-    <w:lsdException w:name="toc 7" w:semiHidden="1" w:uiPriority="39" w:unhideWhenUsed="1"/>
-    <w:lsdException w:name="toc 8" w:semiHidden="1" w:uiPriority="39" w:unhideWhenUsed="1"/>
-    <w:lsdException w:name="toc 9" w:semiHidden="1" w:uiPriority="39" w:unhideWhenUsed="1"/>
-    <w:lsdException w:name="Normal Indent" w:semiHidden="1" w:unhideWhenUsed="1"/>
-    <w:lsdException w:name="footnote text" w:semiHidden="1" w:unhideWhenUsed="1"/>
-    <w:lsdException w:name="annotation text" w:semiHidden="1" w:unhideWhenUsed="1"/>
-    <w:lsdException w:name="header" w:semiHidden="1" w:unhideWhenUsed="1"/>
-    <w:lsdException w:name="footer" w:semiHidden="1" w:unhideWhenUsed="1"/>
-    <w:lsdException w:name="index heading" w:semiHidden="1" w:unhideWhenUsed="1"/>
-    <w:lsdException w:name="caption" w:semiHidden="1" w:uiPriority="35" w:unhideWhenUsed="1" w:qFormat="1"/>
-    <w:lsdException w:name="table of figures" w:semiHidden="1" w:unhideWhenUsed="1"/>
-    <w:lsdException w:name="envelope address" w:semiHidden="1" w:unhideWhenUsed="1"/>
-    <w:lsdException w:name="envelope return" w:semiHidden="1" w:unhideWhenUsed="1"/>
-    <w:lsdException w:name="footnote reference" w:semiHidden="1" w:unhideWhenUsed="1"/>
-    <w:lsdException w:name="annotation reference" w:semiHidden="1" w:unhideWhenUsed="1"/>
-    <w:lsdException w:name="line number" w:semiHidden="1" w:unhideWhenUsed="1"/>
-    <w:lsdException w:name="page number" w:semiHidden="1" w:unhideWhenUsed="1"/>
-    <w:lsdException w:name="endnote reference" w:semiHidden="1" w:unhideWhenUsed="1"/>
-    <w:lsdException w:name="endnote text" w:semiHidden="1" w:unhideWhenUsed="1"/>
-    <w:lsdException w:name="table of authorities" w:semiHidden="1" w:unhideWhenUsed="1"/>
-    <w:lsdException w:name="macro" w:semiHidden="1" w:unhideWhenUsed="1"/>
-    <w:lsdException w:name="toa heading" w:semiHidden="1" w:unhideWhenUsed="1"/>
-    <w:lsdException w:name="List" w:semiHidden="1" w:unhideWhenUsed="1"/>
-    <w:lsdException w:name="List Bullet" w:semiHidden="1" w:unhideWhenUsed="1"/>
-    <w:lsdException w:name="List Number" w:semiHidden="1" w:unhideWhenUsed="1"/>
-    <w:lsdException w:name="List 2" w:semiHidden="1" w:unhideWhenUsed="1"/>
-    <w:lsdException w:name="List 3" w:semiHidden="1" w:unhideWhenUsed="1"/>
-    <w:lsdException w:name="List 4" w:semiHidden="1" w:unhideWhenUsed="1"/>
-    <w:lsdException w:name="List 5" w:semiHidden="1" w:unhideWhenUsed="1"/>
-    <w:lsdException w:name="List Bullet 2" w:semiHidden="1" w:unhideWhenUsed="1"/>
-    <w:lsdException w:name="List Bullet 3" w:semiHidden="1" w:unhideWhenUsed="1"/>
-    <w:lsdException w:name="List Bullet 4" w:semiHidden="1" w:unhideWhenUsed="1"/>
-    <w:lsdException w:name="List Bullet 5" w:semiHidden="1" w:unhideWhenUsed="1"/>
-    <w:lsdException w:name="List Number 2" w:semiHidden="1" w:unhideWhenUsed="1"/>
-    <w:lsdException w:name="List Number 3" w:semiHidden="1" w:unhideWhenUsed="1"/>
-    <w:lsdException w:name="List Number 4" w:semiHidden="1" w:unhideWhenUsed="1"/>
-    <w:lsdException w:name="List Number 5" w:semiHidden="1" w:unhideWhenUsed="1"/>
-    <w:lsdException w:name="Title" w:uiPriority="10" w:qFormat="1"/>
-    <w:lsdException w:name="Closing" w:semiHidden="1" w:unhideWhenUsed="1"/>
-    <w:lsdException w:name="Signature" w:semiHidden="1" w:unhideWhenUsed="1"/>
-    <w:lsdException w:name="Default Paragraph Font" w:semiHidden="1" w:uiPriority="1" w:unhideWhenUsed="1"/>
-    <w:lsdException w:name="Body Text" w:semiHidden="1" w:unhideWhenUsed="1"/>
-    <w:lsdException w:name="Body Text Indent" w:semiHidden="1" w:unhideWhenUsed="1"/>
-    <w:lsdException w:name="List Continue" w:semiHidden="1" w:unhideWhenUsed="1"/>
-    <w:lsdException w:name="List Continue 2" w:semiHidden="1" w:unhideWhenUsed="1"/>
-    <w:lsdException w:name="List Continue 3" w:semiHidden="1" w:unhideWhenUsed="1"/>
-    <w:lsdException w:name="List Continue 4" w:semiHidden="1" w:unhideWhenUsed="1"/>
-    <w:lsdException w:name="List Continue 5" w:semiHidden="1" w:unhideWhenUsed="1"/>
-    <w:lsdException w:name="Message Header" w:semiHidden="1" w:unhideWhenUsed="1"/>
-    <w:lsdException w:name="Subtitle" w:uiPriority="11" w:qFormat="1"/>
-    <w:lsdException w:name="Salutation" w:semiHidden="1" w:unhideWhenUsed="1"/>
-    <w:lsdException w:name="Date" w:semiHidden="1" w:unhideWhenUsed="1"/>
-    <w:lsdException w:name="Body Text First Indent" w:semiHidden="1" w:unhideWhenUsed="1"/>
-    <w:lsdException w:name="Body Text First Indent 2" w:semiHidden="1" w:unhideWhenUsed="1"/>
-    <w:lsdException w:name="Note Heading" w:semiHidden="1" w:unhideWhenUsed="1"/>
-    <w:lsdException w:name="Body Text 2" w:semiHidden="1" w:unhideWhenUsed="1"/>
-    <w:lsdException w:name="Body Text 3" w:semiHidden="1" w:unhideWhenUsed="1"/>
-    <w:lsdException w:name="Body Text Indent 2" w:semiHidden="1" w:unhideWhenUsed="1"/>
-    <w:lsdException w:name="Body Text Indent 3" w:semiHidden="1" w:unhideWhenUsed="1"/>
-    <w:lsdException w:name="Block Text" w:semiHidden="1" w:unhideWhenUsed="1"/>
-    <w:lsdException w:name="Hyperlink" w:semiHidden="1" w:unhideWhenUsed="1"/>
-    <w:lsdException w:name="FollowedHyperlink" w:semiHidden="1" w:unhideWhenUsed="1"/>
-    <w:lsdException w:name="Strong" w:uiPriority="22" w:qFormat="1"/>
-    <w:lsdException w:name="Emphasis" w:uiPriority="20" w:qFormat="1"/>
-    <w:lsdException w:name="Document Map" w:semiHidden="1" w:unhideWhenUsed="1"/>
-    <w:lsdException w:name="Plain Text" w:semiHidden="1" w:unhideWhenUsed="1"/>
-    <w:lsdException w:name="E-mail Signature" w:semiHidden="1" w:unhideWhenUsed="1"/>
-    <w:lsdException w:name="HTML Top of Form" w:semiHidden="1" w:unhideWhenUsed="1"/>
-    <w:lsdException w:name="HTML Bottom of Form" w:semiHidden="1" w:unhideWhenUsed="1"/>
-    <w:lsdException w:name="Normal (Web)" w:semiHidden="1" w:unhideWhenUsed="1"/>
-    <w:lsdException w:name="HTML Acronym" w:semiHidden="1" w:unhideWhenUsed="1"/>
-    <w:lsdException w:name="HTML Address" w:semiHidden="1" w:unhideWhenUsed="1"/>
-    <w:lsdException w:name="HTML Cite" w:semiHidden="1" w:unhideWhenUsed="1"/>
-    <w:lsdException w:name="HTML Code" w:semiHidden="1" w:unhideWhenUsed="1"/>
-    <w:lsdException w:name="HTML Definition" w:semiHidden="1" w:unhideWhenUsed="1"/>
-    <w:lsdException w:name="HTML Keyboard" w:semiHidden="1" w:unhideWhenUsed="1"/>
-    <w:lsdException w:name="HTML Preformatted" w:semiHidden="1" w:unhideWhenUsed="1"/>
-    <w:lsdException w:name="HTML Sample" w:semiHidden="1" w:unhideWhenUsed="1"/>
-    <w:lsdException w:name="HTML Typewriter" w:semiHidden="1" w:unhideWhenUsed="1"/>
-    <w:lsdException w:name="HTML Variable" w:semiHidden="1" w:unhideWhenUsed="1"/>
-    <w:lsdException w:name="Normal Table" w:semiHidden="1" w:unhideWhenUsed="1"/>
-    <w:lsdException w:name="annotation subject" w:semiHidden="1" w:unhideWhenUsed="1"/>
-    <w:lsdException w:name="No List" w:semiHidden="1" w:unhideWhenUsed="1"/>
-    <w:lsdException w:name="Outline List 1" w:semiHidden="1" w:unhideWhenUsed="1"/>
-    <w:lsdException w:name="Outline List 2" w:semiHidden="1" w:unhideWhenUsed="1"/>
-    <w:lsdException w:name="Outline List 3" w:semiHidden="1" w:unhideWhenUsed="1"/>
-    <w:lsdException w:name="Table Simple 1" w:semiHidden="1" w:unhideWhenUsed="1"/>
-    <w:lsdException w:name="Table Simple 2" w:semiHidden="1" w:unhideWhenUsed="1"/>
-    <w:lsdException w:name="Table Simple 3" w:semiHidden="1" w:unhideWhenUsed="1"/>
-    <w:lsdException w:name="Table Classic 1" w:semiHidden="1" w:unhideWhenUsed="1"/>
-    <w:lsdException w:name="Table Classic 2" w:semiHidden="1" w:unhideWhenUsed="1"/>
-    <w:lsdException w:name="Table Classic 3" w:semiHidden="1" w:unhideWhenUsed="1"/>
-    <w:lsdException w:name="Table Classic 4" w:semiHidden="1" w:unhideWhenUsed="1"/>
-    <w:lsdException w:name="Table Colorful 1" w:semiHidden="1" w:unhideWhenUsed="1"/>
-    <w:lsdException w:name="Table Colorful 2" w:semiHidden="1" w:unhideWhenUsed="1"/>
-    <w:lsdException w:name="Table Colorful 3" w:semiHidden="1" w:unhideWhenUsed="1"/>
-    <w:lsdException w:name="Table Columns 1" w:semiHidden="1" w:unhideWhenUsed="1"/>
-    <w:lsdException w:name="Table Columns 2" w:semiHidden="1" w:unhideWhenUsed="1"/>
-    <w:lsdException w:name="Table Columns 3" w:semiHidden="1" w:unhideWhenUsed="1"/>
-    <w:lsdException w:name="Table Columns 4" w:semiHidden="1" w:unhideWhenUsed="1"/>
-    <w:lsdException w:name="Table Columns 5" w:semiHidden="1" w:unhideWhenUsed="1"/>
-    <w:lsdException w:name="Table Grid 1" w:semiHidden="1" w:unhideWhenUsed="1"/>
-    <w:lsdException w:name="Table Grid 2" w:semiHidden="1" w:unhideWhenUsed="1"/>
-    <w:lsdException w:name="Table Grid 3" w:semiHidden="1" w:unhideWhenUsed="1"/>
-    <w:lsdException w:name="Table Grid 4" w:semiHidden="1" w:unhideWhenUsed="1"/>
-    <w:lsdException w:name="Table Grid 5" w:semiHidden="1" w:unhideWhenUsed="1"/>
-    <w:lsdException w:name="Table Grid 6" w:semiHidden="1" w:unhideWhenUsed="1"/>
-    <w:lsdException w:name="Table Grid 7" w:semiHidden="1" w:unhideWhenUsed="1"/>
-    <w:lsdException w:name="Table Grid 8" w:semiHidden="1" w:unhideWhenUsed="1"/>
-    <w:lsdException w:name="Table List 1" w:semiHidden="1" w:unhideWhenUsed="1"/>
-    <w:lsdException w:name="Table List 2" w:semiHidden="1" w:unhideWhenUsed="1"/>
-    <w:lsdException w:name="Table List 3" w:semiHidden="1" w:unhideWhenUsed="1"/>
-    <w:lsdException w:name="Table List 4" w:semiHidden="1" w:unhideWhenUsed="1"/>
-    <w:lsdException w:name="Table List 5" w:semiHidden="1" w:unhideWhenUsed="1"/>
-    <w:lsdException w:name="Table List 6" w:semiHidden="1" w:unhideWhenUsed="1"/>
-    <w:lsdException w:name="Table List 7" w:semiHidden="1" w:unhideWhenUsed="1"/>
-    <w:lsdException w:name="Table List 8" w:semiHidden="1" w:unhideWhenUsed="1"/>
-    <w:lsdException w:name="Table 3D effects 1" w:semiHidden="1" w:unhideWhenUsed="1"/>
-    <w:lsdException w:name="Table 3D effects 2" w:semiHidden="1" w:unhideWhenUsed="1"/>
-    <w:lsdException w:name="Table 3D effects 3" w:semiHidden="1" w:unhideWhenUsed="1"/>
-    <w:lsdException w:name="Table Contemporary" w:semiHidden="1" w:unhideWhenUsed="1"/>
-    <w:lsdException w:name="Table Elegant" w:semiHidden="1" w:unhideWhenUsed="1"/>
-    <w:lsdException w:name="Table Professional" w:semiHidden="1" w:unhideWhenUsed="1"/>
-    <w:lsdException w:name="Table Subtle 1" w:semiHidden="1" w:unhideWhenUsed="1"/>
-    <w:lsdException w:name="Table Subtle 2" w:semiHidden="1" w:unhideWhenUsed="1"/>
-    <w:lsdException w:name="Table Web 1" w:semiHidden="1" w:unhideWhenUsed="1"/>
-    <w:lsdException w:name="Table Web 2" w:semiHidden="1" w:unhideWhenUsed="1"/>
-    <w:lsdException w:name="Table Web 3" w:semiHidden="1" w:unhideWhenUsed="1"/>
-    <w:lsdException w:name="Balloon Text" w:semiHidden="1" w:unhideWhenUsed="1"/>
-    <w:lsdException w:name="Table Grid" w:uiPriority="39"/>
-    <w:lsdException w:name="Table Theme" w:semiHidden="1" w:unhideWhenUsed="1"/>
-    <w:lsdException w:name="Placeholder Text" w:semiHidden="1"/>
-    <w:lsdException w:name="No Spacing" w:uiPriority="1" w:qFormat="1"/>
-    <w:lsdException w:name="Light Shading" w:uiPriority="60"/>
-    <w:lsdException w:name="Light List" w:uiPriority="61"/>
-    <w:lsdException w:name="Light Grid" w:uiPriority="62"/>
-    <w:lsdException w:name="Medium Shading 1" w:uiPriority="63"/>
-    <w:lsdException w:name="Medium Shading 2" w:uiPriority="64"/>
-    <w:lsdException w:name="Medium List 1" w:uiPriority="65"/>
-    <w:lsdException w:name="Medium List 2" w:uiPriority="66"/>
-    <w:lsdException w:name="Medium Grid 1" w:uiPriority="67"/>
-    <w:lsdException w:name="Medium Grid 2" w:uiPriority="68"/>
-    <w:lsdException w:name="Medium Grid 3" w:uiPriority="69"/>
-    <w:lsdException w:name="Dark List" w:uiPriority="70"/>
-    <w:lsdException w:name="Colorful Shading" w:uiPriority="71"/>
-    <w:lsdException w:name="Colorful List" w:uiPriority="72"/>
-    <w:lsdException w:name="Colorful Grid" w:uiPriority="73"/>
-    <w:lsdException w:name="Light Shading Accent 1" w:uiPriority="60"/>
-    <w:lsdException w:name="Light List Accent 1" w:uiPriority="61"/>
-    <w:lsdException w:name="Light Grid Accent 1" w:uiPriority="62"/>
-    <w:lsdException w:name="Medium Shading 1 Accent 1" w:uiPriority="63"/>
-    <w:lsdException w:name="Medium Shading 2 Accent 1" w:uiPriority="64"/>
-    <w:lsdException w:name="Medium List 1 Accent 1" w:uiPriority="65"/>
-    <w:lsdException w:name="Revision" w:semiHidden="1"/>
-    <w:lsdException w:name="List Paragraph" w:uiPriority="34" w:qFormat="1"/>
-    <w:lsdException w:name="Quote" w:uiPriority="29" w:qFormat="1"/>
-    <w:lsdException w:name="Intense Quote" w:uiPriority="30" w:qFormat="1"/>
-    <w:lsdException w:name="Medium List 2 Accent 1" w:uiPriority="66"/>
-    <w:lsdException w:name="Medium Grid 1 Accent 1" w:uiPriority="67"/>
-    <w:lsdException w:name="Medium Grid 2 Accent 1" w:uiPriority="68"/>
-    <w:lsdException w:name="Medium Grid 3 Accent 1" w:uiPriority="69"/>
-    <w:lsdException w:name="Dark List Accent 1" w:uiPriority="70"/>
-    <w:lsdException w:name="Colorful Shading Accent 1" w:uiPriority="71"/>
-    <w:lsdException w:name="Colorful List Accent 1" w:uiPriority="72"/>
-    <w:lsdException w:name="Colorful Grid Accent 1" w:uiPriority="73"/>
-    <w:lsdException w:name="Light Shading Accent 2" w:uiPriority="60"/>
-    <w:lsdException w:name="Light List Accent 2" w:uiPriority="61"/>
-    <w:lsdException w:name="Light Grid Accent 2" w:uiPriority="62"/>
-    <w:lsdException w:name="Medium Shading 1 Accent 2" w:uiPriority="63"/>
-    <w:lsdException w:name="Medium Shading 2 Accent 2" w:uiPriority="64"/>
-    <w:lsdException w:name="Medium List 1 Accent 2" w:uiPriority="65"/>
-    <w:lsdException w:name="Medium List 2 Accent 2" w:uiPriority="66"/>
-    <w:lsdException w:name="Medium Grid 1 Accent 2" w:uiPriority="67"/>
-    <w:lsdException w:name="Medium Grid 2 Accent 2" w:uiPriority="68"/>
-    <w:lsdException w:name="Medium Grid 3 Accent 2" w:uiPriority="69"/>
-    <w:lsdException w:name="Dark List Accent 2" w:uiPriority="70"/>
-    <w:lsdException w:name="Colorful Shading Accent 2" w:uiPriority="71"/>
-    <w:lsdException w:name="Colorful List Accent 2" w:uiPriority="72"/>
-    <w:lsdException w:name="Colorful Grid Accent 2" w:uiPriority="73"/>
-    <w:lsdException w:name="Light Shading Accent 3" w:uiPriority="60"/>
-    <w:lsdException w:name="Light List Accent 3" w:uiPriority="61"/>
-    <w:lsdException w:name="Light Grid Accent 3" w:uiPriority="62"/>
-    <w:lsdException w:name="Medium Shading 1 Accent 3" w:uiPriority="63"/>
-    <w:lsdException w:name="Medium Shading 2 Accent 3" w:uiPriority="64"/>
-    <w:lsdException w:name="Medium List 1 Accent 3" w:uiPriority="65"/>
-    <w:lsdException w:name="Medium List 2 Accent 3" w:uiPriority="66"/>
-    <w:lsdException w:name="Medium Grid 1 Accent 3" w:uiPriority="67"/>
-    <w:lsdException w:name="Medium Grid 2 Accent 3" w:uiPriority="68"/>
-    <w:lsdException w:name="Medium Grid 3 Accent 3" w:uiPriority="69"/>
-    <w:lsdException w:name="Dark List Accent 3" w:uiPriority="70"/>
-    <w:lsdException w:name="Colorful Shading Accent 3" w:uiPriority="71"/>
-    <w:lsdException w:name="Colorful List Accent 3" w:uiPriority="72"/>
-    <w:lsdException w:name="Colorful Grid Accent 3" w:uiPriority="73"/>
-    <w:lsdException w:name="Light Shading Accent 4" w:uiPriority="60"/>
-    <w:lsdException w:name="Light List Accent 4" w:uiPriority="61"/>
-    <w:lsdException w:name="Light Grid Accent 4" w:uiPriority="62"/>
-    <w:lsdException w:name="Medium Shading 1 Accent 4" w:uiPriority="63"/>
-    <w:lsdException w:name="Medium Shading 2 Accent 4" w:uiPriority="64"/>
-    <w:lsdException w:name="Medium List 1 Accent 4" w:uiPriority="65"/>
-    <w:lsdException w:name="Medium List 2 Accent 4" w:uiPriority="66"/>
-    <w:lsdException w:name="Medium Grid 1 Accent 4" w:uiPriority="67"/>
-    <w:lsdException w:name="Medium Grid 2 Accent 4" w:uiPriority="68"/>
-    <w:lsdException w:name="Medium Grid 3 Accent 4" w:uiPriority="69"/>
-    <w:lsdException w:name="Dark List Accent 4" w:uiPriority="70"/>
-    <w:lsdException w:name="Colorful Shading Accent 4" w:uiPriority="71"/>
-    <w:lsdException w:name="Colorful List Accent 4" w:uiPriority="72"/>
-    <w:lsdException w:name="Colorful Grid Accent 4" w:uiPriority="73"/>
-    <w:lsdException w:name="Light Shading Accent 5" w:uiPriority="60"/>
-    <w:lsdException w:name="Light List Accent 5" w:uiPriority="61"/>
-    <w:lsdException w:name="Light Grid Accent 5" w:uiPriority="62"/>
-    <w:lsdException w:name="Medium Shading 1 Accent 5" w:uiPriority="63"/>
-    <w:lsdException w:name="Medium Shading 2 Accent 5" w:uiPriority="64"/>
-    <w:lsdException w:name="Medium List 1 Accent 5" w:uiPriority="65"/>
-    <w:lsdException w:name="Medium List 2 Accent 5" w:uiPriority="66"/>
-    <w:lsdException w:name="Medium Grid 1 Accent 5" w:uiPriority="67"/>
-    <w:lsdException w:name="Medium Grid 2 Accent 5" w:uiPriority="68"/>
-    <w:lsdException w:name="Medium Grid 3 Accent 5" w:uiPriority="69"/>
-    <w:lsdException w:name="Dark List Accent 5" w:uiPriority="70"/>
-    <w:lsdException w:name="Colorful Shading Accent 5" w:uiPriority="71"/>
-    <w:lsdException w:name="Colorful List Accent 5" w:uiPriority="72"/>
-    <w:lsdException w:name="Colorful Grid Accent 5" w:uiPriority="73"/>
-    <w:lsdException w:name="Light Shading Accent 6" w:uiPriority="60"/>
-    <w:lsdException w:name="Light List Accent 6" w:uiPriority="61"/>
-    <w:lsdException w:name="Light Grid Accent 6" w:uiPriority="62"/>
-    <w:lsdException w:name="Medium Shading 1 Accent 6" w:uiPriority="63"/>
-    <w:lsdException w:name="Medium Shading 2 Accent 6" w:uiPriority="64"/>
-    <w:lsdException w:name="Medium List 1 Accent 6" w:uiPriority="65"/>
-    <w:lsdException w:name="Medium List 2 Accent 6" w:uiPriority="66"/>
-    <w:lsdException w:name="Medium Grid 1 Accent 6" w:uiPriority="67"/>
-    <w:lsdException w:name="Medium Grid 2 Accent 6" w:uiPriority="68"/>
-    <w:lsdException w:name="Medium Grid 3 Accent 6" w:uiPriority="69"/>
-    <w:lsdException w:name="Dark List Accent 6" w:uiPriority="70"/>
-    <w:lsdException w:name="Colorful Shading Accent 6" w:uiPriority="71"/>
-    <w:lsdException w:name="Colorful List Accent 6" w:uiPriority="72"/>
-    <w:lsdException w:name="Colorful Grid Accent 6" w:uiPriority="73"/>
-    <w:lsdException w:name="Subtle Emphasis" w:uiPriority="19" w:qFormat="1"/>
-    <w:lsdException w:name="Intense Emphasis" w:uiPriority="21" w:qFormat="1"/>
-    <w:lsdException w:name="Subtle Reference" w:uiPriority="31" w:qFormat="1"/>
-    <w:lsdException w:name="Intense Reference" w:uiPriority="32" w:qFormat="1"/>
-    <w:lsdException w:name="Book Title" w:uiPriority="33" w:qFormat="1"/>
-    <w:lsdException w:name="Bibliography" w:semiHidden="1" w:uiPriority="37" w:unhideWhenUsed="1"/>
-    <w:lsdException w:name="TOC Heading" w:semiHidden="1" w:uiPriority="39" w:unhideWhenUsed="1" w:qFormat="1"/>
-    <w:lsdException w:name="Plain Table 1" w:uiPriority="41"/>
-    <w:lsdException w:name="Plain Table 2" w:uiPriority="42"/>
-    <w:lsdException w:name="Plain Table 3" w:uiPriority="43"/>
-    <w:lsdException w:name="Plain Table 4" w:uiPriority="44"/>
-    <w:lsdException w:name="Plain Table 5" w:uiPriority="45"/>
-    <w:lsdException w:name="Grid Table Light" w:uiPriority="40"/>
-    <w:lsdException w:name="Grid Table 1 Light" w:uiPriority="46"/>
-    <w:lsdException w:name="Grid Table 2" w:uiPriority="47"/>
-    <w:lsdException w:name="Grid Table 3" w:uiPriority="48"/>
-    <w:lsdException w:name="Grid Table 4" w:uiPriority="49"/>
-    <w:lsdException w:name="Grid Table 5 Dark" w:uiPriority="50"/>
-    <w:lsdException w:name="Grid Table 6 Colorful" w:uiPriority="51"/>
-    <w:lsdException w:name="Grid Table 7 Colorful" w:uiPriority="52"/>
-    <w:lsdException w:name="Grid Table 1 Light Accent 1" w:uiPriority="46"/>
-    <w:lsdException w:name="Grid Table 2 Accent 1" w:uiPriority="47"/>
-    <w:lsdException w:name="Grid Table 3 Accent 1" w:uiPriority="48"/>
-    <w:lsdException w:name="Grid Table 4 Accent 1" w:uiPriority="49"/>
-    <w:lsdException w:name="Grid Table 5 Dark Accent 1" w:uiPriority="50"/>
-    <w:lsdException w:name="Grid Table 6 Colorful Accent 1" w:uiPriority="51"/>
-    <w:lsdException w:name="Grid Table 7 Colorful Accent 1" w:uiPriority="52"/>
-    <w:lsdException w:name="Grid Table 1 Light Accent 2" w:uiPriority="46"/>
-    <w:lsdException w:name="Grid Table 2 Accent 2" w:uiPriority="47"/>
-    <w:lsdException w:name="Grid Table 3 Accent 2" w:uiPriority="48"/>
-    <w:lsdException w:name="Grid Table 4 Accent 2" w:uiPriority="49"/>
-    <w:lsdException w:name="Grid Table 5 Dark Accent 2" w:uiPriority="50"/>
-    <w:lsdException w:name="Grid Table 6 Colorful Accent 2" w:uiPriority="51"/>
-    <w:lsdException w:name="Grid Table 7 Colorful Accent 2" w:uiPriority="52"/>
-    <w:lsdException w:name="Grid Table 1 Light Accent 3" w:uiPriority="46"/>
-    <w:lsdException w:name="Grid Table 2 Accent 3" w:uiPriority="47"/>
-    <w:lsdException w:name="Grid Table 3 Accent 3" w:uiPriority="48"/>
-    <w:lsdException w:name="Grid Table 4 Accent 3" w:uiPriority="49"/>
-    <w:lsdException w:name="Grid Table 5 Dark Accent 3" w:uiPriority="50"/>
-    <w:lsdException w:name="Grid Table 6 Colorful Accent 3" w:uiPriority="51"/>
-    <w:lsdException w:name="Grid Table 7 Colorful Accent 3" w:uiPriority="52"/>
-    <w:lsdException w:name="Grid Table 1 Light Accent 4" w:uiPriority="46"/>
-    <w:lsdException w:name="Grid Table 2 Accent 4" w:uiPriority="47"/>
-    <w:lsdException w:name="Grid Table 3 Accent 4" w:uiPriority="48"/>
-    <w:lsdException w:name="Grid Table 4 Accent 4" w:uiPriority="49"/>
-    <w:lsdException w:name="Grid Table 5 Dark Accent 4" w:uiPriority="50"/>
-    <w:lsdException w:name="Grid Table 6 Colorful Accent 4" w:uiPriority="51"/>
-    <w:lsdException w:name="Grid Table 7 Colorful Accent 4" w:uiPriority="52"/>
-    <w:lsdException w:name="Grid Table 1 Light Accent 5" w:uiPriority="46"/>
-    <w:lsdException w:name="Grid Table 2 Accent 5" w:uiPriority="47"/>
-    <w:lsdException w:name="Grid Table 3 Accent 5" w:uiPriority="48"/>
-    <w:lsdException w:name="Grid Table 4 Accent 5" w:uiPriority="49"/>
-    <w:lsdException w:name="Grid Table 5 Dark Accent 5" w:uiPriority="50"/>
-    <w:lsdException w:name="Grid Table 6 Colorful Accent 5" w:uiPriority="51"/>
-    <w:lsdException w:name="Grid Table 7 Colorful Accent 5" w:uiPriority="52"/>
-    <w:lsdException w:name="Grid Table 1 Light Accent 6" w:uiPriority="46"/>
-    <w:lsdException w:name="Grid Table 2 Accent 6" w:uiPriority="47"/>
-    <w:lsdException w:name="Grid Table 3 Accent 6" w:uiPriority="48"/>
-    <w:lsdException w:name="Grid Table 4 Accent 6" w:uiPriority="49"/>
-    <w:lsdException w:name="Grid Table 5 Dark Accent 6" w:uiPriority="50"/>
-    <w:lsdException w:name="Grid Table 6 Colorful Accent 6" w:uiPriority="51"/>
-    <w:lsdException w:name="Grid Table 7 Colorful Accent 6" w:uiPriority="52"/>
-    <w:lsdException w:name="List Table 1 Light" w:uiPriority="46"/>
-    <w:lsdException w:name="List Table 2" w:uiPriority="47"/>
-    <w:lsdException w:name="List Table 3" w:uiPriority="48"/>
-    <w:lsdException w:name="List Table 4" w:uiPriority="49"/>
-    <w:lsdException w:name="List Table 5 Dark" w:uiPriority="50"/>
-    <w:lsdException w:name="List Table 6 Colorful" w:uiPriority="51"/>
-    <w:lsdException w:name="List Table 7 Colorful" w:uiPriority="52"/>
-    <w:lsdException w:name="List Table 1 Light Accent 1" w:uiPriority="46"/>
-    <w:lsdException w:name="List Table 2 Accent 1" w:uiPriority="47"/>
-    <w:lsdException w:name="List Table 3 Accent 1" w:uiPriority="48"/>
-    <w:lsdException w:name="List Table 4 Accent 1" w:uiPriority="49"/>
-    <w:lsdException w:name="List Table 5 Dark Accent 1" w:uiPriority="50"/>
-    <w:lsdException w:name="List Table 6 Colorful Accent 1" w:uiPriority="51"/>
-    <w:lsdException w:name="List Table 7 Colorful Accent 1" w:uiPriority="52"/>
-    <w:lsdException w:name="List Table 1 Light Accent 2" w:uiPriority="46"/>
-    <w:lsdException w:name="List Table 2 Accent 2" w:uiPriority="47"/>
-    <w:lsdException w:name="List Table 3 Accent 2" w:uiPriority="48"/>
-    <w:lsdException w:name="List Table 4 Accent 2" w:uiPriority="49"/>
-    <w:lsdException w:name="List Table 5 Dark Accent 2" w:uiPriority="50"/>
-    <w:lsdException w:name="List Table 6 Colorful Accent 2" w:uiPriority="51"/>
-    <w:lsdException w:name="List Table 7 Colorful Accent 2" w:uiPriority="52"/>
-    <w:lsdException w:name="List Table 1 Light Accent 3" w:uiPriority="46"/>
-    <w:lsdException w:name="List Table 2 Accent 3" w:uiPriority="47"/>
-    <w:lsdException w:name="List Table 3 Accent 3" w:uiPriority="48"/>
-    <w:lsdException w:name="List Table 4 Accent 3" w:uiPriority="49"/>
-    <w:lsdException w:name="List Table 5 Dark Accent 3" w:uiPriority="50"/>
-    <w:lsdException w:name="List Table 6 Colorful Accent 3" w:uiPriority="51"/>
-    <w:lsdException w:name="List Table 7 Colorful Accent 3" w:uiPriority="52"/>
-    <w:lsdException w:name="List Table 1 Light Accent 4" w:uiPriority="46"/>
-    <w:lsdException w:name="List Table 2 Accent 4" w:uiPriority="47"/>
-    <w:lsdException w:name="List Table 3 Accent 4" w:uiPriority="48"/>
-    <w:lsdException w:name="List Table 4 Accent 4" w:uiPriority="49"/>
-    <w:lsdException w:name="List Table 5 Dark Accent 4" w:uiPriority="50"/>
-    <w:lsdException w:name="List Table 6 Colorful Accent 4" w:uiPriority="51"/>
-    <w:lsdException w:name="List Table 7 Colorful Accent 4" w:uiPriority="52"/>
-    <w:lsdException w:name="List Table 1 Light Accent 5" w:uiPriority="46"/>
-    <w:lsdException w:name="List Table 2 Accent 5" w:uiPriority="47"/>
-    <w:lsdException w:name="List Table 3 Accent 5" w:uiPriority="48"/>
-    <w:lsdException w:name="List Table 4 Accent 5" w:uiPriority="49"/>
-    <w:lsdException w:name="List Table 5 Dark Accent 5" w:uiPriority="50"/>
-    <w:lsdException w:name="List Table 6 Colorful Accent 5" w:uiPriority="51"/>
-    <w:lsdException w:name="List Table 7 Colorful Accent 5" w:uiPriority="52"/>
-    <w:lsdException w:name="List Table 1 Light Accent 6" w:uiPriority="46"/>
-    <w:lsdException w:name="List Table 2 Accent 6" w:uiPriority="47"/>
-    <w:lsdException w:name="List Table 3 Accent 6" w:uiPriority="48"/>
-    <w:lsdException w:name="List Table 4 Accent 6" w:uiPriority="49"/>
-    <w:lsdException w:name="List Table 5 Dark Accent 6" w:uiPriority="50"/>
-    <w:lsdException w:name="List Table 6 Colorful Accent 6" w:uiPriority="51"/>
-    <w:lsdException w:name="List Table 7 Colorful Accent 6" w:uiPriority="52"/>
-    <w:lsdException w:name="Mention" w:semiHidden="1" w:unhideWhenUsed="1"/>
-    <w:lsdException w:name="Smart Hyperlink" w:semiHidden="1" w:unhideWhenUsed="1"/>
-    <w:lsdException w:name="Hashtag" w:semiHidden="1" w:unhideWhenUsed="1"/>
-    <w:lsdException w:name="Unresolved Mention" w:semiHidden="1" w:unhideWhenUsed="1"/>
-    <w:lsdException w:name="Smart Link" w:semiHidden="1" w:unhideWhenUsed="1"/>
-  </w:latentStyles>
-  <w:style w:type="paragraph" w:default="1" w:styleId="Normal">
-    <w:name w:val="Normal"/>
-    <w:qFormat/>
-  </w:style>
-  <w:style w:type="character" w:default="1" w:styleId="DefaultParagraphFont">
-    <w:name w:val="Default Paragraph Font"/>
-    <w:uiPriority w:val="1"/>
-    <w:semiHidden/>
-    <w:unhideWhenUsed/>
-  </w:style>
-  <w:style w:type="table" w:default="1" w:styleId="TableNormal">
-    <w:name w:val="Normal Table"/>
-    <w:uiPriority w:val="99"/>
-    <w:semiHidden/>
-    <w:unhideWhenUsed/>
-    <w:tblPr>
-      <w:tblInd w:w="0" w:type="dxa"/>
-      <w:tblCellMar>
-        <w:top w:w="0" w:type="dxa"/>
-        <w:left w:w="108" w:type="dxa"/>
-        <w:bottom w:w="0" w:type="dxa"/>
-        <w:right w:w="108" w:type="dxa"/>
-      </w:tblCellMar>
-    </w:tblPr>
-  </w:style>
-  <w:style w:type="numbering" w:default="1" w:styleId="NoList">
-    <w:name w:val="No List"/>
-    <w:uiPriority w:val="99"/>
-    <w:semiHidden/>
-    <w:unhideWhenUsed/>
-  </w:style>
-  <w:style w:type="character" w:styleId="PlaceholderText">
-    <w:name w:val="Placeholder Text"/>
-    <w:basedOn w:val="DefaultParagraphFont"/>
-    <w:uiPriority w:val="99"/>
-    <w:semiHidden/>
-    <w:rsid w:val="008B19FC"/>
-    <w:rPr>
-      <w:color w:val="808080"/>
-    </w:rPr>
-  </w:style>
-</w:styles>
-</file>
-
-<file path=word/glossary/webSettings.xml><?xml version="1.0" encoding="utf-8"?>
-<w:webSettings xmlns:mc="http://schemas.openxmlformats.org/markup-compatibility/2006" xmlns:r="http://schemas.openxmlformats.org/officeDocument/2006/relationships" xmlns:w="http://schemas.openxmlformats.org/wordprocessingml/2006/main" xmlns:w14="http://schemas.microsoft.com/office/word/2010/wordml" xmlns:w15="http://schemas.microsoft.com/office/word/2012/wordml" xmlns:w16cex="http://schemas.microsoft.com/office/word/2018/wordml/cex" xmlns:w16cid="http://schemas.microsoft.com/office/word/2016/wordml/cid" xmlns:w16="http://schemas.microsoft.com/office/word/2018/wordml" xmlns:w16sdtdh="http://schemas.microsoft.com/office/word/2020/wordml/sdtdatahash" xmlns:w16se="http://schemas.microsoft.com/office/word/2015/wordml/symex" mc:Ignorable="w14 w15 w16se w16cid w16 w16cex w16sdtdh">
-  <w:optimizeForBrowser/>
-  <w:allowPNG/>
-</w:webSettings>
-</file>
-
 <file path=word/theme/theme1.xml><?xml version="1.0" encoding="utf-8"?>
 <a:theme xmlns:a="http://schemas.openxmlformats.org/drawingml/2006/main" name="Office Theme">
   <a:themeElements>
